--- a/Документы/экономическая_часть.docx
+++ b/Документы/экономическая_часть.docx
@@ -85,15 +85,7 @@
         <w:rPr>
           <w:sz w:val="28"/>
         </w:rPr>
-        <w:t xml:space="preserve"> по сравнению с существующими аналогами, оценить затраты на её разработку и прогнозируемую оку</w:t>
-      </w:r>
-      <w:bookmarkStart w:id="0" w:name="_GoBack"/>
-      <w:bookmarkEnd w:id="0"/>
-      <w:r>
-        <w:rPr>
-          <w:sz w:val="28"/>
-        </w:rPr>
-        <w:t>паемость.</w:t>
+        <w:t xml:space="preserve"> по сравнению с существующими аналогами, оценить затраты на её разработку и прогнозируемую окупаемость.</w:t>
       </w:r>
     </w:p>
     <w:p>
@@ -255,43 +247,2071 @@
           <w:color w:val="000000" w:themeColor="text1"/>
           <w:sz w:val="28"/>
         </w:rPr>
-        <w:t xml:space="preserve">Проведённая работа относится к </w:t>
-      </w:r>
-      <w:r>
-        <w:rPr>
-          <w:rStyle w:val="a4"/>
-          <w:rFonts w:eastAsiaTheme="majorEastAsia"/>
-          <w:b w:val="0"/>
+        <w:t>Чтобы оценить</w:t>
+      </w:r>
+      <w:r>
+        <w:rPr>
           <w:color w:val="000000" w:themeColor="text1"/>
           <w:sz w:val="28"/>
         </w:rPr>
-        <w:t>научно-исследовательской деятельности (НИР)</w:t>
+        <w:t xml:space="preserve"> научно-техническую продукцию</w:t>
       </w:r>
       <w:r>
         <w:rPr>
           <w:color w:val="000000" w:themeColor="text1"/>
           <w:sz w:val="28"/>
         </w:rPr>
-        <w:t>.</w:t>
+        <w:t xml:space="preserve"> </w:t>
       </w:r>
       <w:r>
         <w:rPr>
           <w:color w:val="000000" w:themeColor="text1"/>
           <w:sz w:val="28"/>
         </w:rPr>
+        <w:t>(</w:t>
+      </w:r>
+      <w:proofErr w:type="spellStart"/>
+      <w:r>
+        <w:rPr>
+          <w:color w:val="000000" w:themeColor="text1"/>
+          <w:sz w:val="28"/>
+        </w:rPr>
+        <w:t>НТПр</w:t>
+      </w:r>
+      <w:proofErr w:type="spellEnd"/>
+      <w:r>
+        <w:rPr>
+          <w:color w:val="000000" w:themeColor="text1"/>
+          <w:sz w:val="28"/>
+        </w:rPr>
+        <w:t>)</w:t>
+      </w:r>
+      <w:r>
+        <w:rPr>
+          <w:color w:val="000000" w:themeColor="text1"/>
+          <w:sz w:val="28"/>
+        </w:rPr>
+        <w:t>, необходимо рассчитать показатели научно-технической прогрессивности и новизну.</w:t>
+      </w:r>
+    </w:p>
+    <w:p>
+      <w:pPr>
+        <w:pStyle w:val="a3"/>
+        <w:spacing w:before="0" w:beforeAutospacing="0" w:after="0" w:afterAutospacing="0" w:line="360" w:lineRule="auto"/>
+        <w:jc w:val="both"/>
+        <w:rPr>
+          <w:color w:val="000000" w:themeColor="text1"/>
+          <w:sz w:val="28"/>
+        </w:rPr>
+      </w:pPr>
+    </w:p>
+    <w:p>
+      <w:pPr>
+        <w:pStyle w:val="3"/>
+        <w:spacing w:before="0" w:line="360" w:lineRule="auto"/>
+        <w:ind w:firstLine="709"/>
+        <w:jc w:val="both"/>
+        <w:rPr>
+          <w:rFonts w:ascii="Times New Roman" w:hAnsi="Times New Roman" w:cs="Times New Roman"/>
+          <w:color w:val="000000" w:themeColor="text1"/>
+          <w:sz w:val="28"/>
+        </w:rPr>
+      </w:pPr>
+      <w:r>
+        <w:rPr>
+          <w:rFonts w:ascii="Times New Roman" w:hAnsi="Times New Roman" w:cs="Times New Roman"/>
+          <w:color w:val="000000" w:themeColor="text1"/>
+          <w:sz w:val="28"/>
+        </w:rPr>
+        <w:t xml:space="preserve">4.2 </w:t>
+      </w:r>
+      <w:bookmarkStart w:id="0" w:name="_Toc88197541"/>
+      <w:bookmarkStart w:id="1" w:name="_Toc92802111"/>
+      <w:r>
+        <w:rPr>
+          <w:rFonts w:ascii="Times New Roman" w:hAnsi="Times New Roman" w:cs="Times New Roman"/>
+          <w:color w:val="000000" w:themeColor="text1"/>
+          <w:sz w:val="28"/>
+        </w:rPr>
+        <w:t>Оценка целесообразности выполнения разработки</w:t>
+      </w:r>
+      <w:bookmarkEnd w:id="0"/>
+      <w:bookmarkEnd w:id="1"/>
+      <w:r>
+        <w:rPr>
+          <w:rFonts w:ascii="Times New Roman" w:hAnsi="Times New Roman" w:cs="Times New Roman"/>
+          <w:color w:val="000000" w:themeColor="text1"/>
+          <w:sz w:val="28"/>
+        </w:rPr>
+        <w:t xml:space="preserve"> на основе определения ее технической прогрессивности</w:t>
+      </w:r>
+    </w:p>
+    <w:p>
+      <w:pPr>
+        <w:pStyle w:val="4"/>
+        <w:spacing w:before="0" w:line="360" w:lineRule="auto"/>
+        <w:ind w:firstLine="709"/>
+        <w:jc w:val="both"/>
+        <w:rPr>
+          <w:rFonts w:ascii="Times New Roman" w:hAnsi="Times New Roman" w:cs="Times New Roman"/>
+          <w:i w:val="0"/>
+          <w:color w:val="000000" w:themeColor="text1"/>
+          <w:sz w:val="28"/>
+        </w:rPr>
+      </w:pPr>
+      <w:r>
+        <w:rPr>
+          <w:rFonts w:ascii="Times New Roman" w:hAnsi="Times New Roman" w:cs="Times New Roman"/>
+          <w:i w:val="0"/>
+          <w:color w:val="000000" w:themeColor="text1"/>
+          <w:sz w:val="28"/>
+        </w:rPr>
+        <w:t>4.2.1 Оценка научно-технической прогрессивности</w:t>
+      </w:r>
+    </w:p>
+    <w:p>
+      <w:pPr>
+        <w:spacing w:after="0" w:line="360" w:lineRule="auto"/>
+        <w:ind w:firstLine="709"/>
+        <w:jc w:val="both"/>
+        <w:rPr>
+          <w:rFonts w:ascii="Times New Roman" w:hAnsi="Times New Roman" w:cs="Times New Roman"/>
+          <w:sz w:val="28"/>
+        </w:rPr>
+      </w:pPr>
+      <w:r>
+        <w:rPr>
+          <w:rFonts w:ascii="Times New Roman" w:hAnsi="Times New Roman" w:cs="Times New Roman"/>
+          <w:sz w:val="28"/>
+        </w:rPr>
+        <w:t>Технико-экономические обоснование целесообразности выполненной работы представляет из себя расчет оценки целесообразности разработки. Чтобы провести оценку целесообразности необходимо выполнить анализ результатов</w:t>
+      </w:r>
+      <w:r>
+        <w:rPr>
+          <w:rFonts w:ascii="Times New Roman" w:hAnsi="Times New Roman" w:cs="Times New Roman"/>
+          <w:sz w:val="28"/>
+        </w:rPr>
+        <w:t xml:space="preserve"> работы с целью определения и оценки интегрального показателя научно-технической прогрессивности.</w:t>
+      </w:r>
+    </w:p>
+    <w:p>
+      <w:pPr>
+        <w:spacing w:after="0" w:line="360" w:lineRule="auto"/>
+        <w:ind w:firstLine="709"/>
+        <w:rPr>
+          <w:rFonts w:ascii="Times New Roman" w:hAnsi="Times New Roman" w:cs="Times New Roman"/>
+          <w:sz w:val="28"/>
+        </w:rPr>
+      </w:pPr>
+      <w:r>
+        <w:rPr>
+          <w:rFonts w:ascii="Times New Roman" w:hAnsi="Times New Roman" w:cs="Times New Roman"/>
+          <w:sz w:val="28"/>
+        </w:rPr>
+        <w:lastRenderedPageBreak/>
+        <w:t>Для обоснования целесообразности разработки необходимо</w:t>
+      </w:r>
+      <w:r>
+        <w:rPr>
+          <w:rFonts w:ascii="Times New Roman" w:hAnsi="Times New Roman" w:cs="Times New Roman"/>
+          <w:sz w:val="28"/>
+        </w:rPr>
+        <w:t>:</w:t>
+      </w:r>
+    </w:p>
+    <w:p>
+      <w:pPr>
+        <w:pStyle w:val="a5"/>
+        <w:numPr>
+          <w:ilvl w:val="0"/>
+          <w:numId w:val="6"/>
+        </w:numPr>
+        <w:spacing w:after="0" w:line="360" w:lineRule="auto"/>
+        <w:ind w:left="0" w:firstLine="709"/>
+        <w:jc w:val="both"/>
+        <w:rPr>
+          <w:rFonts w:ascii="Times New Roman" w:hAnsi="Times New Roman" w:cs="Times New Roman"/>
+          <w:sz w:val="28"/>
+        </w:rPr>
+      </w:pPr>
+      <w:r>
+        <w:rPr>
+          <w:rFonts w:ascii="Times New Roman" w:hAnsi="Times New Roman" w:cs="Times New Roman"/>
+          <w:sz w:val="28"/>
+        </w:rPr>
+        <w:t xml:space="preserve">выбрать аналог разрабатываемого продукта для того, чтобы использовать его для сравнения с </w:t>
+      </w:r>
+      <w:proofErr w:type="spellStart"/>
+      <w:r>
+        <w:rPr>
+          <w:rFonts w:ascii="Times New Roman" w:hAnsi="Times New Roman" w:cs="Times New Roman"/>
+          <w:sz w:val="28"/>
+        </w:rPr>
+        <w:t>НТПр</w:t>
+      </w:r>
+      <w:proofErr w:type="spellEnd"/>
+      <w:r>
+        <w:rPr>
+          <w:rFonts w:ascii="Times New Roman" w:hAnsi="Times New Roman" w:cs="Times New Roman"/>
+          <w:sz w:val="28"/>
+        </w:rPr>
+        <w:t>;</w:t>
+      </w:r>
+    </w:p>
+    <w:p>
+      <w:pPr>
+        <w:pStyle w:val="a5"/>
+        <w:numPr>
+          <w:ilvl w:val="0"/>
+          <w:numId w:val="6"/>
+        </w:numPr>
+        <w:spacing w:after="0" w:line="360" w:lineRule="auto"/>
+        <w:ind w:left="0" w:firstLine="709"/>
+        <w:jc w:val="both"/>
+        <w:rPr>
+          <w:rFonts w:ascii="Times New Roman" w:hAnsi="Times New Roman" w:cs="Times New Roman"/>
+          <w:sz w:val="28"/>
+        </w:rPr>
+      </w:pPr>
+      <w:r>
+        <w:rPr>
+          <w:rFonts w:ascii="Times New Roman" w:hAnsi="Times New Roman" w:cs="Times New Roman"/>
+          <w:sz w:val="28"/>
+        </w:rPr>
+        <w:t>сформулировать перечень характеристик качества разработки по предлагаемому программному продукту</w:t>
+      </w:r>
+      <w:r>
+        <w:rPr>
+          <w:rFonts w:ascii="Times New Roman" w:hAnsi="Times New Roman" w:cs="Times New Roman"/>
+          <w:sz w:val="28"/>
+        </w:rPr>
+        <w:t>;</w:t>
+      </w:r>
+    </w:p>
+    <w:p>
+      <w:pPr>
+        <w:pStyle w:val="a5"/>
+        <w:numPr>
+          <w:ilvl w:val="0"/>
+          <w:numId w:val="6"/>
+        </w:numPr>
+        <w:spacing w:after="0" w:line="360" w:lineRule="auto"/>
+        <w:ind w:left="0" w:firstLine="709"/>
+        <w:jc w:val="both"/>
+        <w:rPr>
+          <w:rFonts w:ascii="Times New Roman" w:hAnsi="Times New Roman" w:cs="Times New Roman"/>
+          <w:sz w:val="28"/>
+        </w:rPr>
+      </w:pPr>
+      <w:r>
+        <w:rPr>
+          <w:rFonts w:ascii="Times New Roman" w:hAnsi="Times New Roman" w:cs="Times New Roman"/>
+          <w:sz w:val="28"/>
+        </w:rPr>
+        <w:t>определить конкретные значения характеристик и их значимость.</w:t>
+      </w:r>
+    </w:p>
+    <w:p>
+      <w:pPr>
+        <w:spacing w:after="0" w:line="360" w:lineRule="auto"/>
+        <w:ind w:firstLine="709"/>
+        <w:jc w:val="both"/>
+        <w:rPr>
+          <w:rFonts w:ascii="Times New Roman" w:hAnsi="Times New Roman" w:cs="Times New Roman"/>
+          <w:sz w:val="28"/>
+        </w:rPr>
+      </w:pPr>
+      <w:r>
+        <w:rPr>
+          <w:rFonts w:ascii="Times New Roman" w:hAnsi="Times New Roman" w:cs="Times New Roman"/>
+          <w:sz w:val="28"/>
+        </w:rPr>
+        <w:t xml:space="preserve">Оценка научно-технической прогрессивности разрабатываемой </w:t>
+      </w:r>
+      <w:proofErr w:type="spellStart"/>
+      <w:r>
+        <w:rPr>
+          <w:rFonts w:ascii="Times New Roman" w:hAnsi="Times New Roman" w:cs="Times New Roman"/>
+          <w:sz w:val="28"/>
+        </w:rPr>
+        <w:t>НТПр</w:t>
+      </w:r>
+      <w:proofErr w:type="spellEnd"/>
+      <w:r>
+        <w:rPr>
+          <w:rFonts w:ascii="Times New Roman" w:hAnsi="Times New Roman" w:cs="Times New Roman"/>
+          <w:sz w:val="28"/>
+        </w:rPr>
+        <w:t xml:space="preserve"> осуществляется на основе сравнения её характеристик с характеристиками существующего аналога. Для проведения оценки используется метод балльных оценок и нормативные таблицы показателей научно-технического уровня </w:t>
+      </w:r>
+      <w:proofErr w:type="spellStart"/>
+      <w:r>
+        <w:rPr>
+          <w:rFonts w:ascii="Times New Roman" w:hAnsi="Times New Roman" w:cs="Times New Roman"/>
+          <w:sz w:val="28"/>
+        </w:rPr>
+        <w:t>НТПр</w:t>
+      </w:r>
+      <w:proofErr w:type="spellEnd"/>
+      <w:r>
+        <w:rPr>
+          <w:rFonts w:ascii="Times New Roman" w:hAnsi="Times New Roman" w:cs="Times New Roman"/>
+          <w:sz w:val="28"/>
+        </w:rPr>
+        <w:t xml:space="preserve"> (таблица </w:t>
+      </w:r>
+      <w:r>
+        <w:rPr>
+          <w:rFonts w:ascii="Times New Roman" w:hAnsi="Times New Roman" w:cs="Times New Roman"/>
+          <w:sz w:val="28"/>
+        </w:rPr>
+        <w:t>4.</w:t>
+      </w:r>
+      <w:r>
+        <w:rPr>
+          <w:rFonts w:ascii="Times New Roman" w:hAnsi="Times New Roman" w:cs="Times New Roman"/>
+          <w:sz w:val="28"/>
+        </w:rPr>
+        <w:t xml:space="preserve">1), перспективности </w:t>
+      </w:r>
+      <w:proofErr w:type="spellStart"/>
+      <w:r>
+        <w:rPr>
+          <w:rFonts w:ascii="Times New Roman" w:hAnsi="Times New Roman" w:cs="Times New Roman"/>
+          <w:sz w:val="28"/>
+        </w:rPr>
+        <w:t>НТПр</w:t>
+      </w:r>
+      <w:proofErr w:type="spellEnd"/>
+      <w:r>
+        <w:rPr>
+          <w:rFonts w:ascii="Times New Roman" w:hAnsi="Times New Roman" w:cs="Times New Roman"/>
+          <w:sz w:val="28"/>
+        </w:rPr>
+        <w:t xml:space="preserve"> (таблица </w:t>
+      </w:r>
+      <w:r>
+        <w:rPr>
+          <w:rFonts w:ascii="Times New Roman" w:hAnsi="Times New Roman" w:cs="Times New Roman"/>
+          <w:sz w:val="28"/>
+        </w:rPr>
+        <w:t>4.</w:t>
+      </w:r>
+      <w:r>
+        <w:rPr>
+          <w:rFonts w:ascii="Times New Roman" w:hAnsi="Times New Roman" w:cs="Times New Roman"/>
+          <w:sz w:val="28"/>
+        </w:rPr>
+        <w:t xml:space="preserve">1) и возможности применения результатов </w:t>
+      </w:r>
+      <w:proofErr w:type="spellStart"/>
+      <w:r>
+        <w:rPr>
+          <w:rFonts w:ascii="Times New Roman" w:hAnsi="Times New Roman" w:cs="Times New Roman"/>
+          <w:sz w:val="28"/>
+        </w:rPr>
+        <w:t>НТПр</w:t>
+      </w:r>
+      <w:proofErr w:type="spellEnd"/>
+      <w:r>
+        <w:rPr>
+          <w:rFonts w:ascii="Times New Roman" w:hAnsi="Times New Roman" w:cs="Times New Roman"/>
+          <w:sz w:val="28"/>
+        </w:rPr>
+        <w:t xml:space="preserve"> (таблица </w:t>
+      </w:r>
+      <w:r>
+        <w:rPr>
+          <w:rFonts w:ascii="Times New Roman" w:hAnsi="Times New Roman" w:cs="Times New Roman"/>
+          <w:sz w:val="28"/>
+        </w:rPr>
+        <w:t>4.</w:t>
+      </w:r>
+      <w:r>
+        <w:rPr>
+          <w:rFonts w:ascii="Times New Roman" w:hAnsi="Times New Roman" w:cs="Times New Roman"/>
+          <w:sz w:val="28"/>
+        </w:rPr>
+        <w:t>2).</w:t>
+      </w:r>
+    </w:p>
+    <w:p>
+      <w:pPr>
+        <w:spacing w:after="0" w:line="240" w:lineRule="auto"/>
+        <w:jc w:val="both"/>
+        <w:rPr>
+          <w:rFonts w:ascii="Times New Roman" w:eastAsia="Times New Roman" w:hAnsi="Times New Roman" w:cs="Times New Roman"/>
+          <w:sz w:val="28"/>
+          <w:szCs w:val="24"/>
+          <w:lang w:eastAsia="ru-RU"/>
+        </w:rPr>
+      </w:pPr>
+      <w:r>
+        <w:rPr>
+          <w:rFonts w:ascii="Times New Roman" w:eastAsia="Times New Roman" w:hAnsi="Times New Roman" w:cs="Times New Roman"/>
+          <w:bCs/>
+          <w:sz w:val="28"/>
+          <w:szCs w:val="24"/>
+          <w:lang w:eastAsia="ru-RU"/>
+        </w:rPr>
+        <w:t xml:space="preserve">Таблица </w:t>
+      </w:r>
+      <w:r>
+        <w:rPr>
+          <w:rFonts w:ascii="Times New Roman" w:eastAsia="Times New Roman" w:hAnsi="Times New Roman" w:cs="Times New Roman"/>
+          <w:bCs/>
+          <w:sz w:val="28"/>
+          <w:szCs w:val="24"/>
+          <w:lang w:eastAsia="ru-RU"/>
+        </w:rPr>
+        <w:t>4.1</w:t>
+      </w:r>
+      <w:r>
+        <w:rPr>
+          <w:rFonts w:ascii="Times New Roman" w:eastAsia="Times New Roman" w:hAnsi="Times New Roman" w:cs="Times New Roman"/>
+          <w:bCs/>
+          <w:sz w:val="28"/>
+          <w:szCs w:val="24"/>
+          <w:lang w:eastAsia="ru-RU"/>
+        </w:rPr>
+        <w:t xml:space="preserve"> – Ориентировочная шкала оценки признаков научно-технического эффекта </w:t>
+      </w:r>
+      <w:proofErr w:type="spellStart"/>
+      <w:r>
+        <w:rPr>
+          <w:rFonts w:ascii="Times New Roman" w:eastAsia="Times New Roman" w:hAnsi="Times New Roman" w:cs="Times New Roman"/>
+          <w:bCs/>
+          <w:sz w:val="28"/>
+          <w:szCs w:val="24"/>
+          <w:lang w:eastAsia="ru-RU"/>
+        </w:rPr>
+        <w:t>НТПр</w:t>
+      </w:r>
+      <w:proofErr w:type="spellEnd"/>
+      <w:r>
+        <w:rPr>
+          <w:rFonts w:ascii="Times New Roman" w:eastAsia="Times New Roman" w:hAnsi="Times New Roman" w:cs="Times New Roman"/>
+          <w:bCs/>
+          <w:sz w:val="28"/>
+          <w:szCs w:val="24"/>
+          <w:lang w:eastAsia="ru-RU"/>
+        </w:rPr>
+        <w:t xml:space="preserve"> в баллах</w:t>
+      </w:r>
+    </w:p>
+    <w:tbl>
+      <w:tblPr>
+        <w:tblStyle w:val="a6"/>
+        <w:tblW w:w="0" w:type="auto"/>
+        <w:tblInd w:w="108" w:type="dxa"/>
+        <w:tblLook w:val="04A0" w:firstRow="1" w:lastRow="0" w:firstColumn="1" w:lastColumn="0" w:noHBand="0" w:noVBand="1"/>
+      </w:tblPr>
+      <w:tblGrid>
+        <w:gridCol w:w="3690"/>
+        <w:gridCol w:w="4390"/>
+        <w:gridCol w:w="1276"/>
+      </w:tblGrid>
+      <w:tr>
+        <w:tc>
+          <w:tcPr>
+            <w:tcW w:w="3690" w:type="dxa"/>
+            <w:hideMark/>
+          </w:tcPr>
+          <w:p>
+            <w:pPr>
+              <w:jc w:val="center"/>
+              <w:rPr>
+                <w:rFonts w:ascii="Times New Roman" w:eastAsia="Times New Roman" w:hAnsi="Times New Roman" w:cs="Times New Roman"/>
+                <w:bCs/>
+                <w:sz w:val="28"/>
+                <w:szCs w:val="28"/>
+                <w:lang w:eastAsia="ru-RU"/>
+              </w:rPr>
+            </w:pPr>
+            <w:r>
+              <w:rPr>
+                <w:rFonts w:ascii="Times New Roman" w:eastAsia="Times New Roman" w:hAnsi="Times New Roman" w:cs="Times New Roman"/>
+                <w:bCs/>
+                <w:sz w:val="28"/>
+                <w:szCs w:val="28"/>
+                <w:lang w:eastAsia="ru-RU"/>
+              </w:rPr>
+              <w:t xml:space="preserve">Признак </w:t>
+            </w:r>
+            <w:r>
+              <w:rPr>
+                <w:rFonts w:ascii="Times New Roman" w:eastAsia="Times New Roman" w:hAnsi="Times New Roman" w:cs="Times New Roman"/>
+                <w:bCs/>
+                <w:sz w:val="28"/>
+                <w:szCs w:val="28"/>
+                <w:lang w:eastAsia="ru-RU"/>
+              </w:rPr>
+              <w:t>научно-технического эффекта</w:t>
+            </w:r>
+            <w:r>
+              <w:rPr>
+                <w:rFonts w:ascii="Times New Roman" w:eastAsia="Times New Roman" w:hAnsi="Times New Roman" w:cs="Times New Roman"/>
+                <w:bCs/>
+                <w:sz w:val="28"/>
+                <w:szCs w:val="28"/>
+                <w:lang w:eastAsia="ru-RU"/>
+              </w:rPr>
+              <w:t xml:space="preserve"> </w:t>
+            </w:r>
+            <w:proofErr w:type="spellStart"/>
+            <w:r>
+              <w:rPr>
+                <w:rFonts w:ascii="Times New Roman" w:eastAsia="Times New Roman" w:hAnsi="Times New Roman" w:cs="Times New Roman"/>
+                <w:bCs/>
+                <w:sz w:val="28"/>
+                <w:szCs w:val="28"/>
+                <w:lang w:eastAsia="ru-RU"/>
+              </w:rPr>
+              <w:t>НТПр</w:t>
+            </w:r>
+            <w:proofErr w:type="spellEnd"/>
+          </w:p>
+        </w:tc>
+        <w:tc>
+          <w:tcPr>
+            <w:tcW w:w="4390" w:type="dxa"/>
+            <w:hideMark/>
+          </w:tcPr>
+          <w:p>
+            <w:pPr>
+              <w:jc w:val="center"/>
+              <w:rPr>
+                <w:rFonts w:ascii="Times New Roman" w:eastAsia="Times New Roman" w:hAnsi="Times New Roman" w:cs="Times New Roman"/>
+                <w:bCs/>
+                <w:sz w:val="28"/>
+                <w:szCs w:val="28"/>
+                <w:lang w:eastAsia="ru-RU"/>
+              </w:rPr>
+            </w:pPr>
+            <w:r>
+              <w:rPr>
+                <w:rFonts w:ascii="Times New Roman" w:eastAsia="Times New Roman" w:hAnsi="Times New Roman" w:cs="Times New Roman"/>
+                <w:bCs/>
+                <w:sz w:val="28"/>
+                <w:szCs w:val="28"/>
+                <w:lang w:eastAsia="ru-RU"/>
+              </w:rPr>
+              <w:t>Возможное определение</w:t>
+            </w:r>
+            <w:r>
+              <w:rPr>
+                <w:rFonts w:ascii="Times New Roman" w:eastAsia="Times New Roman" w:hAnsi="Times New Roman" w:cs="Times New Roman"/>
+                <w:bCs/>
+                <w:sz w:val="28"/>
+                <w:szCs w:val="28"/>
+                <w:lang w:eastAsia="ru-RU"/>
+              </w:rPr>
+              <w:t xml:space="preserve"> научно-технического эффекта </w:t>
+            </w:r>
+            <w:proofErr w:type="spellStart"/>
+            <w:r>
+              <w:rPr>
+                <w:rFonts w:ascii="Times New Roman" w:eastAsia="Times New Roman" w:hAnsi="Times New Roman" w:cs="Times New Roman"/>
+                <w:bCs/>
+                <w:sz w:val="28"/>
+                <w:szCs w:val="28"/>
+                <w:lang w:eastAsia="ru-RU"/>
+              </w:rPr>
+              <w:t>НТПр</w:t>
+            </w:r>
+            <w:proofErr w:type="spellEnd"/>
+          </w:p>
+        </w:tc>
+        <w:tc>
+          <w:tcPr>
+            <w:tcW w:w="1276" w:type="dxa"/>
+            <w:hideMark/>
+          </w:tcPr>
+          <w:p>
+            <w:pPr>
+              <w:jc w:val="center"/>
+              <w:rPr>
+                <w:rFonts w:ascii="Times New Roman" w:eastAsia="Times New Roman" w:hAnsi="Times New Roman" w:cs="Times New Roman"/>
+                <w:bCs/>
+                <w:sz w:val="28"/>
+                <w:szCs w:val="28"/>
+                <w:lang w:eastAsia="ru-RU"/>
+              </w:rPr>
+            </w:pPr>
+            <w:r>
+              <w:rPr>
+                <w:rFonts w:ascii="Times New Roman" w:eastAsia="Times New Roman" w:hAnsi="Times New Roman" w:cs="Times New Roman"/>
+                <w:bCs/>
+                <w:sz w:val="28"/>
+                <w:szCs w:val="28"/>
+                <w:lang w:eastAsia="ru-RU"/>
+              </w:rPr>
+              <w:t>Оценка в баллах</w:t>
+            </w:r>
+          </w:p>
+        </w:tc>
+      </w:tr>
+      <w:tr>
+        <w:tc>
+          <w:tcPr>
+            <w:tcW w:w="3690" w:type="dxa"/>
+            <w:vMerge w:val="restart"/>
+            <w:hideMark/>
+          </w:tcPr>
+          <w:p>
+            <w:pPr>
+              <w:jc w:val="center"/>
+              <w:rPr>
+                <w:rFonts w:ascii="Times New Roman" w:eastAsia="Times New Roman" w:hAnsi="Times New Roman" w:cs="Times New Roman"/>
+                <w:bCs/>
+                <w:sz w:val="28"/>
+                <w:szCs w:val="28"/>
+                <w:lang w:eastAsia="ru-RU"/>
+              </w:rPr>
+            </w:pPr>
+          </w:p>
+          <w:p>
+            <w:pPr>
+              <w:jc w:val="center"/>
+              <w:rPr>
+                <w:rFonts w:ascii="Times New Roman" w:eastAsia="Times New Roman" w:hAnsi="Times New Roman" w:cs="Times New Roman"/>
+                <w:bCs/>
+                <w:sz w:val="28"/>
+                <w:szCs w:val="28"/>
+                <w:lang w:eastAsia="ru-RU"/>
+              </w:rPr>
+            </w:pPr>
+          </w:p>
+          <w:p>
+            <w:pPr>
+              <w:jc w:val="center"/>
+              <w:rPr>
+                <w:rFonts w:ascii="Times New Roman" w:eastAsia="Times New Roman" w:hAnsi="Times New Roman" w:cs="Times New Roman"/>
+                <w:sz w:val="28"/>
+                <w:szCs w:val="28"/>
+                <w:lang w:eastAsia="ru-RU"/>
+              </w:rPr>
+            </w:pPr>
+            <w:r>
+              <w:rPr>
+                <w:rFonts w:ascii="Times New Roman" w:eastAsia="Times New Roman" w:hAnsi="Times New Roman" w:cs="Times New Roman"/>
+                <w:bCs/>
+                <w:sz w:val="28"/>
+                <w:szCs w:val="28"/>
+                <w:lang w:eastAsia="ru-RU"/>
+              </w:rPr>
+              <w:t>Научно-технический уровень (новизна)</w:t>
+            </w:r>
+          </w:p>
+        </w:tc>
+        <w:tc>
+          <w:tcPr>
+            <w:tcW w:w="4390" w:type="dxa"/>
+            <w:hideMark/>
+          </w:tcPr>
+          <w:p>
+            <w:pPr>
+              <w:rPr>
+                <w:rFonts w:ascii="Times New Roman" w:eastAsia="Times New Roman" w:hAnsi="Times New Roman" w:cs="Times New Roman"/>
+                <w:sz w:val="28"/>
+                <w:szCs w:val="28"/>
+                <w:lang w:eastAsia="ru-RU"/>
+              </w:rPr>
+            </w:pPr>
+            <w:r>
+              <w:rPr>
+                <w:rFonts w:ascii="Times New Roman" w:eastAsia="Times New Roman" w:hAnsi="Times New Roman" w:cs="Times New Roman"/>
+                <w:sz w:val="28"/>
+                <w:szCs w:val="28"/>
+                <w:lang w:eastAsia="ru-RU"/>
+              </w:rPr>
+              <w:t>Превышает мировые достижения</w:t>
+            </w:r>
+          </w:p>
+        </w:tc>
+        <w:tc>
+          <w:tcPr>
+            <w:tcW w:w="1276" w:type="dxa"/>
+            <w:hideMark/>
+          </w:tcPr>
+          <w:p>
+            <w:pPr>
+              <w:jc w:val="center"/>
+              <w:rPr>
+                <w:rFonts w:ascii="Times New Roman" w:eastAsia="Times New Roman" w:hAnsi="Times New Roman" w:cs="Times New Roman"/>
+                <w:sz w:val="28"/>
+                <w:szCs w:val="28"/>
+                <w:lang w:eastAsia="ru-RU"/>
+              </w:rPr>
+            </w:pPr>
+            <w:r>
+              <w:rPr>
+                <w:rFonts w:ascii="Times New Roman" w:eastAsia="Times New Roman" w:hAnsi="Times New Roman" w:cs="Times New Roman"/>
+                <w:sz w:val="28"/>
+                <w:szCs w:val="28"/>
+                <w:lang w:eastAsia="ru-RU"/>
+              </w:rPr>
+              <w:t>9–10</w:t>
+            </w:r>
+          </w:p>
+        </w:tc>
+      </w:tr>
+      <w:tr>
+        <w:tc>
+          <w:tcPr>
+            <w:tcW w:w="3690" w:type="dxa"/>
+            <w:vMerge/>
+            <w:hideMark/>
+          </w:tcPr>
+          <w:p>
+            <w:pPr>
+              <w:rPr>
+                <w:rFonts w:ascii="Times New Roman" w:eastAsia="Times New Roman" w:hAnsi="Times New Roman" w:cs="Times New Roman"/>
+                <w:sz w:val="28"/>
+                <w:szCs w:val="28"/>
+                <w:lang w:eastAsia="ru-RU"/>
+              </w:rPr>
+            </w:pPr>
+          </w:p>
+        </w:tc>
+        <w:tc>
+          <w:tcPr>
+            <w:tcW w:w="4390" w:type="dxa"/>
+            <w:hideMark/>
+          </w:tcPr>
+          <w:p>
+            <w:pPr>
+              <w:rPr>
+                <w:rFonts w:ascii="Times New Roman" w:eastAsia="Times New Roman" w:hAnsi="Times New Roman" w:cs="Times New Roman"/>
+                <w:sz w:val="28"/>
+                <w:szCs w:val="28"/>
+                <w:lang w:eastAsia="ru-RU"/>
+              </w:rPr>
+            </w:pPr>
+            <w:r>
+              <w:rPr>
+                <w:rFonts w:ascii="Times New Roman" w:eastAsia="Times New Roman" w:hAnsi="Times New Roman" w:cs="Times New Roman"/>
+                <w:sz w:val="28"/>
+                <w:szCs w:val="28"/>
+                <w:lang w:eastAsia="ru-RU"/>
+              </w:rPr>
+              <w:t>Находится на уровне мировых достижений</w:t>
+            </w:r>
+          </w:p>
+        </w:tc>
+        <w:tc>
+          <w:tcPr>
+            <w:tcW w:w="1276" w:type="dxa"/>
+            <w:hideMark/>
+          </w:tcPr>
+          <w:p>
+            <w:pPr>
+              <w:jc w:val="center"/>
+              <w:rPr>
+                <w:rFonts w:ascii="Times New Roman" w:eastAsia="Times New Roman" w:hAnsi="Times New Roman" w:cs="Times New Roman"/>
+                <w:sz w:val="28"/>
+                <w:szCs w:val="28"/>
+                <w:lang w:eastAsia="ru-RU"/>
+              </w:rPr>
+            </w:pPr>
+            <w:r>
+              <w:rPr>
+                <w:rFonts w:ascii="Times New Roman" w:eastAsia="Times New Roman" w:hAnsi="Times New Roman" w:cs="Times New Roman"/>
+                <w:sz w:val="28"/>
+                <w:szCs w:val="28"/>
+                <w:lang w:eastAsia="ru-RU"/>
+              </w:rPr>
+              <w:t>6–8</w:t>
+            </w:r>
+          </w:p>
+        </w:tc>
+      </w:tr>
+      <w:tr>
+        <w:tc>
+          <w:tcPr>
+            <w:tcW w:w="3690" w:type="dxa"/>
+            <w:vMerge/>
+            <w:hideMark/>
+          </w:tcPr>
+          <w:p>
+            <w:pPr>
+              <w:rPr>
+                <w:rFonts w:ascii="Times New Roman" w:eastAsia="Times New Roman" w:hAnsi="Times New Roman" w:cs="Times New Roman"/>
+                <w:sz w:val="28"/>
+                <w:szCs w:val="28"/>
+                <w:lang w:eastAsia="ru-RU"/>
+              </w:rPr>
+            </w:pPr>
+          </w:p>
+        </w:tc>
+        <w:tc>
+          <w:tcPr>
+            <w:tcW w:w="4390" w:type="dxa"/>
+            <w:hideMark/>
+          </w:tcPr>
+          <w:p>
+            <w:pPr>
+              <w:rPr>
+                <w:rFonts w:ascii="Times New Roman" w:eastAsia="Times New Roman" w:hAnsi="Times New Roman" w:cs="Times New Roman"/>
+                <w:sz w:val="28"/>
+                <w:szCs w:val="28"/>
+                <w:lang w:eastAsia="ru-RU"/>
+              </w:rPr>
+            </w:pPr>
+            <w:r>
+              <w:rPr>
+                <w:rFonts w:ascii="Times New Roman" w:eastAsia="Times New Roman" w:hAnsi="Times New Roman" w:cs="Times New Roman"/>
+                <w:sz w:val="28"/>
+                <w:szCs w:val="28"/>
+                <w:lang w:eastAsia="ru-RU"/>
+              </w:rPr>
+              <w:t>Приближается к мировым достижениям</w:t>
+            </w:r>
+          </w:p>
+        </w:tc>
+        <w:tc>
+          <w:tcPr>
+            <w:tcW w:w="1276" w:type="dxa"/>
+            <w:hideMark/>
+          </w:tcPr>
+          <w:p>
+            <w:pPr>
+              <w:jc w:val="center"/>
+              <w:rPr>
+                <w:rFonts w:ascii="Times New Roman" w:eastAsia="Times New Roman" w:hAnsi="Times New Roman" w:cs="Times New Roman"/>
+                <w:sz w:val="28"/>
+                <w:szCs w:val="28"/>
+                <w:lang w:eastAsia="ru-RU"/>
+              </w:rPr>
+            </w:pPr>
+            <w:r>
+              <w:rPr>
+                <w:rFonts w:ascii="Times New Roman" w:eastAsia="Times New Roman" w:hAnsi="Times New Roman" w:cs="Times New Roman"/>
+                <w:sz w:val="28"/>
+                <w:szCs w:val="28"/>
+                <w:lang w:eastAsia="ru-RU"/>
+              </w:rPr>
+              <w:t>3–5</w:t>
+            </w:r>
+          </w:p>
+        </w:tc>
+      </w:tr>
+      <w:tr>
+        <w:tc>
+          <w:tcPr>
+            <w:tcW w:w="3690" w:type="dxa"/>
+            <w:vMerge/>
+            <w:hideMark/>
+          </w:tcPr>
+          <w:p>
+            <w:pPr>
+              <w:rPr>
+                <w:rFonts w:ascii="Times New Roman" w:eastAsia="Times New Roman" w:hAnsi="Times New Roman" w:cs="Times New Roman"/>
+                <w:sz w:val="28"/>
+                <w:szCs w:val="28"/>
+                <w:lang w:eastAsia="ru-RU"/>
+              </w:rPr>
+            </w:pPr>
+          </w:p>
+        </w:tc>
+        <w:tc>
+          <w:tcPr>
+            <w:tcW w:w="4390" w:type="dxa"/>
+            <w:hideMark/>
+          </w:tcPr>
+          <w:p>
+            <w:pPr>
+              <w:rPr>
+                <w:rFonts w:ascii="Times New Roman" w:eastAsia="Times New Roman" w:hAnsi="Times New Roman" w:cs="Times New Roman"/>
+                <w:sz w:val="28"/>
+                <w:szCs w:val="28"/>
+                <w:lang w:eastAsia="ru-RU"/>
+              </w:rPr>
+            </w:pPr>
+            <w:r>
+              <w:rPr>
+                <w:rFonts w:ascii="Times New Roman" w:eastAsia="Times New Roman" w:hAnsi="Times New Roman" w:cs="Times New Roman"/>
+                <w:sz w:val="28"/>
+                <w:szCs w:val="28"/>
+                <w:lang w:eastAsia="ru-RU"/>
+              </w:rPr>
+              <w:t>Тривиальный</w:t>
+            </w:r>
+          </w:p>
+        </w:tc>
+        <w:tc>
+          <w:tcPr>
+            <w:tcW w:w="1276" w:type="dxa"/>
+            <w:hideMark/>
+          </w:tcPr>
+          <w:p>
+            <w:pPr>
+              <w:jc w:val="center"/>
+              <w:rPr>
+                <w:rFonts w:ascii="Times New Roman" w:eastAsia="Times New Roman" w:hAnsi="Times New Roman" w:cs="Times New Roman"/>
+                <w:sz w:val="28"/>
+                <w:szCs w:val="28"/>
+                <w:lang w:eastAsia="ru-RU"/>
+              </w:rPr>
+            </w:pPr>
+            <w:r>
+              <w:rPr>
+                <w:rFonts w:ascii="Times New Roman" w:eastAsia="Times New Roman" w:hAnsi="Times New Roman" w:cs="Times New Roman"/>
+                <w:sz w:val="28"/>
+                <w:szCs w:val="28"/>
+                <w:lang w:eastAsia="ru-RU"/>
+              </w:rPr>
+              <w:t>1–2</w:t>
+            </w:r>
+          </w:p>
+        </w:tc>
+      </w:tr>
+      <w:tr>
+        <w:tc>
+          <w:tcPr>
+            <w:tcW w:w="3690" w:type="dxa"/>
+            <w:vMerge w:val="restart"/>
+            <w:hideMark/>
+          </w:tcPr>
+          <w:p>
+            <w:pPr>
+              <w:jc w:val="center"/>
+              <w:rPr>
+                <w:rFonts w:ascii="Times New Roman" w:eastAsia="Times New Roman" w:hAnsi="Times New Roman" w:cs="Times New Roman"/>
+                <w:bCs/>
+                <w:sz w:val="28"/>
+                <w:szCs w:val="28"/>
+                <w:lang w:eastAsia="ru-RU"/>
+              </w:rPr>
+            </w:pPr>
+          </w:p>
+          <w:p>
+            <w:pPr>
+              <w:jc w:val="center"/>
+              <w:rPr>
+                <w:rFonts w:ascii="Times New Roman" w:eastAsia="Times New Roman" w:hAnsi="Times New Roman" w:cs="Times New Roman"/>
+                <w:sz w:val="28"/>
+                <w:szCs w:val="28"/>
+                <w:lang w:eastAsia="ru-RU"/>
+              </w:rPr>
+            </w:pPr>
+            <w:r>
+              <w:rPr>
+                <w:rFonts w:ascii="Times New Roman" w:eastAsia="Times New Roman" w:hAnsi="Times New Roman" w:cs="Times New Roman"/>
+                <w:bCs/>
+                <w:sz w:val="28"/>
+                <w:szCs w:val="28"/>
+                <w:lang w:eastAsia="ru-RU"/>
+              </w:rPr>
+              <w:t>Перспективность</w:t>
+            </w:r>
+          </w:p>
+        </w:tc>
+        <w:tc>
+          <w:tcPr>
+            <w:tcW w:w="4390" w:type="dxa"/>
+            <w:hideMark/>
+          </w:tcPr>
+          <w:p>
+            <w:pPr>
+              <w:rPr>
+                <w:rFonts w:ascii="Times New Roman" w:eastAsia="Times New Roman" w:hAnsi="Times New Roman" w:cs="Times New Roman"/>
+                <w:sz w:val="28"/>
+                <w:szCs w:val="28"/>
+                <w:lang w:eastAsia="ru-RU"/>
+              </w:rPr>
+            </w:pPr>
+            <w:r>
+              <w:rPr>
+                <w:rFonts w:ascii="Times New Roman" w:eastAsia="Times New Roman" w:hAnsi="Times New Roman" w:cs="Times New Roman"/>
+                <w:sz w:val="28"/>
+                <w:szCs w:val="28"/>
+                <w:lang w:eastAsia="ru-RU"/>
+              </w:rPr>
+              <w:t>Первостепенная важность</w:t>
+            </w:r>
+          </w:p>
+        </w:tc>
+        <w:tc>
+          <w:tcPr>
+            <w:tcW w:w="1276" w:type="dxa"/>
+            <w:hideMark/>
+          </w:tcPr>
+          <w:p>
+            <w:pPr>
+              <w:jc w:val="center"/>
+              <w:rPr>
+                <w:rFonts w:ascii="Times New Roman" w:eastAsia="Times New Roman" w:hAnsi="Times New Roman" w:cs="Times New Roman"/>
+                <w:sz w:val="28"/>
+                <w:szCs w:val="28"/>
+                <w:lang w:eastAsia="ru-RU"/>
+              </w:rPr>
+            </w:pPr>
+            <w:r>
+              <w:rPr>
+                <w:rFonts w:ascii="Times New Roman" w:eastAsia="Times New Roman" w:hAnsi="Times New Roman" w:cs="Times New Roman"/>
+                <w:sz w:val="28"/>
+                <w:szCs w:val="28"/>
+                <w:lang w:eastAsia="ru-RU"/>
+              </w:rPr>
+              <w:t>8–10</w:t>
+            </w:r>
+          </w:p>
+        </w:tc>
+      </w:tr>
+      <w:tr>
+        <w:tc>
+          <w:tcPr>
+            <w:tcW w:w="3690" w:type="dxa"/>
+            <w:vMerge/>
+            <w:hideMark/>
+          </w:tcPr>
+          <w:p>
+            <w:pPr>
+              <w:rPr>
+                <w:rFonts w:ascii="Times New Roman" w:eastAsia="Times New Roman" w:hAnsi="Times New Roman" w:cs="Times New Roman"/>
+                <w:sz w:val="28"/>
+                <w:szCs w:val="28"/>
+                <w:lang w:eastAsia="ru-RU"/>
+              </w:rPr>
+            </w:pPr>
+          </w:p>
+        </w:tc>
+        <w:tc>
+          <w:tcPr>
+            <w:tcW w:w="4390" w:type="dxa"/>
+            <w:hideMark/>
+          </w:tcPr>
+          <w:p>
+            <w:pPr>
+              <w:rPr>
+                <w:rFonts w:ascii="Times New Roman" w:eastAsia="Times New Roman" w:hAnsi="Times New Roman" w:cs="Times New Roman"/>
+                <w:sz w:val="28"/>
+                <w:szCs w:val="28"/>
+                <w:lang w:eastAsia="ru-RU"/>
+              </w:rPr>
+            </w:pPr>
+            <w:r>
+              <w:rPr>
+                <w:rFonts w:ascii="Times New Roman" w:eastAsia="Times New Roman" w:hAnsi="Times New Roman" w:cs="Times New Roman"/>
+                <w:sz w:val="28"/>
+                <w:szCs w:val="28"/>
+                <w:lang w:eastAsia="ru-RU"/>
+              </w:rPr>
+              <w:t>Важная</w:t>
+            </w:r>
+          </w:p>
+        </w:tc>
+        <w:tc>
+          <w:tcPr>
+            <w:tcW w:w="1276" w:type="dxa"/>
+            <w:hideMark/>
+          </w:tcPr>
+          <w:p>
+            <w:pPr>
+              <w:jc w:val="center"/>
+              <w:rPr>
+                <w:rFonts w:ascii="Times New Roman" w:eastAsia="Times New Roman" w:hAnsi="Times New Roman" w:cs="Times New Roman"/>
+                <w:sz w:val="28"/>
+                <w:szCs w:val="28"/>
+                <w:lang w:eastAsia="ru-RU"/>
+              </w:rPr>
+            </w:pPr>
+            <w:r>
+              <w:rPr>
+                <w:rFonts w:ascii="Times New Roman" w:eastAsia="Times New Roman" w:hAnsi="Times New Roman" w:cs="Times New Roman"/>
+                <w:sz w:val="28"/>
+                <w:szCs w:val="28"/>
+                <w:lang w:eastAsia="ru-RU"/>
+              </w:rPr>
+              <w:t>5–7</w:t>
+            </w:r>
+          </w:p>
+        </w:tc>
+      </w:tr>
+      <w:tr>
+        <w:tc>
+          <w:tcPr>
+            <w:tcW w:w="3690" w:type="dxa"/>
+            <w:vMerge/>
+            <w:hideMark/>
+          </w:tcPr>
+          <w:p>
+            <w:pPr>
+              <w:rPr>
+                <w:rFonts w:ascii="Times New Roman" w:eastAsia="Times New Roman" w:hAnsi="Times New Roman" w:cs="Times New Roman"/>
+                <w:sz w:val="28"/>
+                <w:szCs w:val="28"/>
+                <w:lang w:eastAsia="ru-RU"/>
+              </w:rPr>
+            </w:pPr>
+          </w:p>
+        </w:tc>
+        <w:tc>
+          <w:tcPr>
+            <w:tcW w:w="4390" w:type="dxa"/>
+            <w:hideMark/>
+          </w:tcPr>
+          <w:p>
+            <w:pPr>
+              <w:rPr>
+                <w:rFonts w:ascii="Times New Roman" w:eastAsia="Times New Roman" w:hAnsi="Times New Roman" w:cs="Times New Roman"/>
+                <w:sz w:val="28"/>
+                <w:szCs w:val="28"/>
+                <w:lang w:eastAsia="ru-RU"/>
+              </w:rPr>
+            </w:pPr>
+            <w:r>
+              <w:rPr>
+                <w:rFonts w:ascii="Times New Roman" w:eastAsia="Times New Roman" w:hAnsi="Times New Roman" w:cs="Times New Roman"/>
+                <w:sz w:val="28"/>
+                <w:szCs w:val="28"/>
+                <w:lang w:eastAsia="ru-RU"/>
+              </w:rPr>
+              <w:t>Полезная</w:t>
+            </w:r>
+          </w:p>
+        </w:tc>
+        <w:tc>
+          <w:tcPr>
+            <w:tcW w:w="1276" w:type="dxa"/>
+            <w:hideMark/>
+          </w:tcPr>
+          <w:p>
+            <w:pPr>
+              <w:jc w:val="center"/>
+              <w:rPr>
+                <w:rFonts w:ascii="Times New Roman" w:eastAsia="Times New Roman" w:hAnsi="Times New Roman" w:cs="Times New Roman"/>
+                <w:sz w:val="28"/>
+                <w:szCs w:val="28"/>
+                <w:lang w:eastAsia="ru-RU"/>
+              </w:rPr>
+            </w:pPr>
+            <w:r>
+              <w:rPr>
+                <w:rFonts w:ascii="Times New Roman" w:eastAsia="Times New Roman" w:hAnsi="Times New Roman" w:cs="Times New Roman"/>
+                <w:sz w:val="28"/>
+                <w:szCs w:val="28"/>
+                <w:lang w:eastAsia="ru-RU"/>
+              </w:rPr>
+              <w:t>1–4</w:t>
+            </w:r>
+          </w:p>
+        </w:tc>
+      </w:tr>
+    </w:tbl>
+    <w:p>
+      <w:pPr>
+        <w:spacing w:after="0" w:line="360" w:lineRule="auto"/>
+        <w:ind w:firstLine="709"/>
+        <w:jc w:val="both"/>
+        <w:rPr>
+          <w:rFonts w:ascii="Times New Roman" w:hAnsi="Times New Roman" w:cs="Times New Roman"/>
+          <w:sz w:val="28"/>
+        </w:rPr>
+      </w:pPr>
+    </w:p>
+    <w:p>
+      <w:pPr>
+        <w:spacing w:after="0" w:line="240" w:lineRule="auto"/>
+        <w:jc w:val="both"/>
+        <w:rPr>
+          <w:rFonts w:ascii="Times New Roman" w:eastAsia="Times New Roman" w:hAnsi="Times New Roman" w:cs="Times New Roman"/>
+          <w:sz w:val="28"/>
+          <w:szCs w:val="24"/>
+          <w:lang w:eastAsia="ru-RU"/>
+        </w:rPr>
+      </w:pPr>
+      <w:r>
+        <w:rPr>
+          <w:rFonts w:ascii="Times New Roman" w:eastAsia="Times New Roman" w:hAnsi="Times New Roman" w:cs="Times New Roman"/>
+          <w:bCs/>
+          <w:sz w:val="28"/>
+          <w:szCs w:val="24"/>
+          <w:lang w:eastAsia="ru-RU"/>
+        </w:rPr>
+        <w:t xml:space="preserve">Таблица </w:t>
+      </w:r>
+      <w:r>
+        <w:rPr>
+          <w:rFonts w:ascii="Times New Roman" w:eastAsia="Times New Roman" w:hAnsi="Times New Roman" w:cs="Times New Roman"/>
+          <w:bCs/>
+          <w:sz w:val="28"/>
+          <w:szCs w:val="24"/>
+          <w:lang w:eastAsia="ru-RU"/>
+        </w:rPr>
+        <w:t>4.</w:t>
+      </w:r>
+      <w:r>
+        <w:rPr>
+          <w:rFonts w:ascii="Times New Roman" w:eastAsia="Times New Roman" w:hAnsi="Times New Roman" w:cs="Times New Roman"/>
+          <w:bCs/>
+          <w:sz w:val="28"/>
+          <w:szCs w:val="24"/>
+          <w:lang w:eastAsia="ru-RU"/>
+        </w:rPr>
+        <w:t xml:space="preserve">2 – Ориентировочная шкала оценки возможности применения результатов </w:t>
+      </w:r>
+      <w:proofErr w:type="spellStart"/>
+      <w:r>
+        <w:rPr>
+          <w:rFonts w:ascii="Times New Roman" w:eastAsia="Times New Roman" w:hAnsi="Times New Roman" w:cs="Times New Roman"/>
+          <w:bCs/>
+          <w:sz w:val="28"/>
+          <w:szCs w:val="24"/>
+          <w:lang w:eastAsia="ru-RU"/>
+        </w:rPr>
+        <w:t>НТПр</w:t>
+      </w:r>
+      <w:proofErr w:type="spellEnd"/>
+      <w:r>
+        <w:rPr>
+          <w:rFonts w:ascii="Times New Roman" w:eastAsia="Times New Roman" w:hAnsi="Times New Roman" w:cs="Times New Roman"/>
+          <w:bCs/>
+          <w:sz w:val="28"/>
+          <w:szCs w:val="24"/>
+          <w:lang w:eastAsia="ru-RU"/>
+        </w:rPr>
+        <w:t xml:space="preserve"> в баллах </w:t>
+      </w:r>
+    </w:p>
+    <w:tbl>
+      <w:tblPr>
+        <w:tblStyle w:val="a6"/>
+        <w:tblW w:w="0" w:type="auto"/>
+        <w:tblInd w:w="108" w:type="dxa"/>
+        <w:tblLook w:val="04A0" w:firstRow="1" w:lastRow="0" w:firstColumn="1" w:lastColumn="0" w:noHBand="0" w:noVBand="1"/>
+      </w:tblPr>
+      <w:tblGrid>
+        <w:gridCol w:w="2521"/>
+        <w:gridCol w:w="2638"/>
+        <w:gridCol w:w="1787"/>
+        <w:gridCol w:w="2410"/>
+      </w:tblGrid>
+      <w:tr>
+        <w:tc>
+          <w:tcPr>
+            <w:tcW w:w="2521" w:type="dxa"/>
+            <w:vMerge w:val="restart"/>
+          </w:tcPr>
+          <w:p>
+            <w:pPr>
+              <w:jc w:val="center"/>
+              <w:rPr>
+                <w:rFonts w:ascii="Times New Roman" w:eastAsia="Times New Roman" w:hAnsi="Times New Roman" w:cs="Times New Roman"/>
+                <w:bCs/>
+                <w:sz w:val="28"/>
+                <w:szCs w:val="24"/>
+                <w:lang w:eastAsia="ru-RU"/>
+              </w:rPr>
+            </w:pPr>
+            <w:r>
+              <w:rPr>
+                <w:rFonts w:ascii="Times New Roman" w:eastAsia="Times New Roman" w:hAnsi="Times New Roman" w:cs="Times New Roman"/>
+                <w:bCs/>
+                <w:sz w:val="28"/>
+                <w:szCs w:val="24"/>
+                <w:lang w:eastAsia="ru-RU"/>
+              </w:rPr>
+              <w:t xml:space="preserve">Период </w:t>
+            </w:r>
+            <w:r>
+              <w:rPr>
+                <w:rFonts w:ascii="Times New Roman" w:eastAsia="Times New Roman" w:hAnsi="Times New Roman" w:cs="Times New Roman"/>
+                <w:bCs/>
+                <w:sz w:val="28"/>
+                <w:szCs w:val="24"/>
+                <w:lang w:eastAsia="ru-RU"/>
+              </w:rPr>
+              <w:t xml:space="preserve">возможного </w:t>
+            </w:r>
+            <w:r>
+              <w:rPr>
+                <w:rFonts w:ascii="Times New Roman" w:eastAsia="Times New Roman" w:hAnsi="Times New Roman" w:cs="Times New Roman"/>
+                <w:bCs/>
+                <w:sz w:val="28"/>
+                <w:szCs w:val="24"/>
+                <w:lang w:eastAsia="ru-RU"/>
+              </w:rPr>
+              <w:t>применения</w:t>
+            </w:r>
+            <w:r>
+              <w:rPr>
+                <w:rFonts w:ascii="Times New Roman" w:eastAsia="Times New Roman" w:hAnsi="Times New Roman" w:cs="Times New Roman"/>
+                <w:bCs/>
+                <w:sz w:val="28"/>
+                <w:szCs w:val="24"/>
+                <w:lang w:eastAsia="ru-RU"/>
+              </w:rPr>
+              <w:t xml:space="preserve"> результатов </w:t>
+            </w:r>
+            <w:proofErr w:type="spellStart"/>
+            <w:r>
+              <w:rPr>
+                <w:rFonts w:ascii="Times New Roman" w:eastAsia="Times New Roman" w:hAnsi="Times New Roman" w:cs="Times New Roman"/>
+                <w:bCs/>
+                <w:sz w:val="28"/>
+                <w:szCs w:val="24"/>
+                <w:lang w:eastAsia="ru-RU"/>
+              </w:rPr>
+              <w:t>НТПр</w:t>
+            </w:r>
+            <w:proofErr w:type="spellEnd"/>
+          </w:p>
+        </w:tc>
+        <w:tc>
+          <w:tcPr>
+            <w:tcW w:w="6835" w:type="dxa"/>
+            <w:gridSpan w:val="3"/>
+          </w:tcPr>
+          <w:p>
+            <w:pPr>
+              <w:jc w:val="center"/>
+              <w:rPr>
+                <w:rFonts w:ascii="Times New Roman" w:eastAsia="Times New Roman" w:hAnsi="Times New Roman" w:cs="Times New Roman"/>
+                <w:bCs/>
+                <w:sz w:val="28"/>
+                <w:szCs w:val="24"/>
+                <w:lang w:eastAsia="ru-RU"/>
+              </w:rPr>
+            </w:pPr>
+            <w:r>
+              <w:rPr>
+                <w:rFonts w:ascii="Times New Roman" w:eastAsia="Times New Roman" w:hAnsi="Times New Roman" w:cs="Times New Roman"/>
+                <w:bCs/>
+                <w:sz w:val="28"/>
+                <w:szCs w:val="24"/>
+                <w:lang w:eastAsia="ru-RU"/>
+              </w:rPr>
+              <w:t xml:space="preserve">Область применения </w:t>
+            </w:r>
+            <w:proofErr w:type="spellStart"/>
+            <w:r>
+              <w:rPr>
+                <w:rFonts w:ascii="Times New Roman" w:eastAsia="Times New Roman" w:hAnsi="Times New Roman" w:cs="Times New Roman"/>
+                <w:bCs/>
+                <w:sz w:val="28"/>
+                <w:szCs w:val="24"/>
+                <w:lang w:eastAsia="ru-RU"/>
+              </w:rPr>
+              <w:t>НТПр</w:t>
+            </w:r>
+            <w:proofErr w:type="spellEnd"/>
+          </w:p>
+        </w:tc>
+      </w:tr>
+      <w:tr>
+        <w:tc>
+          <w:tcPr>
+            <w:tcW w:w="2521" w:type="dxa"/>
+            <w:vMerge/>
+            <w:hideMark/>
+          </w:tcPr>
+          <w:p>
+            <w:pPr>
+              <w:jc w:val="center"/>
+              <w:rPr>
+                <w:rFonts w:ascii="Times New Roman" w:eastAsia="Times New Roman" w:hAnsi="Times New Roman" w:cs="Times New Roman"/>
+                <w:bCs/>
+                <w:sz w:val="28"/>
+                <w:szCs w:val="24"/>
+                <w:lang w:eastAsia="ru-RU"/>
+              </w:rPr>
+            </w:pPr>
+          </w:p>
+        </w:tc>
+        <w:tc>
+          <w:tcPr>
+            <w:tcW w:w="0" w:type="auto"/>
+            <w:hideMark/>
+          </w:tcPr>
+          <w:p>
+            <w:pPr>
+              <w:jc w:val="center"/>
+              <w:rPr>
+                <w:rFonts w:ascii="Times New Roman" w:eastAsia="Times New Roman" w:hAnsi="Times New Roman" w:cs="Times New Roman"/>
+                <w:bCs/>
+                <w:sz w:val="28"/>
+                <w:szCs w:val="24"/>
+                <w:lang w:eastAsia="ru-RU"/>
+              </w:rPr>
+            </w:pPr>
+            <w:r>
+              <w:rPr>
+                <w:rFonts w:ascii="Times New Roman" w:eastAsia="Times New Roman" w:hAnsi="Times New Roman" w:cs="Times New Roman"/>
+                <w:bCs/>
+                <w:sz w:val="28"/>
+                <w:szCs w:val="24"/>
+                <w:lang w:eastAsia="ru-RU"/>
+              </w:rPr>
+              <w:t>Народное хозяйство</w:t>
+            </w:r>
+          </w:p>
+        </w:tc>
+        <w:tc>
+          <w:tcPr>
+            <w:tcW w:w="1787" w:type="dxa"/>
+            <w:hideMark/>
+          </w:tcPr>
+          <w:p>
+            <w:pPr>
+              <w:jc w:val="center"/>
+              <w:rPr>
+                <w:rFonts w:ascii="Times New Roman" w:eastAsia="Times New Roman" w:hAnsi="Times New Roman" w:cs="Times New Roman"/>
+                <w:bCs/>
+                <w:sz w:val="28"/>
+                <w:szCs w:val="24"/>
+                <w:lang w:eastAsia="ru-RU"/>
+              </w:rPr>
+            </w:pPr>
+            <w:r>
+              <w:rPr>
+                <w:rFonts w:ascii="Times New Roman" w:eastAsia="Times New Roman" w:hAnsi="Times New Roman" w:cs="Times New Roman"/>
+                <w:bCs/>
+                <w:sz w:val="28"/>
+                <w:szCs w:val="24"/>
+                <w:lang w:eastAsia="ru-RU"/>
+              </w:rPr>
+              <w:t>Отрасль</w:t>
+            </w:r>
+          </w:p>
+        </w:tc>
+        <w:tc>
+          <w:tcPr>
+            <w:tcW w:w="2410" w:type="dxa"/>
+            <w:hideMark/>
+          </w:tcPr>
+          <w:p>
+            <w:pPr>
+              <w:jc w:val="center"/>
+              <w:rPr>
+                <w:rFonts w:ascii="Times New Roman" w:eastAsia="Times New Roman" w:hAnsi="Times New Roman" w:cs="Times New Roman"/>
+                <w:bCs/>
+                <w:sz w:val="28"/>
+                <w:szCs w:val="24"/>
+                <w:lang w:eastAsia="ru-RU"/>
+              </w:rPr>
+            </w:pPr>
+            <w:r>
+              <w:rPr>
+                <w:rFonts w:ascii="Times New Roman" w:eastAsia="Times New Roman" w:hAnsi="Times New Roman" w:cs="Times New Roman"/>
+                <w:bCs/>
+                <w:sz w:val="28"/>
+                <w:szCs w:val="24"/>
+                <w:lang w:eastAsia="ru-RU"/>
+              </w:rPr>
+              <w:t>Предприятие</w:t>
+            </w:r>
+          </w:p>
+        </w:tc>
+      </w:tr>
+      <w:tr>
+        <w:tc>
+          <w:tcPr>
+            <w:tcW w:w="2521" w:type="dxa"/>
+            <w:hideMark/>
+          </w:tcPr>
+          <w:p>
+            <w:pPr>
+              <w:rPr>
+                <w:rFonts w:ascii="Times New Roman" w:eastAsia="Times New Roman" w:hAnsi="Times New Roman" w:cs="Times New Roman"/>
+                <w:sz w:val="28"/>
+                <w:szCs w:val="24"/>
+                <w:lang w:eastAsia="ru-RU"/>
+              </w:rPr>
+            </w:pPr>
+            <w:r>
+              <w:rPr>
+                <w:rFonts w:ascii="Times New Roman" w:eastAsia="Times New Roman" w:hAnsi="Times New Roman" w:cs="Times New Roman"/>
+                <w:sz w:val="28"/>
+                <w:szCs w:val="24"/>
+                <w:lang w:eastAsia="ru-RU"/>
+              </w:rPr>
+              <w:t>До 3 лет</w:t>
+            </w:r>
+          </w:p>
+        </w:tc>
+        <w:tc>
+          <w:tcPr>
+            <w:tcW w:w="0" w:type="auto"/>
+            <w:hideMark/>
+          </w:tcPr>
+          <w:p>
+            <w:pPr>
+              <w:rPr>
+                <w:rFonts w:ascii="Times New Roman" w:eastAsia="Times New Roman" w:hAnsi="Times New Roman" w:cs="Times New Roman"/>
+                <w:sz w:val="28"/>
+                <w:szCs w:val="24"/>
+                <w:lang w:eastAsia="ru-RU"/>
+              </w:rPr>
+            </w:pPr>
+            <w:r>
+              <w:rPr>
+                <w:rFonts w:ascii="Times New Roman" w:eastAsia="Times New Roman" w:hAnsi="Times New Roman" w:cs="Times New Roman"/>
+                <w:sz w:val="28"/>
+                <w:szCs w:val="24"/>
+                <w:lang w:eastAsia="ru-RU"/>
+              </w:rPr>
+              <w:t>10</w:t>
+            </w:r>
+          </w:p>
+        </w:tc>
+        <w:tc>
+          <w:tcPr>
+            <w:tcW w:w="1787" w:type="dxa"/>
+            <w:hideMark/>
+          </w:tcPr>
+          <w:p>
+            <w:pPr>
+              <w:rPr>
+                <w:rFonts w:ascii="Times New Roman" w:eastAsia="Times New Roman" w:hAnsi="Times New Roman" w:cs="Times New Roman"/>
+                <w:sz w:val="28"/>
+                <w:szCs w:val="24"/>
+                <w:lang w:eastAsia="ru-RU"/>
+              </w:rPr>
+            </w:pPr>
+            <w:r>
+              <w:rPr>
+                <w:rFonts w:ascii="Times New Roman" w:eastAsia="Times New Roman" w:hAnsi="Times New Roman" w:cs="Times New Roman"/>
+                <w:sz w:val="28"/>
+                <w:szCs w:val="24"/>
+                <w:lang w:eastAsia="ru-RU"/>
+              </w:rPr>
+              <w:t>8</w:t>
+            </w:r>
+          </w:p>
+        </w:tc>
+        <w:tc>
+          <w:tcPr>
+            <w:tcW w:w="2410" w:type="dxa"/>
+            <w:hideMark/>
+          </w:tcPr>
+          <w:p>
+            <w:pPr>
+              <w:rPr>
+                <w:rFonts w:ascii="Times New Roman" w:eastAsia="Times New Roman" w:hAnsi="Times New Roman" w:cs="Times New Roman"/>
+                <w:sz w:val="28"/>
+                <w:szCs w:val="24"/>
+                <w:lang w:eastAsia="ru-RU"/>
+              </w:rPr>
+            </w:pPr>
+            <w:r>
+              <w:rPr>
+                <w:rFonts w:ascii="Times New Roman" w:eastAsia="Times New Roman" w:hAnsi="Times New Roman" w:cs="Times New Roman"/>
+                <w:sz w:val="28"/>
+                <w:szCs w:val="24"/>
+                <w:lang w:eastAsia="ru-RU"/>
+              </w:rPr>
+              <w:t>4</w:t>
+            </w:r>
+          </w:p>
+        </w:tc>
+      </w:tr>
+      <w:tr>
+        <w:tc>
+          <w:tcPr>
+            <w:tcW w:w="2521" w:type="dxa"/>
+            <w:hideMark/>
+          </w:tcPr>
+          <w:p>
+            <w:pPr>
+              <w:rPr>
+                <w:rFonts w:ascii="Times New Roman" w:eastAsia="Times New Roman" w:hAnsi="Times New Roman" w:cs="Times New Roman"/>
+                <w:sz w:val="28"/>
+                <w:szCs w:val="24"/>
+                <w:lang w:eastAsia="ru-RU"/>
+              </w:rPr>
+            </w:pPr>
+            <w:r>
+              <w:rPr>
+                <w:rFonts w:ascii="Times New Roman" w:eastAsia="Times New Roman" w:hAnsi="Times New Roman" w:cs="Times New Roman"/>
+                <w:sz w:val="28"/>
+                <w:szCs w:val="24"/>
+                <w:lang w:eastAsia="ru-RU"/>
+              </w:rPr>
+              <w:t>3–5 лет</w:t>
+            </w:r>
+          </w:p>
+        </w:tc>
+        <w:tc>
+          <w:tcPr>
+            <w:tcW w:w="0" w:type="auto"/>
+            <w:hideMark/>
+          </w:tcPr>
+          <w:p>
+            <w:pPr>
+              <w:rPr>
+                <w:rFonts w:ascii="Times New Roman" w:eastAsia="Times New Roman" w:hAnsi="Times New Roman" w:cs="Times New Roman"/>
+                <w:sz w:val="28"/>
+                <w:szCs w:val="24"/>
+                <w:lang w:eastAsia="ru-RU"/>
+              </w:rPr>
+            </w:pPr>
+            <w:r>
+              <w:rPr>
+                <w:rFonts w:ascii="Times New Roman" w:eastAsia="Times New Roman" w:hAnsi="Times New Roman" w:cs="Times New Roman"/>
+                <w:sz w:val="28"/>
+                <w:szCs w:val="24"/>
+                <w:lang w:eastAsia="ru-RU"/>
+              </w:rPr>
+              <w:t>8</w:t>
+            </w:r>
+          </w:p>
+        </w:tc>
+        <w:tc>
+          <w:tcPr>
+            <w:tcW w:w="1787" w:type="dxa"/>
+            <w:hideMark/>
+          </w:tcPr>
+          <w:p>
+            <w:pPr>
+              <w:rPr>
+                <w:rFonts w:ascii="Times New Roman" w:eastAsia="Times New Roman" w:hAnsi="Times New Roman" w:cs="Times New Roman"/>
+                <w:sz w:val="28"/>
+                <w:szCs w:val="24"/>
+                <w:lang w:eastAsia="ru-RU"/>
+              </w:rPr>
+            </w:pPr>
+            <w:r>
+              <w:rPr>
+                <w:rFonts w:ascii="Times New Roman" w:eastAsia="Times New Roman" w:hAnsi="Times New Roman" w:cs="Times New Roman"/>
+                <w:sz w:val="28"/>
+                <w:szCs w:val="24"/>
+                <w:lang w:eastAsia="ru-RU"/>
+              </w:rPr>
+              <w:t>7</w:t>
+            </w:r>
+          </w:p>
+        </w:tc>
+        <w:tc>
+          <w:tcPr>
+            <w:tcW w:w="2410" w:type="dxa"/>
+            <w:hideMark/>
+          </w:tcPr>
+          <w:p>
+            <w:pPr>
+              <w:rPr>
+                <w:rFonts w:ascii="Times New Roman" w:eastAsia="Times New Roman" w:hAnsi="Times New Roman" w:cs="Times New Roman"/>
+                <w:sz w:val="28"/>
+                <w:szCs w:val="24"/>
+                <w:lang w:eastAsia="ru-RU"/>
+              </w:rPr>
+            </w:pPr>
+            <w:r>
+              <w:rPr>
+                <w:rFonts w:ascii="Times New Roman" w:eastAsia="Times New Roman" w:hAnsi="Times New Roman" w:cs="Times New Roman"/>
+                <w:sz w:val="28"/>
+                <w:szCs w:val="24"/>
+                <w:lang w:eastAsia="ru-RU"/>
+              </w:rPr>
+              <w:t>3</w:t>
+            </w:r>
+          </w:p>
+        </w:tc>
+      </w:tr>
+      <w:tr>
+        <w:trPr>
+          <w:trHeight w:val="70"/>
+        </w:trPr>
+        <w:tc>
+          <w:tcPr>
+            <w:tcW w:w="2521" w:type="dxa"/>
+            <w:hideMark/>
+          </w:tcPr>
+          <w:p>
+            <w:pPr>
+              <w:rPr>
+                <w:rFonts w:ascii="Times New Roman" w:eastAsia="Times New Roman" w:hAnsi="Times New Roman" w:cs="Times New Roman"/>
+                <w:sz w:val="28"/>
+                <w:szCs w:val="24"/>
+                <w:lang w:eastAsia="ru-RU"/>
+              </w:rPr>
+            </w:pPr>
+            <w:r>
+              <w:rPr>
+                <w:rFonts w:ascii="Times New Roman" w:eastAsia="Times New Roman" w:hAnsi="Times New Roman" w:cs="Times New Roman"/>
+                <w:sz w:val="28"/>
+                <w:szCs w:val="24"/>
+                <w:lang w:eastAsia="ru-RU"/>
+              </w:rPr>
+              <w:t>6–10 лет</w:t>
+            </w:r>
+          </w:p>
+        </w:tc>
+        <w:tc>
+          <w:tcPr>
+            <w:tcW w:w="0" w:type="auto"/>
+            <w:hideMark/>
+          </w:tcPr>
+          <w:p>
+            <w:pPr>
+              <w:rPr>
+                <w:rFonts w:ascii="Times New Roman" w:eastAsia="Times New Roman" w:hAnsi="Times New Roman" w:cs="Times New Roman"/>
+                <w:sz w:val="28"/>
+                <w:szCs w:val="24"/>
+                <w:lang w:eastAsia="ru-RU"/>
+              </w:rPr>
+            </w:pPr>
+            <w:r>
+              <w:rPr>
+                <w:rFonts w:ascii="Times New Roman" w:eastAsia="Times New Roman" w:hAnsi="Times New Roman" w:cs="Times New Roman"/>
+                <w:sz w:val="28"/>
+                <w:szCs w:val="24"/>
+                <w:lang w:eastAsia="ru-RU"/>
+              </w:rPr>
+              <w:t>6</w:t>
+            </w:r>
+          </w:p>
+        </w:tc>
+        <w:tc>
+          <w:tcPr>
+            <w:tcW w:w="1787" w:type="dxa"/>
+            <w:hideMark/>
+          </w:tcPr>
+          <w:p>
+            <w:pPr>
+              <w:rPr>
+                <w:rFonts w:ascii="Times New Roman" w:eastAsia="Times New Roman" w:hAnsi="Times New Roman" w:cs="Times New Roman"/>
+                <w:sz w:val="28"/>
+                <w:szCs w:val="24"/>
+                <w:lang w:eastAsia="ru-RU"/>
+              </w:rPr>
+            </w:pPr>
+            <w:r>
+              <w:rPr>
+                <w:rFonts w:ascii="Times New Roman" w:eastAsia="Times New Roman" w:hAnsi="Times New Roman" w:cs="Times New Roman"/>
+                <w:sz w:val="28"/>
+                <w:szCs w:val="24"/>
+                <w:lang w:eastAsia="ru-RU"/>
+              </w:rPr>
+              <w:t>5</w:t>
+            </w:r>
+          </w:p>
+        </w:tc>
+        <w:tc>
+          <w:tcPr>
+            <w:tcW w:w="2410" w:type="dxa"/>
+            <w:hideMark/>
+          </w:tcPr>
+          <w:p>
+            <w:pPr>
+              <w:rPr>
+                <w:rFonts w:ascii="Times New Roman" w:eastAsia="Times New Roman" w:hAnsi="Times New Roman" w:cs="Times New Roman"/>
+                <w:sz w:val="28"/>
+                <w:szCs w:val="24"/>
+                <w:lang w:eastAsia="ru-RU"/>
+              </w:rPr>
+            </w:pPr>
+            <w:r>
+              <w:rPr>
+                <w:rFonts w:ascii="Times New Roman" w:eastAsia="Times New Roman" w:hAnsi="Times New Roman" w:cs="Times New Roman"/>
+                <w:sz w:val="28"/>
+                <w:szCs w:val="24"/>
+                <w:lang w:eastAsia="ru-RU"/>
+              </w:rPr>
+              <w:t>2</w:t>
+            </w:r>
+          </w:p>
+        </w:tc>
+      </w:tr>
+      <w:tr>
+        <w:tc>
+          <w:tcPr>
+            <w:tcW w:w="2521" w:type="dxa"/>
+            <w:hideMark/>
+          </w:tcPr>
+          <w:p>
+            <w:pPr>
+              <w:rPr>
+                <w:rFonts w:ascii="Times New Roman" w:eastAsia="Times New Roman" w:hAnsi="Times New Roman" w:cs="Times New Roman"/>
+                <w:sz w:val="28"/>
+                <w:szCs w:val="24"/>
+                <w:lang w:eastAsia="ru-RU"/>
+              </w:rPr>
+            </w:pPr>
+            <w:r>
+              <w:rPr>
+                <w:rFonts w:ascii="Times New Roman" w:eastAsia="Times New Roman" w:hAnsi="Times New Roman" w:cs="Times New Roman"/>
+                <w:sz w:val="28"/>
+                <w:szCs w:val="24"/>
+                <w:lang w:eastAsia="ru-RU"/>
+              </w:rPr>
+              <w:t>Более 10 лет</w:t>
+            </w:r>
+          </w:p>
+        </w:tc>
+        <w:tc>
+          <w:tcPr>
+            <w:tcW w:w="0" w:type="auto"/>
+            <w:hideMark/>
+          </w:tcPr>
+          <w:p>
+            <w:pPr>
+              <w:rPr>
+                <w:rFonts w:ascii="Times New Roman" w:eastAsia="Times New Roman" w:hAnsi="Times New Roman" w:cs="Times New Roman"/>
+                <w:sz w:val="28"/>
+                <w:szCs w:val="24"/>
+                <w:lang w:eastAsia="ru-RU"/>
+              </w:rPr>
+            </w:pPr>
+            <w:r>
+              <w:rPr>
+                <w:rFonts w:ascii="Times New Roman" w:eastAsia="Times New Roman" w:hAnsi="Times New Roman" w:cs="Times New Roman"/>
+                <w:sz w:val="28"/>
+                <w:szCs w:val="24"/>
+                <w:lang w:eastAsia="ru-RU"/>
+              </w:rPr>
+              <w:t>4</w:t>
+            </w:r>
+          </w:p>
+        </w:tc>
+        <w:tc>
+          <w:tcPr>
+            <w:tcW w:w="1787" w:type="dxa"/>
+            <w:hideMark/>
+          </w:tcPr>
+          <w:p>
+            <w:pPr>
+              <w:rPr>
+                <w:rFonts w:ascii="Times New Roman" w:eastAsia="Times New Roman" w:hAnsi="Times New Roman" w:cs="Times New Roman"/>
+                <w:sz w:val="28"/>
+                <w:szCs w:val="24"/>
+                <w:lang w:eastAsia="ru-RU"/>
+              </w:rPr>
+            </w:pPr>
+            <w:r>
+              <w:rPr>
+                <w:rFonts w:ascii="Times New Roman" w:eastAsia="Times New Roman" w:hAnsi="Times New Roman" w:cs="Times New Roman"/>
+                <w:sz w:val="28"/>
+                <w:szCs w:val="24"/>
+                <w:lang w:eastAsia="ru-RU"/>
+              </w:rPr>
+              <w:t>3</w:t>
+            </w:r>
+          </w:p>
+        </w:tc>
+        <w:tc>
+          <w:tcPr>
+            <w:tcW w:w="2410" w:type="dxa"/>
+            <w:hideMark/>
+          </w:tcPr>
+          <w:p>
+            <w:pPr>
+              <w:rPr>
+                <w:rFonts w:ascii="Times New Roman" w:eastAsia="Times New Roman" w:hAnsi="Times New Roman" w:cs="Times New Roman"/>
+                <w:sz w:val="28"/>
+                <w:szCs w:val="24"/>
+                <w:lang w:eastAsia="ru-RU"/>
+              </w:rPr>
+            </w:pPr>
+            <w:r>
+              <w:rPr>
+                <w:rFonts w:ascii="Times New Roman" w:eastAsia="Times New Roman" w:hAnsi="Times New Roman" w:cs="Times New Roman"/>
+                <w:sz w:val="28"/>
+                <w:szCs w:val="24"/>
+                <w:lang w:eastAsia="ru-RU"/>
+              </w:rPr>
+              <w:t>1</w:t>
+            </w:r>
+          </w:p>
+        </w:tc>
+      </w:tr>
+    </w:tbl>
+    <w:p>
+      <w:pPr>
+        <w:spacing w:after="0" w:line="360" w:lineRule="auto"/>
+        <w:ind w:firstLine="709"/>
+        <w:jc w:val="both"/>
+        <w:rPr>
+          <w:rFonts w:ascii="Times New Roman" w:hAnsi="Times New Roman" w:cs="Times New Roman"/>
+          <w:sz w:val="36"/>
+        </w:rPr>
+      </w:pPr>
+    </w:p>
+    <w:p>
+      <w:pPr>
+        <w:spacing w:after="0" w:line="360" w:lineRule="auto"/>
+        <w:ind w:firstLine="709"/>
+        <w:jc w:val="both"/>
+        <w:rPr>
+          <w:rFonts w:ascii="Times New Roman" w:eastAsia="Times New Roman" w:hAnsi="Times New Roman" w:cs="Times New Roman"/>
+          <w:sz w:val="28"/>
+          <w:szCs w:val="24"/>
+          <w:lang w:eastAsia="ru-RU"/>
+        </w:rPr>
+      </w:pPr>
+      <w:r>
+        <w:rPr>
+          <w:rFonts w:ascii="Times New Roman" w:eastAsia="Times New Roman" w:hAnsi="Times New Roman" w:cs="Times New Roman"/>
+          <w:sz w:val="28"/>
+          <w:szCs w:val="24"/>
+          <w:lang w:eastAsia="ru-RU"/>
+        </w:rPr>
+        <w:lastRenderedPageBreak/>
+        <w:t xml:space="preserve">Таблицы </w:t>
+      </w:r>
+      <w:r>
+        <w:rPr>
+          <w:rFonts w:ascii="Times New Roman" w:eastAsia="Times New Roman" w:hAnsi="Times New Roman" w:cs="Times New Roman"/>
+          <w:sz w:val="28"/>
+          <w:szCs w:val="24"/>
+          <w:lang w:eastAsia="ru-RU"/>
+        </w:rPr>
+        <w:t>4.</w:t>
+      </w:r>
+      <w:r>
+        <w:rPr>
+          <w:rFonts w:ascii="Times New Roman" w:eastAsia="Times New Roman" w:hAnsi="Times New Roman" w:cs="Times New Roman"/>
+          <w:sz w:val="28"/>
+          <w:szCs w:val="24"/>
+          <w:lang w:eastAsia="ru-RU"/>
+        </w:rPr>
+        <w:t xml:space="preserve">1 и </w:t>
+      </w:r>
+      <w:r>
+        <w:rPr>
+          <w:rFonts w:ascii="Times New Roman" w:eastAsia="Times New Roman" w:hAnsi="Times New Roman" w:cs="Times New Roman"/>
+          <w:sz w:val="28"/>
+          <w:szCs w:val="24"/>
+          <w:lang w:eastAsia="ru-RU"/>
+        </w:rPr>
+        <w:t>4.</w:t>
+      </w:r>
+      <w:r>
+        <w:rPr>
+          <w:rFonts w:ascii="Times New Roman" w:eastAsia="Times New Roman" w:hAnsi="Times New Roman" w:cs="Times New Roman"/>
+          <w:sz w:val="28"/>
+          <w:szCs w:val="24"/>
+          <w:lang w:eastAsia="ru-RU"/>
+        </w:rPr>
+        <w:t xml:space="preserve">2 используются в качестве базы для сравнения, на основе которых заполняется таблица </w:t>
+      </w:r>
+      <w:r>
+        <w:rPr>
+          <w:rFonts w:ascii="Times New Roman" w:eastAsia="Times New Roman" w:hAnsi="Times New Roman" w:cs="Times New Roman"/>
+          <w:sz w:val="28"/>
+          <w:szCs w:val="24"/>
+          <w:lang w:eastAsia="ru-RU"/>
+        </w:rPr>
+        <w:t>4.</w:t>
+      </w:r>
+      <w:r>
+        <w:rPr>
+          <w:rFonts w:ascii="Times New Roman" w:eastAsia="Times New Roman" w:hAnsi="Times New Roman" w:cs="Times New Roman"/>
+          <w:sz w:val="28"/>
+          <w:szCs w:val="24"/>
+          <w:lang w:eastAsia="ru-RU"/>
+        </w:rPr>
+        <w:t>3.</w:t>
+      </w:r>
+    </w:p>
+    <w:p>
+      <w:pPr>
+        <w:spacing w:after="0" w:line="360" w:lineRule="auto"/>
+        <w:ind w:firstLine="709"/>
+        <w:jc w:val="both"/>
+        <w:rPr>
+          <w:rFonts w:ascii="Times New Roman" w:eastAsia="Times New Roman" w:hAnsi="Times New Roman" w:cs="Times New Roman"/>
+          <w:sz w:val="28"/>
+          <w:szCs w:val="24"/>
+          <w:lang w:eastAsia="ru-RU"/>
+        </w:rPr>
+      </w:pPr>
+      <w:r>
+        <w:rPr>
+          <w:rFonts w:ascii="Times New Roman" w:eastAsia="Times New Roman" w:hAnsi="Times New Roman" w:cs="Times New Roman"/>
+          <w:sz w:val="28"/>
+          <w:szCs w:val="24"/>
+          <w:lang w:eastAsia="ru-RU"/>
+        </w:rPr>
+        <w:t xml:space="preserve">В качестве аналога для оценки научно-технической прогрессивности выбрана </w:t>
+      </w:r>
+      <w:proofErr w:type="spellStart"/>
+      <w:r>
+        <w:rPr>
+          <w:rFonts w:ascii="Times New Roman" w:hAnsi="Times New Roman" w:cs="Times New Roman"/>
+          <w:sz w:val="28"/>
+        </w:rPr>
+        <w:t>Gazebo</w:t>
+      </w:r>
+      <w:proofErr w:type="spellEnd"/>
+      <w:r>
+        <w:rPr>
+          <w:rFonts w:ascii="Times New Roman" w:eastAsia="Times New Roman" w:hAnsi="Times New Roman" w:cs="Times New Roman"/>
+          <w:bCs/>
+          <w:sz w:val="28"/>
+          <w:szCs w:val="24"/>
+          <w:lang w:eastAsia="ru-RU"/>
+        </w:rPr>
+        <w:t xml:space="preserve"> –</w:t>
+      </w:r>
+      <w:r>
+        <w:rPr>
+          <w:rFonts w:ascii="Times New Roman" w:eastAsia="Times New Roman" w:hAnsi="Times New Roman" w:cs="Times New Roman"/>
+          <w:bCs/>
+          <w:sz w:val="28"/>
+          <w:szCs w:val="24"/>
+          <w:lang w:eastAsia="ru-RU"/>
+        </w:rPr>
         <w:t xml:space="preserve"> </w:t>
       </w:r>
       <w:r>
         <w:rPr>
-          <w:color w:val="000000" w:themeColor="text1"/>
-          <w:sz w:val="28"/>
-        </w:rPr>
-        <w:t>Результатом НИР является научно-техническая продукция (</w:t>
+          <w:rFonts w:ascii="Times New Roman" w:eastAsia="Times New Roman" w:hAnsi="Times New Roman" w:cs="Times New Roman"/>
+          <w:bCs/>
+          <w:sz w:val="28"/>
+          <w:szCs w:val="24"/>
+          <w:lang w:eastAsia="ru-RU"/>
+        </w:rPr>
+        <w:t>типовая виртуальная система моделирования БПЛА</w:t>
+      </w:r>
+      <w:r>
+        <w:rPr>
+          <w:rFonts w:ascii="Times New Roman" w:eastAsia="Times New Roman" w:hAnsi="Times New Roman" w:cs="Times New Roman"/>
+          <w:sz w:val="28"/>
+          <w:szCs w:val="24"/>
+          <w:lang w:eastAsia="ru-RU"/>
+        </w:rPr>
+        <w:t xml:space="preserve">, использующая только программный симулятор без взаимодействия с реальными датчиками и без физического полунатурного стенда. Такие решения обеспечивают тестирование исключительно в моделируемой среде, не учитывают реальных динамических свойств </w:t>
+      </w:r>
+      <w:r>
+        <w:rPr>
+          <w:rFonts w:ascii="Times New Roman" w:eastAsia="Times New Roman" w:hAnsi="Times New Roman" w:cs="Times New Roman"/>
+          <w:sz w:val="28"/>
+          <w:szCs w:val="24"/>
+          <w:lang w:eastAsia="ru-RU"/>
+        </w:rPr>
+        <w:t>квадрокоптера</w:t>
+      </w:r>
+      <w:r>
+        <w:rPr>
+          <w:rFonts w:ascii="Times New Roman" w:eastAsia="Times New Roman" w:hAnsi="Times New Roman" w:cs="Times New Roman"/>
+          <w:sz w:val="28"/>
+          <w:szCs w:val="24"/>
+          <w:lang w:eastAsia="ru-RU"/>
+        </w:rPr>
+        <w:t xml:space="preserve"> и не позволяют сочетать физическое движение с виртуальной моделью.</w:t>
+      </w:r>
+    </w:p>
+    <w:p>
+      <w:pPr>
+        <w:pStyle w:val="a3"/>
+        <w:spacing w:before="0" w:beforeAutospacing="0" w:after="0" w:afterAutospacing="0" w:line="360" w:lineRule="auto"/>
+        <w:ind w:firstLine="709"/>
+        <w:jc w:val="both"/>
+        <w:rPr>
+          <w:sz w:val="28"/>
+        </w:rPr>
+      </w:pPr>
+      <w:r>
+        <w:rPr>
+          <w:sz w:val="28"/>
+        </w:rPr>
+        <w:t xml:space="preserve">Предлагаемая в дипломе </w:t>
       </w:r>
       <w:proofErr w:type="spellStart"/>
       <w:r>
         <w:rPr>
-          <w:color w:val="000000" w:themeColor="text1"/>
           <w:sz w:val="28"/>
         </w:rPr>
         <w:t>НТПр</w:t>
@@ -299,10 +2319,9 @@
       <w:proofErr w:type="spellEnd"/>
       <w:r>
         <w:rPr>
-          <w:color w:val="000000" w:themeColor="text1"/>
-          <w:sz w:val="28"/>
-        </w:rPr>
-        <w:t>), представленная в виде:</w:t>
+          <w:sz w:val="28"/>
+        </w:rPr>
+        <w:t xml:space="preserve"> включает:</w:t>
       </w:r>
     </w:p>
     <w:p>
@@ -310,26 +2329,20 @@
         <w:pStyle w:val="a3"/>
         <w:numPr>
           <w:ilvl w:val="0"/>
-          <w:numId w:val="4"/>
+          <w:numId w:val="8"/>
         </w:numPr>
-        <w:tabs>
-          <w:tab w:val="clear" w:pos="720"/>
-          <w:tab w:val="num" w:pos="0"/>
-        </w:tabs>
         <w:spacing w:before="0" w:beforeAutospacing="0" w:after="0" w:afterAutospacing="0" w:line="360" w:lineRule="auto"/>
         <w:ind w:left="0" w:firstLine="709"/>
         <w:jc w:val="both"/>
         <w:rPr>
-          <w:color w:val="000000" w:themeColor="text1"/>
-          <w:sz w:val="28"/>
-        </w:rPr>
-      </w:pPr>
-      <w:r>
-        <w:rPr>
-          <w:color w:val="000000" w:themeColor="text1"/>
-          <w:sz w:val="28"/>
-        </w:rPr>
-        <w:t>программно-алгоритмического комплекса автономного управления БПЛА;</w:t>
+          <w:sz w:val="28"/>
+        </w:rPr>
+      </w:pPr>
+      <w:r>
+        <w:rPr>
+          <w:sz w:val="28"/>
+        </w:rPr>
+        <w:t>полунатурный стенд с тремя степенями свободы;</w:t>
       </w:r>
     </w:p>
     <w:p>
@@ -337,26 +2350,46 @@
         <w:pStyle w:val="a3"/>
         <w:numPr>
           <w:ilvl w:val="0"/>
-          <w:numId w:val="4"/>
+          <w:numId w:val="8"/>
         </w:numPr>
-        <w:tabs>
-          <w:tab w:val="clear" w:pos="720"/>
-          <w:tab w:val="num" w:pos="0"/>
-        </w:tabs>
         <w:spacing w:before="0" w:beforeAutospacing="0" w:after="0" w:afterAutospacing="0" w:line="360" w:lineRule="auto"/>
         <w:ind w:left="0" w:firstLine="709"/>
         <w:jc w:val="both"/>
         <w:rPr>
-          <w:color w:val="000000" w:themeColor="text1"/>
-          <w:sz w:val="28"/>
-        </w:rPr>
-      </w:pPr>
-      <w:r>
-        <w:rPr>
-          <w:color w:val="000000" w:themeColor="text1"/>
-          <w:sz w:val="28"/>
-        </w:rPr>
-        <w:t>интеграции данных с реального MPU-датчика и их применения в динамической модели;</w:t>
+          <w:sz w:val="28"/>
+        </w:rPr>
+      </w:pPr>
+      <w:r>
+        <w:rPr>
+          <w:sz w:val="28"/>
+        </w:rPr>
+        <w:t>получение реальных данных MPU-датчиков</w:t>
+      </w:r>
+      <w:r>
+        <w:rPr>
+          <w:sz w:val="28"/>
+        </w:rPr>
+        <w:t xml:space="preserve"> и передача их </w:t>
+      </w:r>
+      <w:r>
+        <w:rPr>
+          <w:sz w:val="28"/>
+        </w:rPr>
+        <w:t xml:space="preserve">через </w:t>
+      </w:r>
+      <w:proofErr w:type="spellStart"/>
+      <w:r>
+        <w:rPr>
+          <w:sz w:val="28"/>
+        </w:rPr>
+        <w:t>Bluetooth</w:t>
+      </w:r>
+      <w:proofErr w:type="spellEnd"/>
+      <w:r>
+        <w:rPr>
+          <w:sz w:val="28"/>
+        </w:rPr>
+        <w:t>;</w:t>
       </w:r>
     </w:p>
     <w:p>
@@ -364,26 +2397,26 @@
         <w:pStyle w:val="a3"/>
         <w:numPr>
           <w:ilvl w:val="0"/>
-          <w:numId w:val="4"/>
+          <w:numId w:val="8"/>
         </w:numPr>
-        <w:tabs>
-          <w:tab w:val="clear" w:pos="720"/>
-          <w:tab w:val="num" w:pos="0"/>
-        </w:tabs>
         <w:spacing w:before="0" w:beforeAutospacing="0" w:after="0" w:afterAutospacing="0" w:line="360" w:lineRule="auto"/>
         <w:ind w:left="0" w:firstLine="709"/>
         <w:jc w:val="both"/>
         <w:rPr>
-          <w:color w:val="000000" w:themeColor="text1"/>
-          <w:sz w:val="28"/>
-        </w:rPr>
-      </w:pPr>
-      <w:r>
-        <w:rPr>
-          <w:color w:val="000000" w:themeColor="text1"/>
-          <w:sz w:val="28"/>
-        </w:rPr>
-        <w:t>полунатурного стенда с тремя степенями свободы;</w:t>
+          <w:sz w:val="28"/>
+        </w:rPr>
+      </w:pPr>
+      <w:r>
+        <w:rPr>
+          <w:sz w:val="28"/>
+        </w:rPr>
+        <w:t>интеграцию с AirSim</w:t>
+      </w:r>
+      <w:r>
+        <w:rPr>
+          <w:sz w:val="28"/>
+        </w:rPr>
+        <w:t>;</w:t>
       </w:r>
     </w:p>
     <w:p>
@@ -391,39 +2424,4511 @@
         <w:pStyle w:val="a3"/>
         <w:numPr>
           <w:ilvl w:val="0"/>
-          <w:numId w:val="4"/>
+          <w:numId w:val="8"/>
         </w:numPr>
-        <w:tabs>
-          <w:tab w:val="clear" w:pos="720"/>
-          <w:tab w:val="num" w:pos="0"/>
-        </w:tabs>
         <w:spacing w:before="0" w:beforeAutospacing="0" w:after="0" w:afterAutospacing="0" w:line="360" w:lineRule="auto"/>
         <w:ind w:left="0" w:firstLine="709"/>
         <w:jc w:val="both"/>
         <w:rPr>
+          <w:sz w:val="28"/>
+        </w:rPr>
+      </w:pPr>
+      <w:r>
+        <w:rPr>
+          <w:sz w:val="28"/>
+        </w:rPr>
+        <w:t>возможность безопасного тестирован</w:t>
+      </w:r>
+      <w:r>
+        <w:rPr>
+          <w:sz w:val="28"/>
+        </w:rPr>
+        <w:t>ия автономных систем управления.</w:t>
+      </w:r>
+    </w:p>
+    <w:p>
+      <w:pPr>
+        <w:spacing w:after="0" w:line="240" w:lineRule="auto"/>
+        <w:rPr>
+          <w:rFonts w:ascii="Times New Roman" w:hAnsi="Times New Roman" w:cs="Times New Roman"/>
+          <w:sz w:val="28"/>
+        </w:rPr>
+      </w:pPr>
+      <w:r>
+        <w:rPr>
+          <w:rStyle w:val="a4"/>
+          <w:rFonts w:ascii="Times New Roman" w:hAnsi="Times New Roman" w:cs="Times New Roman"/>
+          <w:b w:val="0"/>
+          <w:bCs w:val="0"/>
+          <w:sz w:val="28"/>
+        </w:rPr>
+        <w:t xml:space="preserve">Таблица </w:t>
+      </w:r>
+      <w:r>
+        <w:rPr>
+          <w:rStyle w:val="a4"/>
+          <w:rFonts w:ascii="Times New Roman" w:hAnsi="Times New Roman" w:cs="Times New Roman"/>
+          <w:b w:val="0"/>
+          <w:bCs w:val="0"/>
+          <w:sz w:val="28"/>
+        </w:rPr>
+        <w:t>4.</w:t>
+      </w:r>
+      <w:r>
+        <w:rPr>
+          <w:rStyle w:val="a4"/>
+          <w:rFonts w:ascii="Times New Roman" w:hAnsi="Times New Roman" w:cs="Times New Roman"/>
+          <w:b w:val="0"/>
+          <w:bCs w:val="0"/>
+          <w:sz w:val="28"/>
+        </w:rPr>
+        <w:t xml:space="preserve">3 – Научно-технический эффект </w:t>
+      </w:r>
+      <w:proofErr w:type="spellStart"/>
+      <w:r>
+        <w:rPr>
+          <w:rStyle w:val="a4"/>
+          <w:rFonts w:ascii="Times New Roman" w:hAnsi="Times New Roman" w:cs="Times New Roman"/>
+          <w:b w:val="0"/>
+          <w:bCs w:val="0"/>
+          <w:sz w:val="28"/>
+        </w:rPr>
+        <w:t>НТПр</w:t>
+      </w:r>
+      <w:proofErr w:type="spellEnd"/>
+    </w:p>
+    <w:tbl>
+      <w:tblPr>
+        <w:tblStyle w:val="a6"/>
+        <w:tblW w:w="0" w:type="auto"/>
+        <w:tblInd w:w="108" w:type="dxa"/>
+        <w:tblLook w:val="04A0" w:firstRow="1" w:lastRow="0" w:firstColumn="1" w:lastColumn="0" w:noHBand="0" w:noVBand="1"/>
+      </w:tblPr>
+      <w:tblGrid>
+        <w:gridCol w:w="2776"/>
+        <w:gridCol w:w="2327"/>
+        <w:gridCol w:w="1985"/>
+        <w:gridCol w:w="2375"/>
+      </w:tblGrid>
+      <w:tr>
+        <w:tc>
+          <w:tcPr>
+            <w:tcW w:w="2776" w:type="dxa"/>
+            <w:hideMark/>
+          </w:tcPr>
+          <w:p>
+            <w:pPr>
+              <w:jc w:val="center"/>
+              <w:rPr>
+                <w:rFonts w:ascii="Times New Roman" w:hAnsi="Times New Roman" w:cs="Times New Roman"/>
+                <w:bCs/>
+                <w:sz w:val="28"/>
+                <w:szCs w:val="24"/>
+              </w:rPr>
+            </w:pPr>
+            <w:r>
+              <w:rPr>
+                <w:rFonts w:ascii="Times New Roman" w:hAnsi="Times New Roman" w:cs="Times New Roman"/>
+                <w:bCs/>
+                <w:sz w:val="28"/>
+              </w:rPr>
+              <w:t>Признак научно-технического эффекта</w:t>
+            </w:r>
+          </w:p>
+        </w:tc>
+        <w:tc>
+          <w:tcPr>
+            <w:tcW w:w="2327" w:type="dxa"/>
+            <w:hideMark/>
+          </w:tcPr>
+          <w:p>
+            <w:pPr>
+              <w:jc w:val="center"/>
+              <w:rPr>
+                <w:rFonts w:ascii="Times New Roman" w:hAnsi="Times New Roman" w:cs="Times New Roman"/>
+                <w:bCs/>
+                <w:sz w:val="28"/>
+                <w:szCs w:val="24"/>
+              </w:rPr>
+            </w:pPr>
+            <w:r>
+              <w:rPr>
+                <w:rFonts w:ascii="Times New Roman" w:hAnsi="Times New Roman" w:cs="Times New Roman"/>
+                <w:bCs/>
+                <w:sz w:val="28"/>
+              </w:rPr>
+              <w:t>Значимость признаков</w:t>
+            </w:r>
+          </w:p>
+        </w:tc>
+        <w:tc>
+          <w:tcPr>
+            <w:tcW w:w="1985" w:type="dxa"/>
+            <w:hideMark/>
+          </w:tcPr>
+          <w:p>
+            <w:pPr>
+              <w:jc w:val="center"/>
+              <w:rPr>
+                <w:rFonts w:ascii="Times New Roman" w:hAnsi="Times New Roman" w:cs="Times New Roman"/>
+                <w:bCs/>
+                <w:sz w:val="28"/>
+                <w:szCs w:val="24"/>
+              </w:rPr>
+            </w:pPr>
+            <w:r>
+              <w:rPr>
+                <w:rFonts w:ascii="Times New Roman" w:hAnsi="Times New Roman" w:cs="Times New Roman"/>
+                <w:bCs/>
+                <w:sz w:val="28"/>
+              </w:rPr>
+              <w:t xml:space="preserve">Уровень свойств </w:t>
+            </w:r>
+            <w:proofErr w:type="spellStart"/>
+            <w:r>
+              <w:rPr>
+                <w:rFonts w:ascii="Times New Roman" w:hAnsi="Times New Roman" w:cs="Times New Roman"/>
+                <w:bCs/>
+                <w:sz w:val="28"/>
+              </w:rPr>
+              <w:t>НТПр</w:t>
+            </w:r>
+            <w:proofErr w:type="spellEnd"/>
+            <w:r>
+              <w:rPr>
+                <w:rFonts w:ascii="Times New Roman" w:hAnsi="Times New Roman" w:cs="Times New Roman"/>
+                <w:bCs/>
+                <w:sz w:val="28"/>
+              </w:rPr>
+              <w:t xml:space="preserve"> (аналог)</w:t>
+            </w:r>
+          </w:p>
+        </w:tc>
+        <w:tc>
+          <w:tcPr>
+            <w:tcW w:w="2375" w:type="dxa"/>
+            <w:hideMark/>
+          </w:tcPr>
+          <w:p>
+            <w:pPr>
+              <w:jc w:val="center"/>
+              <w:rPr>
+                <w:rFonts w:ascii="Times New Roman" w:hAnsi="Times New Roman" w:cs="Times New Roman"/>
+                <w:bCs/>
+                <w:sz w:val="28"/>
+                <w:szCs w:val="24"/>
+              </w:rPr>
+            </w:pPr>
+            <w:r>
+              <w:rPr>
+                <w:rFonts w:ascii="Times New Roman" w:hAnsi="Times New Roman" w:cs="Times New Roman"/>
+                <w:bCs/>
+                <w:sz w:val="28"/>
+              </w:rPr>
+              <w:t xml:space="preserve">Уровень свойств разрабатываемой </w:t>
+            </w:r>
+            <w:proofErr w:type="spellStart"/>
+            <w:r>
+              <w:rPr>
+                <w:rFonts w:ascii="Times New Roman" w:hAnsi="Times New Roman" w:cs="Times New Roman"/>
+                <w:bCs/>
+                <w:sz w:val="28"/>
+              </w:rPr>
+              <w:t>НТПр</w:t>
+            </w:r>
+            <w:proofErr w:type="spellEnd"/>
+          </w:p>
+        </w:tc>
+      </w:tr>
+      <w:tr>
+        <w:tc>
+          <w:tcPr>
+            <w:tcW w:w="2776" w:type="dxa"/>
+            <w:hideMark/>
+          </w:tcPr>
+          <w:p>
+            <w:pPr>
+              <w:rPr>
+                <w:rFonts w:ascii="Times New Roman" w:hAnsi="Times New Roman" w:cs="Times New Roman"/>
+                <w:sz w:val="28"/>
+                <w:szCs w:val="24"/>
+              </w:rPr>
+            </w:pPr>
+            <w:r>
+              <w:rPr>
+                <w:rFonts w:ascii="Times New Roman" w:hAnsi="Times New Roman" w:cs="Times New Roman"/>
+                <w:sz w:val="28"/>
+              </w:rPr>
+              <w:t>Научно-технический уровень (новизна)</w:t>
+            </w:r>
+          </w:p>
+        </w:tc>
+        <w:tc>
+          <w:tcPr>
+            <w:tcW w:w="2327" w:type="dxa"/>
+            <w:hideMark/>
+          </w:tcPr>
+          <w:p>
+            <w:pPr>
+              <w:rPr>
+                <w:rFonts w:ascii="Times New Roman" w:hAnsi="Times New Roman" w:cs="Times New Roman"/>
+                <w:sz w:val="28"/>
+                <w:szCs w:val="24"/>
+              </w:rPr>
+            </w:pPr>
+            <w:r>
+              <w:rPr>
+                <w:rFonts w:ascii="Times New Roman" w:hAnsi="Times New Roman" w:cs="Times New Roman"/>
+                <w:sz w:val="28"/>
+              </w:rPr>
+              <w:t>0,4</w:t>
+            </w:r>
+          </w:p>
+        </w:tc>
+        <w:tc>
+          <w:tcPr>
+            <w:tcW w:w="1985" w:type="dxa"/>
+            <w:hideMark/>
+          </w:tcPr>
+          <w:p>
+            <w:pPr>
+              <w:rPr>
+                <w:rFonts w:ascii="Times New Roman" w:hAnsi="Times New Roman" w:cs="Times New Roman"/>
+                <w:sz w:val="28"/>
+                <w:szCs w:val="24"/>
+              </w:rPr>
+            </w:pPr>
+            <w:r>
+              <w:rPr>
+                <w:rFonts w:ascii="Times New Roman" w:hAnsi="Times New Roman" w:cs="Times New Roman"/>
+                <w:sz w:val="28"/>
+              </w:rPr>
+              <w:t>6</w:t>
+            </w:r>
+          </w:p>
+        </w:tc>
+        <w:tc>
+          <w:tcPr>
+            <w:tcW w:w="2375" w:type="dxa"/>
+            <w:hideMark/>
+          </w:tcPr>
+          <w:p>
+            <w:pPr>
+              <w:rPr>
+                <w:rFonts w:ascii="Times New Roman" w:hAnsi="Times New Roman" w:cs="Times New Roman"/>
+                <w:sz w:val="28"/>
+                <w:szCs w:val="24"/>
+              </w:rPr>
+            </w:pPr>
+            <w:r>
+              <w:rPr>
+                <w:rFonts w:ascii="Times New Roman" w:hAnsi="Times New Roman" w:cs="Times New Roman"/>
+                <w:sz w:val="28"/>
+              </w:rPr>
+              <w:t>7</w:t>
+            </w:r>
+          </w:p>
+        </w:tc>
+      </w:tr>
+      <w:tr>
+        <w:tc>
+          <w:tcPr>
+            <w:tcW w:w="2776" w:type="dxa"/>
+            <w:hideMark/>
+          </w:tcPr>
+          <w:p>
+            <w:pPr>
+              <w:rPr>
+                <w:rFonts w:ascii="Times New Roman" w:hAnsi="Times New Roman" w:cs="Times New Roman"/>
+                <w:sz w:val="28"/>
+                <w:szCs w:val="24"/>
+              </w:rPr>
+            </w:pPr>
+            <w:r>
+              <w:rPr>
+                <w:rFonts w:ascii="Times New Roman" w:hAnsi="Times New Roman" w:cs="Times New Roman"/>
+                <w:sz w:val="28"/>
+              </w:rPr>
+              <w:t>Перспективность</w:t>
+            </w:r>
+          </w:p>
+        </w:tc>
+        <w:tc>
+          <w:tcPr>
+            <w:tcW w:w="2327" w:type="dxa"/>
+            <w:hideMark/>
+          </w:tcPr>
+          <w:p>
+            <w:pPr>
+              <w:rPr>
+                <w:rFonts w:ascii="Times New Roman" w:hAnsi="Times New Roman" w:cs="Times New Roman"/>
+                <w:sz w:val="28"/>
+                <w:szCs w:val="24"/>
+              </w:rPr>
+            </w:pPr>
+            <w:r>
+              <w:rPr>
+                <w:rFonts w:ascii="Times New Roman" w:hAnsi="Times New Roman" w:cs="Times New Roman"/>
+                <w:sz w:val="28"/>
+              </w:rPr>
+              <w:t>0,4</w:t>
+            </w:r>
+          </w:p>
+        </w:tc>
+        <w:tc>
+          <w:tcPr>
+            <w:tcW w:w="1985" w:type="dxa"/>
+            <w:hideMark/>
+          </w:tcPr>
+          <w:p>
+            <w:pPr>
+              <w:rPr>
+                <w:rFonts w:ascii="Times New Roman" w:hAnsi="Times New Roman" w:cs="Times New Roman"/>
+                <w:sz w:val="28"/>
+                <w:szCs w:val="24"/>
+              </w:rPr>
+            </w:pPr>
+            <w:r>
+              <w:rPr>
+                <w:rFonts w:ascii="Times New Roman" w:hAnsi="Times New Roman" w:cs="Times New Roman"/>
+                <w:sz w:val="28"/>
+              </w:rPr>
+              <w:t>7</w:t>
+            </w:r>
+          </w:p>
+        </w:tc>
+        <w:tc>
+          <w:tcPr>
+            <w:tcW w:w="2375" w:type="dxa"/>
+            <w:hideMark/>
+          </w:tcPr>
+          <w:p>
+            <w:pPr>
+              <w:rPr>
+                <w:rFonts w:ascii="Times New Roman" w:hAnsi="Times New Roman" w:cs="Times New Roman"/>
+                <w:sz w:val="28"/>
+                <w:szCs w:val="24"/>
+              </w:rPr>
+            </w:pPr>
+            <w:r>
+              <w:rPr>
+                <w:rFonts w:ascii="Times New Roman" w:hAnsi="Times New Roman" w:cs="Times New Roman"/>
+                <w:sz w:val="28"/>
+              </w:rPr>
+              <w:t>9</w:t>
+            </w:r>
+          </w:p>
+        </w:tc>
+      </w:tr>
+      <w:tr>
+        <w:tc>
+          <w:tcPr>
+            <w:tcW w:w="2776" w:type="dxa"/>
+            <w:hideMark/>
+          </w:tcPr>
+          <w:p>
+            <w:pPr>
+              <w:rPr>
+                <w:rFonts w:ascii="Times New Roman" w:hAnsi="Times New Roman" w:cs="Times New Roman"/>
+                <w:sz w:val="28"/>
+                <w:szCs w:val="24"/>
+              </w:rPr>
+            </w:pPr>
+            <w:r>
+              <w:rPr>
+                <w:rFonts w:ascii="Times New Roman" w:hAnsi="Times New Roman" w:cs="Times New Roman"/>
+                <w:sz w:val="28"/>
+              </w:rPr>
+              <w:t>Возможность применения результатов</w:t>
+            </w:r>
+          </w:p>
+        </w:tc>
+        <w:tc>
+          <w:tcPr>
+            <w:tcW w:w="2327" w:type="dxa"/>
+            <w:hideMark/>
+          </w:tcPr>
+          <w:p>
+            <w:pPr>
+              <w:rPr>
+                <w:rFonts w:ascii="Times New Roman" w:hAnsi="Times New Roman" w:cs="Times New Roman"/>
+                <w:sz w:val="28"/>
+                <w:szCs w:val="24"/>
+              </w:rPr>
+            </w:pPr>
+            <w:r>
+              <w:rPr>
+                <w:rFonts w:ascii="Times New Roman" w:hAnsi="Times New Roman" w:cs="Times New Roman"/>
+                <w:sz w:val="28"/>
+              </w:rPr>
+              <w:t>0,2</w:t>
+            </w:r>
+          </w:p>
+        </w:tc>
+        <w:tc>
+          <w:tcPr>
+            <w:tcW w:w="1985" w:type="dxa"/>
+            <w:hideMark/>
+          </w:tcPr>
+          <w:p>
+            <w:pPr>
+              <w:rPr>
+                <w:rFonts w:ascii="Times New Roman" w:hAnsi="Times New Roman" w:cs="Times New Roman"/>
+                <w:sz w:val="28"/>
+                <w:szCs w:val="24"/>
+              </w:rPr>
+            </w:pPr>
+            <w:r>
+              <w:rPr>
+                <w:rFonts w:ascii="Times New Roman" w:hAnsi="Times New Roman" w:cs="Times New Roman"/>
+                <w:sz w:val="28"/>
+              </w:rPr>
+              <w:t>4</w:t>
+            </w:r>
+          </w:p>
+        </w:tc>
+        <w:tc>
+          <w:tcPr>
+            <w:tcW w:w="2375" w:type="dxa"/>
+            <w:hideMark/>
+          </w:tcPr>
+          <w:p>
+            <w:pPr>
+              <w:rPr>
+                <w:rFonts w:ascii="Times New Roman" w:hAnsi="Times New Roman" w:cs="Times New Roman"/>
+                <w:sz w:val="28"/>
+                <w:szCs w:val="24"/>
+              </w:rPr>
+            </w:pPr>
+            <w:r>
+              <w:rPr>
+                <w:rFonts w:ascii="Times New Roman" w:hAnsi="Times New Roman" w:cs="Times New Roman"/>
+                <w:sz w:val="28"/>
+              </w:rPr>
+              <w:t>7</w:t>
+            </w:r>
+          </w:p>
+        </w:tc>
+      </w:tr>
+    </w:tbl>
+    <w:p>
+      <w:pPr>
+        <w:spacing w:after="0" w:line="360" w:lineRule="auto"/>
+        <w:ind w:firstLine="709"/>
+        <w:jc w:val="both"/>
+        <w:rPr>
+          <w:rFonts w:ascii="Times New Roman" w:hAnsi="Times New Roman" w:cs="Times New Roman"/>
+          <w:sz w:val="28"/>
+        </w:rPr>
+      </w:pPr>
+    </w:p>
+    <w:p>
+      <w:pPr>
+        <w:pStyle w:val="1"/>
+      </w:pPr>
+      <w:r>
+        <w:t>Расчёт обобщённого показателя научно-технического уровня разработки</w:t>
+      </w:r>
+      <w:r>
+        <w:t>:</w:t>
+      </w:r>
+    </w:p>
+    <w:p>
+      <w:pPr>
+        <w:pStyle w:val="1"/>
+      </w:pPr>
+    </w:p>
+    <w:bookmarkStart w:id="2" w:name="_Hlk182907881"/>
+    <w:p>
+      <w:pPr>
+        <w:ind w:firstLine="3686"/>
+        <w:jc w:val="center"/>
+        <w:rPr>
+          <w:rFonts w:ascii="Times New Roman" w:eastAsiaTheme="minorEastAsia" w:hAnsi="Times New Roman" w:cs="Times New Roman"/>
+          <w:sz w:val="28"/>
+          <w:szCs w:val="28"/>
+        </w:rPr>
+      </w:pPr>
+      <m:oMath>
+        <m:sSub>
+          <m:sSubPr>
+            <m:ctrlPr>
+              <w:rPr>
+                <w:rFonts w:ascii="Cambria Math" w:hAnsi="Cambria Math" w:cs="Times New Roman"/>
+                <w:i/>
+                <w:sz w:val="28"/>
+                <w:szCs w:val="28"/>
+              </w:rPr>
+            </m:ctrlPr>
+          </m:sSubPr>
+          <m:e>
+            <m:sSub>
+              <m:sSubPr>
+                <m:ctrlPr>
+                  <w:rPr>
+                    <w:rFonts w:ascii="Cambria Math" w:hAnsi="Cambria Math" w:cs="Times New Roman"/>
+                    <w:i/>
+                    <w:sz w:val="28"/>
+                    <w:szCs w:val="28"/>
+                  </w:rPr>
+                </m:ctrlPr>
+              </m:sSubPr>
+              <m:e>
+                <m:r>
+                  <w:rPr>
+                    <w:rFonts w:ascii="Cambria Math" w:hAnsi="Cambria Math" w:cs="Times New Roman"/>
+                    <w:sz w:val="28"/>
+                    <w:szCs w:val="28"/>
+                  </w:rPr>
+                  <m:t>Н</m:t>
+                </m:r>
+              </m:e>
+              <m:sub>
+                <m:r>
+                  <w:rPr>
+                    <w:rFonts w:ascii="Cambria Math" w:hAnsi="Cambria Math" w:cs="Times New Roman"/>
+                    <w:sz w:val="28"/>
+                    <w:szCs w:val="28"/>
+                  </w:rPr>
+                  <m:t>НТП</m:t>
+                </m:r>
+              </m:sub>
+            </m:sSub>
+          </m:e>
+          <m:sub>
+            <m:r>
+              <w:rPr>
+                <w:rFonts w:ascii="Cambria Math" w:hAnsi="Cambria Math" w:cs="Times New Roman"/>
+                <w:sz w:val="28"/>
+                <w:szCs w:val="28"/>
+              </w:rPr>
+              <m:t>Н</m:t>
+            </m:r>
+          </m:sub>
+        </m:sSub>
+        <m:r>
+          <w:rPr>
+            <w:rFonts w:ascii="Cambria Math" w:hAnsi="Cambria Math" w:cs="Times New Roman"/>
+            <w:sz w:val="28"/>
+            <w:szCs w:val="28"/>
+          </w:rPr>
+          <m:t>=</m:t>
+        </m:r>
+        <m:f>
+          <m:fPr>
+            <m:ctrlPr>
+              <w:rPr>
+                <w:rFonts w:ascii="Cambria Math" w:hAnsi="Cambria Math" w:cs="Times New Roman"/>
+                <w:i/>
+                <w:sz w:val="28"/>
+                <w:szCs w:val="28"/>
+              </w:rPr>
+            </m:ctrlPr>
+          </m:fPr>
+          <m:num>
+            <m:nary>
+              <m:naryPr>
+                <m:chr m:val="∑"/>
+                <m:supHide m:val="1"/>
+                <m:ctrlPr>
+                  <w:rPr>
+                    <w:rFonts w:ascii="Cambria Math" w:hAnsi="Cambria Math" w:cs="Times New Roman"/>
+                    <w:i/>
+                    <w:sz w:val="28"/>
+                    <w:szCs w:val="28"/>
+                  </w:rPr>
+                </m:ctrlPr>
+              </m:naryPr>
+              <m:sub>
+                <m:r>
+                  <w:rPr>
+                    <w:rFonts w:ascii="Cambria Math" w:hAnsi="Cambria Math" w:cs="Times New Roman"/>
+                    <w:sz w:val="28"/>
+                    <w:szCs w:val="28"/>
+                  </w:rPr>
+                  <m:t>i</m:t>
+                </m:r>
+              </m:sub>
+              <m:sup/>
+              <m:e>
+                <m:sSub>
+                  <m:sSubPr>
+                    <m:ctrlPr>
+                      <w:rPr>
+                        <w:rFonts w:ascii="Cambria Math" w:hAnsi="Cambria Math" w:cs="Times New Roman"/>
+                        <w:i/>
+                        <w:sz w:val="28"/>
+                        <w:szCs w:val="28"/>
+                      </w:rPr>
+                    </m:ctrlPr>
+                  </m:sSubPr>
+                  <m:e>
+                    <m:sSub>
+                      <m:sSubPr>
+                        <m:ctrlPr>
+                          <w:rPr>
+                            <w:rFonts w:ascii="Cambria Math" w:hAnsi="Cambria Math" w:cs="Times New Roman"/>
+                            <w:i/>
+                            <w:sz w:val="28"/>
+                            <w:szCs w:val="28"/>
+                          </w:rPr>
+                        </m:ctrlPr>
+                      </m:sSubPr>
+                      <m:e>
+                        <m:r>
+                          <w:rPr>
+                            <w:rFonts w:ascii="Cambria Math" w:hAnsi="Cambria Math" w:cs="Times New Roman"/>
+                            <w:sz w:val="28"/>
+                            <w:szCs w:val="28"/>
+                          </w:rPr>
+                          <m:t>Q</m:t>
+                        </m:r>
+                      </m:e>
+                      <m:sub>
+                        <m:r>
+                          <w:rPr>
+                            <w:rFonts w:ascii="Cambria Math" w:hAnsi="Cambria Math" w:cs="Times New Roman"/>
+                            <w:sz w:val="28"/>
+                            <w:szCs w:val="28"/>
+                          </w:rPr>
+                          <m:t>Н</m:t>
+                        </m:r>
+                      </m:sub>
+                    </m:sSub>
+                  </m:e>
+                  <m:sub>
+                    <m:r>
+                      <w:rPr>
+                        <w:rFonts w:ascii="Cambria Math" w:hAnsi="Cambria Math" w:cs="Times New Roman"/>
+                        <w:sz w:val="28"/>
+                        <w:szCs w:val="28"/>
+                      </w:rPr>
+                      <m:t>i</m:t>
+                    </m:r>
+                  </m:sub>
+                </m:sSub>
+              </m:e>
+            </m:nary>
+            <m:sSub>
+              <m:sSubPr>
+                <m:ctrlPr>
+                  <w:rPr>
+                    <w:rFonts w:ascii="Cambria Math" w:hAnsi="Cambria Math" w:cs="Times New Roman"/>
+                    <w:i/>
+                    <w:sz w:val="28"/>
+                    <w:szCs w:val="28"/>
+                  </w:rPr>
+                </m:ctrlPr>
+              </m:sSubPr>
+              <m:e>
+                <m:r>
+                  <w:rPr>
+                    <w:rFonts w:ascii="Cambria Math" w:hAnsi="Cambria Math" w:cs="Times New Roman"/>
+                    <w:sz w:val="28"/>
+                    <w:szCs w:val="28"/>
+                  </w:rPr>
+                  <m:t>R</m:t>
+                </m:r>
+              </m:e>
+              <m:sub>
+                <m:r>
+                  <w:rPr>
+                    <w:rFonts w:ascii="Cambria Math" w:hAnsi="Cambria Math" w:cs="Times New Roman"/>
+                    <w:sz w:val="28"/>
+                    <w:szCs w:val="28"/>
+                  </w:rPr>
+                  <m:t>i</m:t>
+                </m:r>
+              </m:sub>
+            </m:sSub>
+          </m:num>
+          <m:den>
+            <m:nary>
+              <m:naryPr>
+                <m:chr m:val="∑"/>
+                <m:supHide m:val="1"/>
+                <m:ctrlPr>
+                  <w:rPr>
+                    <w:rFonts w:ascii="Cambria Math" w:hAnsi="Cambria Math" w:cs="Times New Roman"/>
+                    <w:i/>
+                    <w:sz w:val="28"/>
+                    <w:szCs w:val="28"/>
+                  </w:rPr>
+                </m:ctrlPr>
+              </m:naryPr>
+              <m:sub>
+                <m:r>
+                  <w:rPr>
+                    <w:rFonts w:ascii="Cambria Math" w:hAnsi="Cambria Math" w:cs="Times New Roman"/>
+                    <w:sz w:val="28"/>
+                    <w:szCs w:val="28"/>
+                  </w:rPr>
+                  <m:t>i</m:t>
+                </m:r>
+              </m:sub>
+              <m:sup/>
+              <m:e>
+                <m:sSub>
+                  <m:sSubPr>
+                    <m:ctrlPr>
+                      <w:rPr>
+                        <w:rFonts w:ascii="Cambria Math" w:hAnsi="Cambria Math" w:cs="Times New Roman"/>
+                        <w:i/>
+                        <w:sz w:val="28"/>
+                        <w:szCs w:val="28"/>
+                      </w:rPr>
+                    </m:ctrlPr>
+                  </m:sSubPr>
+                  <m:e>
+                    <m:r>
+                      <w:rPr>
+                        <w:rFonts w:ascii="Cambria Math" w:hAnsi="Cambria Math" w:cs="Times New Roman"/>
+                        <w:sz w:val="28"/>
+                        <w:szCs w:val="28"/>
+                      </w:rPr>
+                      <m:t>R</m:t>
+                    </m:r>
+                  </m:e>
+                  <m:sub>
+                    <m:r>
+                      <w:rPr>
+                        <w:rFonts w:ascii="Cambria Math" w:hAnsi="Cambria Math" w:cs="Times New Roman"/>
+                        <w:sz w:val="28"/>
+                        <w:szCs w:val="28"/>
+                      </w:rPr>
+                      <m:t>i</m:t>
+                    </m:r>
+                  </m:sub>
+                </m:sSub>
+              </m:e>
+            </m:nary>
+          </m:den>
+        </m:f>
+      </m:oMath>
+      <w:bookmarkEnd w:id="2"/>
+      <w:r>
+        <w:rPr>
+          <w:rFonts w:eastAsiaTheme="minorEastAsia" w:cs="Times New Roman"/>
+          <w:szCs w:val="28"/>
+        </w:rPr>
+        <w:t>,</w:t>
+      </w:r>
+      <w:r>
+        <w:rPr>
+          <w:rFonts w:eastAsiaTheme="minorEastAsia" w:cs="Times New Roman"/>
+          <w:szCs w:val="28"/>
+        </w:rPr>
+        <w:tab/>
+      </w:r>
+      <w:r>
+        <w:rPr>
+          <w:rFonts w:eastAsiaTheme="minorEastAsia" w:cs="Times New Roman"/>
+          <w:szCs w:val="28"/>
+        </w:rPr>
+        <w:tab/>
+      </w:r>
+      <w:r>
+        <w:rPr>
+          <w:rFonts w:eastAsiaTheme="minorEastAsia" w:cs="Times New Roman"/>
+          <w:szCs w:val="28"/>
+        </w:rPr>
+        <w:tab/>
+      </w:r>
+      <w:r>
+        <w:rPr>
+          <w:rFonts w:eastAsiaTheme="minorEastAsia" w:cs="Times New Roman"/>
+          <w:szCs w:val="28"/>
+        </w:rPr>
+        <w:tab/>
+      </w:r>
+      <w:r>
+        <w:rPr>
+          <w:rFonts w:eastAsiaTheme="minorEastAsia" w:cs="Times New Roman"/>
+          <w:szCs w:val="28"/>
+        </w:rPr>
+        <w:tab/>
+      </w:r>
+      <w:r>
+        <w:rPr>
+          <w:rFonts w:ascii="Times New Roman" w:eastAsiaTheme="minorEastAsia" w:hAnsi="Times New Roman" w:cs="Times New Roman"/>
+          <w:sz w:val="28"/>
+          <w:szCs w:val="28"/>
+        </w:rPr>
+        <w:t>(4.1)</w:t>
+      </w:r>
+    </w:p>
+    <w:p>
+      <w:pPr>
+        <w:jc w:val="center"/>
+        <w:rPr>
+          <w:rFonts w:eastAsiaTheme="minorEastAsia" w:cs="Times New Roman"/>
+          <w:szCs w:val="28"/>
+        </w:rPr>
+      </w:pPr>
+    </w:p>
+    <w:p>
+      <w:pPr>
+        <w:pStyle w:val="1"/>
+      </w:pPr>
+      <w:r>
+        <w:lastRenderedPageBreak/>
+        <w:t>г</w:t>
+      </w:r>
+      <w:r>
+        <w:t>де</w:t>
+      </w:r>
+      <w:r>
+        <w:t xml:space="preserve"> </w:t>
+      </w:r>
+      <m:oMath>
+        <m:sSub>
+          <m:sSubPr>
+            <m:ctrlPr>
+              <w:rPr>
+                <w:rFonts w:ascii="Cambria Math" w:hAnsi="Cambria Math"/>
+                <w:i/>
+              </w:rPr>
+            </m:ctrlPr>
+          </m:sSubPr>
+          <m:e>
+            <m:sSub>
+              <m:sSubPr>
+                <m:ctrlPr>
+                  <w:rPr>
+                    <w:rFonts w:ascii="Cambria Math" w:hAnsi="Cambria Math"/>
+                    <w:i/>
+                  </w:rPr>
+                </m:ctrlPr>
+              </m:sSubPr>
+              <m:e>
+                <m:r>
+                  <w:rPr>
+                    <w:rFonts w:ascii="Cambria Math" w:hAnsi="Cambria Math"/>
+                  </w:rPr>
+                  <m:t>Q</m:t>
+                </m:r>
+              </m:e>
+              <m:sub>
+                <m:r>
+                  <w:rPr>
+                    <w:rFonts w:ascii="Cambria Math" w:hAnsi="Cambria Math"/>
+                  </w:rPr>
+                  <m:t>Н</m:t>
+                </m:r>
+              </m:sub>
+            </m:sSub>
+          </m:e>
+          <m:sub>
+            <m:r>
+              <w:rPr>
+                <w:rFonts w:ascii="Cambria Math" w:hAnsi="Cambria Math"/>
+              </w:rPr>
+              <m:t>i</m:t>
+            </m:r>
+          </m:sub>
+        </m:sSub>
+      </m:oMath>
+      <w:r>
+        <w:t xml:space="preserve"> </w:t>
+      </w:r>
+      <w:r>
+        <w:rPr>
+          <w:rFonts w:eastAsia="Times New Roman"/>
+          <w:bCs/>
+          <w:szCs w:val="24"/>
+          <w:lang w:eastAsia="ru-RU"/>
+        </w:rPr>
+        <w:t>–</w:t>
+      </w:r>
+      <w:r>
+        <w:t xml:space="preserve"> </w:t>
+      </w:r>
+      <w:r>
+        <w:t xml:space="preserve">значения показателей разработанной </w:t>
+      </w:r>
+      <w:proofErr w:type="spellStart"/>
+      <w:r>
+        <w:t>НТПр</w:t>
+      </w:r>
+      <w:proofErr w:type="spellEnd"/>
+      <w:r>
+        <w:t xml:space="preserve"> в баллах</w:t>
+      </w:r>
+      <w:r>
+        <w:t xml:space="preserve">, </w:t>
+      </w:r>
+    </w:p>
+    <w:p>
+      <w:pPr>
+        <w:pStyle w:val="1"/>
+      </w:pPr>
+      <m:oMath>
+        <m:sSub>
+          <m:sSubPr>
+            <m:ctrlPr>
+              <w:rPr>
+                <w:rFonts w:ascii="Cambria Math" w:hAnsi="Cambria Math"/>
+                <w:i/>
+              </w:rPr>
+            </m:ctrlPr>
+          </m:sSubPr>
+          <m:e>
+            <m:r>
+              <w:rPr>
+                <w:rFonts w:ascii="Cambria Math" w:hAnsi="Cambria Math"/>
+              </w:rPr>
+              <m:t>R</m:t>
+            </m:r>
+          </m:e>
+          <m:sub>
+            <m:r>
+              <w:rPr>
+                <w:rFonts w:ascii="Cambria Math" w:hAnsi="Cambria Math"/>
+              </w:rPr>
+              <m:t>i</m:t>
+            </m:r>
+          </m:sub>
+        </m:sSub>
+      </m:oMath>
+      <w:r>
+        <w:t xml:space="preserve"> </w:t>
+      </w:r>
+      <w:r>
+        <w:rPr>
+          <w:rFonts w:eastAsia="Times New Roman"/>
+          <w:bCs/>
+          <w:szCs w:val="24"/>
+          <w:lang w:eastAsia="ru-RU"/>
+        </w:rPr>
+        <w:t>–</w:t>
+      </w:r>
+      <w:r>
+        <w:t xml:space="preserve"> </w:t>
+      </w:r>
+      <w:r>
+        <w:t>весовые коэффициенты показателей</w:t>
+      </w:r>
+      <w:r>
+        <w:t>.</w:t>
+      </w:r>
+    </w:p>
+    <w:p>
+      <w:pPr>
+        <w:pStyle w:val="1"/>
+      </w:pPr>
+    </w:p>
+    <w:p>
+      <w:pPr>
+        <w:pStyle w:val="1"/>
+      </w:pPr>
+      <m:oMathPara>
+        <m:oMath>
+          <m:sSub>
+            <m:sSubPr>
+              <m:ctrlPr>
+                <w:rPr>
+                  <w:rFonts w:ascii="Cambria Math" w:hAnsi="Cambria Math"/>
+                  <w:i/>
+                </w:rPr>
+              </m:ctrlPr>
+            </m:sSubPr>
+            <m:e>
+              <m:sSub>
+                <m:sSubPr>
+                  <m:ctrlPr>
+                    <w:rPr>
+                      <w:rFonts w:ascii="Cambria Math" w:hAnsi="Cambria Math"/>
+                      <w:i/>
+                    </w:rPr>
+                  </m:ctrlPr>
+                </m:sSubPr>
+                <m:e>
+                  <m:r>
+                    <w:rPr>
+                      <w:rFonts w:ascii="Cambria Math" w:hAnsi="Cambria Math"/>
+                    </w:rPr>
+                    <m:t>Н</m:t>
+                  </m:r>
+                </m:e>
+                <m:sub>
+                  <m:r>
+                    <w:rPr>
+                      <w:rFonts w:ascii="Cambria Math" w:hAnsi="Cambria Math"/>
+                    </w:rPr>
+                    <m:t>НТП</m:t>
+                  </m:r>
+                </m:sub>
+              </m:sSub>
+            </m:e>
+            <m:sub>
+              <m:r>
+                <w:rPr>
+                  <w:rFonts w:ascii="Cambria Math" w:hAnsi="Cambria Math"/>
+                </w:rPr>
+                <m:t>Н</m:t>
+              </m:r>
+            </m:sub>
+          </m:sSub>
+          <m:r>
+            <w:rPr>
+              <w:rFonts w:ascii="Cambria Math" w:hAnsi="Cambria Math"/>
+            </w:rPr>
+            <m:t xml:space="preserve">= </m:t>
+          </m:r>
+          <m:r>
+            <m:rPr>
+              <m:sty m:val="p"/>
+            </m:rPr>
+            <w:rPr>
+              <w:rFonts w:ascii="Cambria Math" w:hAnsi="Cambria Math"/>
+            </w:rPr>
+            <m:t>7×0,4 + 9×0,4 + 7×0,2=</m:t>
+          </m:r>
+          <m:r>
+            <w:rPr>
+              <w:rFonts w:ascii="Cambria Math" w:hAnsi="Cambria Math"/>
+            </w:rPr>
+            <m:t>7,8</m:t>
+          </m:r>
+        </m:oMath>
+      </m:oMathPara>
+    </w:p>
+    <w:p>
+      <w:pPr>
+        <w:pStyle w:val="1"/>
+      </w:pPr>
+    </w:p>
+    <w:p>
+      <w:pPr>
+        <w:pStyle w:val="1"/>
+      </w:pPr>
+      <w:r>
+        <w:t>Для базового варианта:</w:t>
+      </w:r>
+    </w:p>
+    <w:p>
+      <w:pPr>
+        <w:pStyle w:val="1"/>
+      </w:pPr>
+    </w:p>
+    <w:p>
+      <w:pPr>
+        <w:ind w:firstLine="708"/>
+        <w:jc w:val="center"/>
+        <w:rPr>
+          <w:rFonts w:eastAsiaTheme="minorEastAsia" w:cs="Times New Roman"/>
+          <w:szCs w:val="28"/>
+        </w:rPr>
+      </w:pPr>
+      <m:oMathPara>
+        <m:oMath>
+          <m:sSub>
+            <m:sSubPr>
+              <m:ctrlPr>
+                <w:rPr>
+                  <w:rFonts w:ascii="Cambria Math" w:hAnsi="Cambria Math" w:cs="Times New Roman"/>
+                  <w:i/>
+                  <w:sz w:val="28"/>
+                  <w:szCs w:val="28"/>
+                </w:rPr>
+              </m:ctrlPr>
+            </m:sSubPr>
+            <m:e>
+              <m:sSub>
+                <m:sSubPr>
+                  <m:ctrlPr>
+                    <w:rPr>
+                      <w:rFonts w:ascii="Cambria Math" w:hAnsi="Cambria Math" w:cs="Times New Roman"/>
+                      <w:i/>
+                      <w:sz w:val="28"/>
+                      <w:szCs w:val="28"/>
+                    </w:rPr>
+                  </m:ctrlPr>
+                </m:sSubPr>
+                <m:e>
+                  <m:r>
+                    <w:rPr>
+                      <w:rFonts w:ascii="Cambria Math" w:hAnsi="Cambria Math" w:cs="Times New Roman"/>
+                      <w:sz w:val="28"/>
+                      <w:szCs w:val="28"/>
+                    </w:rPr>
+                    <m:t>Н</m:t>
+                  </m:r>
+                </m:e>
+                <m:sub>
+                  <m:r>
+                    <w:rPr>
+                      <w:rFonts w:ascii="Cambria Math" w:hAnsi="Cambria Math" w:cs="Times New Roman"/>
+                      <w:sz w:val="28"/>
+                      <w:szCs w:val="28"/>
+                    </w:rPr>
+                    <m:t>НТП</m:t>
+                  </m:r>
+                </m:sub>
+              </m:sSub>
+            </m:e>
+            <m:sub>
+              <m:r>
+                <w:rPr>
+                  <w:rFonts w:ascii="Cambria Math" w:hAnsi="Cambria Math" w:cs="Times New Roman"/>
+                  <w:sz w:val="28"/>
+                  <w:szCs w:val="28"/>
+                </w:rPr>
+                <m:t>Б</m:t>
+              </m:r>
+            </m:sub>
+          </m:sSub>
+          <m:r>
+            <w:rPr>
+              <w:rFonts w:ascii="Cambria Math" w:hAnsi="Cambria Math" w:cs="Times New Roman"/>
+              <w:sz w:val="28"/>
+              <w:szCs w:val="28"/>
+            </w:rPr>
+            <m:t>=</m:t>
+          </m:r>
+          <m:f>
+            <m:fPr>
+              <m:ctrlPr>
+                <w:rPr>
+                  <w:rFonts w:ascii="Cambria Math" w:hAnsi="Cambria Math" w:cs="Times New Roman"/>
+                  <w:i/>
+                  <w:sz w:val="28"/>
+                  <w:szCs w:val="28"/>
+                </w:rPr>
+              </m:ctrlPr>
+            </m:fPr>
+            <m:num>
+              <m:nary>
+                <m:naryPr>
+                  <m:chr m:val="∑"/>
+                  <m:supHide m:val="1"/>
+                  <m:ctrlPr>
+                    <w:rPr>
+                      <w:rFonts w:ascii="Cambria Math" w:hAnsi="Cambria Math" w:cs="Times New Roman"/>
+                      <w:i/>
+                      <w:sz w:val="28"/>
+                      <w:szCs w:val="28"/>
+                    </w:rPr>
+                  </m:ctrlPr>
+                </m:naryPr>
+                <m:sub>
+                  <m:r>
+                    <w:rPr>
+                      <w:rFonts w:ascii="Cambria Math" w:hAnsi="Cambria Math" w:cs="Times New Roman"/>
+                      <w:sz w:val="28"/>
+                      <w:szCs w:val="28"/>
+                    </w:rPr>
+                    <m:t>i</m:t>
+                  </m:r>
+                </m:sub>
+                <m:sup/>
+                <m:e>
+                  <m:sSub>
+                    <m:sSubPr>
+                      <m:ctrlPr>
+                        <w:rPr>
+                          <w:rFonts w:ascii="Cambria Math" w:hAnsi="Cambria Math" w:cs="Times New Roman"/>
+                          <w:i/>
+                          <w:sz w:val="28"/>
+                          <w:szCs w:val="28"/>
+                        </w:rPr>
+                      </m:ctrlPr>
+                    </m:sSubPr>
+                    <m:e>
+                      <m:sSub>
+                        <m:sSubPr>
+                          <m:ctrlPr>
+                            <w:rPr>
+                              <w:rFonts w:ascii="Cambria Math" w:hAnsi="Cambria Math" w:cs="Times New Roman"/>
+                              <w:i/>
+                              <w:sz w:val="28"/>
+                              <w:szCs w:val="28"/>
+                            </w:rPr>
+                          </m:ctrlPr>
+                        </m:sSubPr>
+                        <m:e>
+                          <m:r>
+                            <w:rPr>
+                              <w:rFonts w:ascii="Cambria Math" w:hAnsi="Cambria Math" w:cs="Times New Roman"/>
+                              <w:sz w:val="28"/>
+                              <w:szCs w:val="28"/>
+                            </w:rPr>
+                            <m:t>Q</m:t>
+                          </m:r>
+                        </m:e>
+                        <m:sub>
+                          <m:r>
+                            <w:rPr>
+                              <w:rFonts w:ascii="Cambria Math" w:hAnsi="Cambria Math" w:cs="Times New Roman"/>
+                              <w:sz w:val="28"/>
+                              <w:szCs w:val="28"/>
+                            </w:rPr>
+                            <m:t>Б</m:t>
+                          </m:r>
+                        </m:sub>
+                      </m:sSub>
+                    </m:e>
+                    <m:sub>
+                      <m:r>
+                        <w:rPr>
+                          <w:rFonts w:ascii="Cambria Math" w:hAnsi="Cambria Math" w:cs="Times New Roman"/>
+                          <w:sz w:val="28"/>
+                          <w:szCs w:val="28"/>
+                        </w:rPr>
+                        <m:t>i</m:t>
+                      </m:r>
+                    </m:sub>
+                  </m:sSub>
+                </m:e>
+              </m:nary>
+              <m:sSub>
+                <m:sSubPr>
+                  <m:ctrlPr>
+                    <w:rPr>
+                      <w:rFonts w:ascii="Cambria Math" w:hAnsi="Cambria Math" w:cs="Times New Roman"/>
+                      <w:i/>
+                      <w:sz w:val="28"/>
+                      <w:szCs w:val="28"/>
+                    </w:rPr>
+                  </m:ctrlPr>
+                </m:sSubPr>
+                <m:e>
+                  <m:r>
+                    <w:rPr>
+                      <w:rFonts w:ascii="Cambria Math" w:hAnsi="Cambria Math" w:cs="Times New Roman"/>
+                      <w:sz w:val="28"/>
+                      <w:szCs w:val="28"/>
+                    </w:rPr>
+                    <m:t>R</m:t>
+                  </m:r>
+                </m:e>
+                <m:sub>
+                  <m:r>
+                    <w:rPr>
+                      <w:rFonts w:ascii="Cambria Math" w:hAnsi="Cambria Math" w:cs="Times New Roman"/>
+                      <w:sz w:val="28"/>
+                      <w:szCs w:val="28"/>
+                    </w:rPr>
+                    <m:t>i</m:t>
+                  </m:r>
+                </m:sub>
+              </m:sSub>
+            </m:num>
+            <m:den>
+              <m:nary>
+                <m:naryPr>
+                  <m:chr m:val="∑"/>
+                  <m:supHide m:val="1"/>
+                  <m:ctrlPr>
+                    <w:rPr>
+                      <w:rFonts w:ascii="Cambria Math" w:hAnsi="Cambria Math" w:cs="Times New Roman"/>
+                      <w:i/>
+                      <w:sz w:val="28"/>
+                      <w:szCs w:val="28"/>
+                    </w:rPr>
+                  </m:ctrlPr>
+                </m:naryPr>
+                <m:sub>
+                  <m:r>
+                    <w:rPr>
+                      <w:rFonts w:ascii="Cambria Math" w:hAnsi="Cambria Math" w:cs="Times New Roman"/>
+                      <w:sz w:val="28"/>
+                      <w:szCs w:val="28"/>
+                    </w:rPr>
+                    <m:t>i</m:t>
+                  </m:r>
+                </m:sub>
+                <m:sup/>
+                <m:e>
+                  <m:sSub>
+                    <m:sSubPr>
+                      <m:ctrlPr>
+                        <w:rPr>
+                          <w:rFonts w:ascii="Cambria Math" w:hAnsi="Cambria Math" w:cs="Times New Roman"/>
+                          <w:i/>
+                          <w:sz w:val="28"/>
+                          <w:szCs w:val="28"/>
+                        </w:rPr>
+                      </m:ctrlPr>
+                    </m:sSubPr>
+                    <m:e>
+                      <m:r>
+                        <w:rPr>
+                          <w:rFonts w:ascii="Cambria Math" w:hAnsi="Cambria Math" w:cs="Times New Roman"/>
+                          <w:sz w:val="28"/>
+                          <w:szCs w:val="28"/>
+                        </w:rPr>
+                        <m:t>R</m:t>
+                      </m:r>
+                    </m:e>
+                    <m:sub>
+                      <m:r>
+                        <w:rPr>
+                          <w:rFonts w:ascii="Cambria Math" w:hAnsi="Cambria Math" w:cs="Times New Roman"/>
+                          <w:sz w:val="28"/>
+                          <w:szCs w:val="28"/>
+                        </w:rPr>
+                        <m:t>i</m:t>
+                      </m:r>
+                    </m:sub>
+                  </m:sSub>
+                </m:e>
+              </m:nary>
+            </m:den>
+          </m:f>
+          <m:r>
+            <w:rPr>
+              <w:rFonts w:ascii="Cambria Math" w:hAnsi="Cambria Math" w:cs="Times New Roman"/>
+              <w:sz w:val="28"/>
+              <w:szCs w:val="28"/>
+            </w:rPr>
+            <m:t xml:space="preserve">= 6×0,4 + 7×0,4 + 4×0,2 = 6 </m:t>
+          </m:r>
+        </m:oMath>
+      </m:oMathPara>
+    </w:p>
+    <w:p>
+      <w:pPr>
+        <w:pStyle w:val="1"/>
+      </w:pPr>
+      <w:r>
+        <w:t>г</w:t>
+      </w:r>
+      <w:r>
+        <w:t>де</w:t>
+      </w:r>
+      <w:r>
+        <w:t xml:space="preserve"> </w:t>
+      </w:r>
+      <m:oMath>
+        <m:sSub>
+          <m:sSubPr>
+            <m:ctrlPr>
+              <w:rPr>
+                <w:rFonts w:ascii="Cambria Math" w:hAnsi="Cambria Math"/>
+                <w:i/>
+              </w:rPr>
+            </m:ctrlPr>
+          </m:sSubPr>
+          <m:e>
+            <m:sSub>
+              <m:sSubPr>
+                <m:ctrlPr>
+                  <w:rPr>
+                    <w:rFonts w:ascii="Cambria Math" w:hAnsi="Cambria Math"/>
+                    <w:i/>
+                  </w:rPr>
+                </m:ctrlPr>
+              </m:sSubPr>
+              <m:e>
+                <m:r>
+                  <w:rPr>
+                    <w:rFonts w:ascii="Cambria Math" w:hAnsi="Cambria Math"/>
+                  </w:rPr>
+                  <m:t>Q</m:t>
+                </m:r>
+              </m:e>
+              <m:sub>
+                <m:r>
+                  <w:rPr>
+                    <w:rFonts w:ascii="Cambria Math" w:hAnsi="Cambria Math"/>
+                  </w:rPr>
+                  <m:t>Б</m:t>
+                </m:r>
+              </m:sub>
+            </m:sSub>
+          </m:e>
+          <m:sub>
+            <m:r>
+              <w:rPr>
+                <w:rFonts w:ascii="Cambria Math" w:hAnsi="Cambria Math"/>
+              </w:rPr>
+              <m:t>i</m:t>
+            </m:r>
+          </m:sub>
+        </m:sSub>
+      </m:oMath>
+      <w:r>
+        <w:t xml:space="preserve"> </w:t>
+      </w:r>
+      <w:r>
+        <w:rPr>
+          <w:rFonts w:eastAsia="Times New Roman"/>
+          <w:bCs/>
+          <w:szCs w:val="24"/>
+          <w:lang w:eastAsia="ru-RU"/>
+        </w:rPr>
+        <w:t>–</w:t>
+      </w:r>
+      <w:r>
+        <w:t xml:space="preserve"> </w:t>
+      </w:r>
+      <w:r>
+        <w:t xml:space="preserve">показатели </w:t>
+      </w:r>
+      <w:proofErr w:type="spellStart"/>
+      <w:r>
+        <w:t>НТПр</w:t>
+      </w:r>
+      <w:proofErr w:type="spellEnd"/>
+      <w:r>
+        <w:t>-аналога</w:t>
+      </w:r>
+      <w:r>
+        <w:t>.</w:t>
+      </w:r>
+    </w:p>
+    <w:p>
+      <w:pPr>
+        <w:pStyle w:val="1"/>
+      </w:pPr>
+      <w:r>
+        <w:t>Индекс научно-технической прогрессивности:</w:t>
+      </w:r>
+    </w:p>
+    <w:p>
+      <w:pPr>
+        <w:pStyle w:val="1"/>
+      </w:pPr>
+    </w:p>
+    <w:bookmarkStart w:id="3" w:name="_Hlk182908057"/>
+    <w:p>
+      <w:pPr>
+        <w:tabs>
+          <w:tab w:val="left" w:pos="708"/>
+          <w:tab w:val="left" w:pos="1416"/>
+          <w:tab w:val="left" w:pos="2124"/>
+          <w:tab w:val="left" w:pos="2832"/>
+          <w:tab w:val="left" w:pos="3540"/>
+          <w:tab w:val="left" w:pos="4248"/>
+          <w:tab w:val="left" w:pos="4956"/>
+          <w:tab w:val="left" w:pos="7692"/>
+        </w:tabs>
+        <w:ind w:firstLine="3969"/>
+        <w:jc w:val="center"/>
+        <w:rPr>
+          <w:rFonts w:cs="Times New Roman"/>
+          <w:iCs/>
+          <w:szCs w:val="28"/>
+        </w:rPr>
+      </w:pPr>
+      <m:oMath>
+        <m:sSub>
+          <m:sSubPr>
+            <m:ctrlPr>
+              <w:rPr>
+                <w:rFonts w:ascii="Cambria Math" w:hAnsi="Cambria Math" w:cs="Times New Roman"/>
+                <w:i/>
+                <w:iCs/>
+                <w:sz w:val="32"/>
+                <w:szCs w:val="28"/>
+              </w:rPr>
+            </m:ctrlPr>
+          </m:sSubPr>
+          <m:e>
+            <m:r>
+              <w:rPr>
+                <w:rFonts w:ascii="Cambria Math" w:hAnsi="Cambria Math" w:cs="Times New Roman"/>
+                <w:sz w:val="32"/>
+                <w:szCs w:val="28"/>
+              </w:rPr>
+              <m:t>J</m:t>
+            </m:r>
+          </m:e>
+          <m:sub>
+            <m:r>
+              <w:rPr>
+                <w:rFonts w:ascii="Cambria Math" w:hAnsi="Cambria Math" w:cs="Times New Roman"/>
+                <w:sz w:val="32"/>
+                <w:szCs w:val="28"/>
+              </w:rPr>
+              <m:t>НТП</m:t>
+            </m:r>
+          </m:sub>
+        </m:sSub>
+        <w:bookmarkEnd w:id="3"/>
+        <m:r>
+          <w:rPr>
+            <w:rFonts w:ascii="Cambria Math" w:hAnsi="Cambria Math" w:cs="Times New Roman"/>
+            <w:sz w:val="32"/>
+            <w:szCs w:val="28"/>
+          </w:rPr>
+          <m:t>=</m:t>
+        </m:r>
+        <m:f>
+          <m:fPr>
+            <m:ctrlPr>
+              <w:rPr>
+                <w:rFonts w:ascii="Cambria Math" w:hAnsi="Cambria Math" w:cs="Times New Roman"/>
+                <w:i/>
+                <w:iCs/>
+                <w:sz w:val="32"/>
+                <w:szCs w:val="28"/>
+              </w:rPr>
+            </m:ctrlPr>
+          </m:fPr>
+          <m:num>
+            <m:sSub>
+              <m:sSubPr>
+                <m:ctrlPr>
+                  <w:rPr>
+                    <w:rFonts w:ascii="Cambria Math" w:hAnsi="Cambria Math" w:cs="Times New Roman"/>
+                    <w:i/>
+                    <w:iCs/>
+                    <w:sz w:val="32"/>
+                    <w:szCs w:val="28"/>
+                  </w:rPr>
+                </m:ctrlPr>
+              </m:sSubPr>
+              <m:e>
+                <m:sSub>
+                  <m:sSubPr>
+                    <m:ctrlPr>
+                      <w:rPr>
+                        <w:rFonts w:ascii="Cambria Math" w:hAnsi="Cambria Math" w:cs="Times New Roman"/>
+                        <w:i/>
+                        <w:iCs/>
+                        <w:sz w:val="32"/>
+                        <w:szCs w:val="28"/>
+                      </w:rPr>
+                    </m:ctrlPr>
+                  </m:sSubPr>
+                  <m:e>
+                    <m:r>
+                      <w:rPr>
+                        <w:rFonts w:ascii="Cambria Math" w:hAnsi="Cambria Math" w:cs="Times New Roman"/>
+                        <w:sz w:val="32"/>
+                        <w:szCs w:val="28"/>
+                      </w:rPr>
+                      <m:t>H</m:t>
+                    </m:r>
+                  </m:e>
+                  <m:sub>
+                    <m:r>
+                      <w:rPr>
+                        <w:rFonts w:ascii="Cambria Math" w:hAnsi="Cambria Math" w:cs="Times New Roman"/>
+                        <w:sz w:val="32"/>
+                        <w:szCs w:val="28"/>
+                      </w:rPr>
+                      <m:t>НТП</m:t>
+                    </m:r>
+                  </m:sub>
+                </m:sSub>
+              </m:e>
+              <m:sub>
+                <m:r>
+                  <w:rPr>
+                    <w:rFonts w:ascii="Cambria Math" w:hAnsi="Cambria Math" w:cs="Times New Roman"/>
+                    <w:sz w:val="32"/>
+                    <w:szCs w:val="28"/>
+                  </w:rPr>
+                  <m:t>Н</m:t>
+                </m:r>
+              </m:sub>
+            </m:sSub>
+          </m:num>
+          <m:den>
+            <m:sSub>
+              <m:sSubPr>
+                <m:ctrlPr>
+                  <w:rPr>
+                    <w:rFonts w:ascii="Cambria Math" w:hAnsi="Cambria Math" w:cs="Times New Roman"/>
+                    <w:i/>
+                    <w:iCs/>
+                    <w:sz w:val="32"/>
+                    <w:szCs w:val="28"/>
+                  </w:rPr>
+                </m:ctrlPr>
+              </m:sSubPr>
+              <m:e>
+                <m:sSub>
+                  <m:sSubPr>
+                    <m:ctrlPr>
+                      <w:rPr>
+                        <w:rFonts w:ascii="Cambria Math" w:hAnsi="Cambria Math" w:cs="Times New Roman"/>
+                        <w:i/>
+                        <w:iCs/>
+                        <w:sz w:val="32"/>
+                        <w:szCs w:val="28"/>
+                      </w:rPr>
+                    </m:ctrlPr>
+                  </m:sSubPr>
+                  <m:e>
+                    <m:r>
+                      <w:rPr>
+                        <w:rFonts w:ascii="Cambria Math" w:hAnsi="Cambria Math" w:cs="Times New Roman"/>
+                        <w:sz w:val="32"/>
+                        <w:szCs w:val="28"/>
+                      </w:rPr>
+                      <m:t>H</m:t>
+                    </m:r>
+                  </m:e>
+                  <m:sub>
+                    <m:r>
+                      <w:rPr>
+                        <w:rFonts w:ascii="Cambria Math" w:hAnsi="Cambria Math" w:cs="Times New Roman"/>
+                        <w:sz w:val="32"/>
+                        <w:szCs w:val="28"/>
+                      </w:rPr>
+                      <m:t>НТП</m:t>
+                    </m:r>
+                  </m:sub>
+                </m:sSub>
+              </m:e>
+              <m:sub>
+                <m:r>
+                  <w:rPr>
+                    <w:rFonts w:ascii="Cambria Math" w:hAnsi="Cambria Math" w:cs="Times New Roman"/>
+                    <w:sz w:val="32"/>
+                    <w:szCs w:val="28"/>
+                  </w:rPr>
+                  <m:t>Б</m:t>
+                </m:r>
+              </m:sub>
+            </m:sSub>
+          </m:den>
+        </m:f>
+      </m:oMath>
+      <w:r>
+        <w:rPr>
+          <w:rFonts w:ascii="Times New Roman" w:hAnsi="Times New Roman" w:cs="Times New Roman"/>
+          <w:iCs/>
+          <w:sz w:val="28"/>
+          <w:szCs w:val="28"/>
+        </w:rPr>
+        <w:tab/>
+      </w:r>
+      <w:r>
+        <w:rPr>
+          <w:rFonts w:ascii="Times New Roman" w:hAnsi="Times New Roman" w:cs="Times New Roman"/>
+          <w:iCs/>
+          <w:sz w:val="28"/>
+          <w:szCs w:val="28"/>
+        </w:rPr>
+        <w:tab/>
+      </w:r>
+      <w:r>
+        <w:rPr>
+          <w:rFonts w:ascii="Times New Roman" w:hAnsi="Times New Roman" w:cs="Times New Roman"/>
+          <w:iCs/>
+          <w:sz w:val="28"/>
+          <w:szCs w:val="28"/>
+        </w:rPr>
+        <w:tab/>
+      </w:r>
+      <w:r>
+        <w:rPr>
+          <w:rFonts w:ascii="Times New Roman" w:hAnsi="Times New Roman" w:cs="Times New Roman"/>
+          <w:iCs/>
+          <w:sz w:val="28"/>
+          <w:szCs w:val="28"/>
+        </w:rPr>
+        <w:t>(</w:t>
+      </w:r>
+      <w:r>
+        <w:rPr>
+          <w:rFonts w:ascii="Times New Roman" w:hAnsi="Times New Roman" w:cs="Times New Roman"/>
+          <w:iCs/>
+          <w:sz w:val="28"/>
+          <w:szCs w:val="28"/>
+        </w:rPr>
+        <w:t>4</w:t>
+      </w:r>
+      <w:r>
+        <w:rPr>
+          <w:rFonts w:ascii="Times New Roman" w:hAnsi="Times New Roman" w:cs="Times New Roman"/>
+          <w:iCs/>
+          <w:sz w:val="28"/>
+          <w:szCs w:val="28"/>
+        </w:rPr>
+        <w:t>.</w:t>
+      </w:r>
+      <w:r>
+        <w:rPr>
+          <w:rFonts w:ascii="Times New Roman" w:hAnsi="Times New Roman" w:cs="Times New Roman"/>
+          <w:iCs/>
+          <w:sz w:val="28"/>
+          <w:szCs w:val="28"/>
+        </w:rPr>
+        <w:t>2</w:t>
+      </w:r>
+      <w:r>
+        <w:rPr>
+          <w:rFonts w:ascii="Times New Roman" w:hAnsi="Times New Roman" w:cs="Times New Roman"/>
+          <w:iCs/>
+          <w:sz w:val="28"/>
+          <w:szCs w:val="28"/>
+        </w:rPr>
+        <w:t>)</w:t>
+      </w:r>
+    </w:p>
+    <w:p>
+      <w:pPr>
+        <w:pStyle w:val="1"/>
+        <w:jc w:val="center"/>
+        <w:rPr>
+          <w:rFonts w:eastAsiaTheme="minorEastAsia"/>
+        </w:rPr>
+      </w:pPr>
+      <m:oMath>
+        <m:sSub>
+          <m:sSubPr>
+            <m:ctrlPr>
+              <w:rPr>
+                <w:rFonts w:ascii="Cambria Math" w:hAnsi="Cambria Math"/>
+                <w:i/>
+                <w:iCs/>
+                <w:sz w:val="32"/>
+              </w:rPr>
+            </m:ctrlPr>
+          </m:sSubPr>
+          <m:e>
+            <m:r>
+              <w:rPr>
+                <w:rFonts w:ascii="Cambria Math" w:hAnsi="Cambria Math"/>
+                <w:sz w:val="32"/>
+              </w:rPr>
+              <m:t>J</m:t>
+            </m:r>
+          </m:e>
+          <m:sub>
+            <m:r>
+              <w:rPr>
+                <w:rFonts w:ascii="Cambria Math" w:hAnsi="Cambria Math"/>
+                <w:sz w:val="32"/>
+              </w:rPr>
+              <m:t>НТП</m:t>
+            </m:r>
+          </m:sub>
+        </m:sSub>
+        <m:r>
+          <m:rPr>
+            <m:sty m:val="p"/>
+          </m:rPr>
+          <w:rPr>
+            <w:rFonts w:ascii="Cambria Math" w:hAnsi="Cambria Math"/>
+            <w:sz w:val="32"/>
+          </w:rPr>
+          <m:t xml:space="preserve">= </m:t>
+        </m:r>
+        <m:f>
+          <m:fPr>
+            <m:ctrlPr>
+              <w:rPr>
+                <w:rFonts w:ascii="Cambria Math" w:hAnsi="Cambria Math"/>
+                <w:sz w:val="32"/>
+              </w:rPr>
+            </m:ctrlPr>
+          </m:fPr>
+          <m:num>
+            <m:r>
+              <m:rPr>
+                <m:sty m:val="p"/>
+              </m:rPr>
+              <w:rPr>
+                <w:rFonts w:ascii="Cambria Math" w:hAnsi="Cambria Math"/>
+                <w:sz w:val="32"/>
+              </w:rPr>
+              <m:t xml:space="preserve">7,8 </m:t>
+            </m:r>
+          </m:num>
+          <m:den>
+            <m:r>
+              <m:rPr>
+                <m:sty m:val="p"/>
+              </m:rPr>
+              <w:rPr>
+                <w:rFonts w:ascii="Cambria Math" w:hAnsi="Cambria Math"/>
+                <w:sz w:val="32"/>
+              </w:rPr>
+              <m:t xml:space="preserve"> 6</m:t>
+            </m:r>
+          </m:den>
+        </m:f>
+        <m:r>
+          <m:rPr>
+            <m:sty m:val="p"/>
+          </m:rPr>
+          <w:rPr>
+            <w:rFonts w:ascii="Cambria Math" w:hAnsi="Cambria Math"/>
+            <w:sz w:val="32"/>
+          </w:rPr>
+          <m:t xml:space="preserve"> = 1,3</m:t>
+        </m:r>
+      </m:oMath>
+      <w:r>
+        <w:rPr>
+          <w:rFonts w:eastAsiaTheme="minorEastAsia"/>
+        </w:rPr>
+        <w:t>.</w:t>
+      </w:r>
+    </w:p>
+    <w:p>
+      <w:pPr>
+        <w:pStyle w:val="1"/>
+        <w:jc w:val="center"/>
+      </w:pPr>
+    </w:p>
+    <w:p>
+      <w:pPr>
+        <w:pStyle w:val="1"/>
+      </w:pPr>
+      <w:r>
+        <w:t xml:space="preserve">Полученное значение </w:t>
+      </w:r>
+      <m:oMath>
+        <m:sSub>
+          <m:sSubPr>
+            <m:ctrlPr>
+              <w:rPr>
+                <w:rFonts w:ascii="Cambria Math" w:hAnsi="Cambria Math"/>
+                <w:iCs/>
+              </w:rPr>
+            </m:ctrlPr>
+          </m:sSubPr>
+          <m:e>
+            <m:r>
+              <w:rPr>
+                <w:rFonts w:ascii="Cambria Math" w:hAnsi="Cambria Math"/>
+              </w:rPr>
+              <m:t>J</m:t>
+            </m:r>
+          </m:e>
+          <m:sub>
+            <m:r>
+              <m:rPr>
+                <m:sty m:val="p"/>
+              </m:rPr>
+              <w:rPr>
+                <w:rFonts w:ascii="Cambria Math" w:hAnsi="Cambria Math"/>
+              </w:rPr>
+              <m:t>НТП</m:t>
+            </m:r>
+          </m:sub>
+        </m:sSub>
+        <m:r>
+          <w:rPr>
+            <w:rFonts w:ascii="Cambria Math" w:hAnsi="Cambria Math"/>
+          </w:rPr>
+          <m:t xml:space="preserve"> &gt; 1</m:t>
+        </m:r>
+      </m:oMath>
+      <w:r>
+        <w:t xml:space="preserve"> свидетельствует о высокой научно-технической прогрессивности и целесообразности разработки.</w:t>
+      </w:r>
+      <w:r>
+        <w:t xml:space="preserve"> Разработка превосходит аналогичные решения по уровню новизны, возможностям применения и перспективности использования, что подтверждает целесообразность её реализации и внедрения.</w:t>
+      </w:r>
+    </w:p>
+    <w:p>
+      <w:pPr>
+        <w:spacing w:after="0" w:line="360" w:lineRule="auto"/>
+        <w:ind w:firstLine="709"/>
+        <w:jc w:val="both"/>
+        <w:rPr>
+          <w:rFonts w:ascii="Times New Roman" w:hAnsi="Times New Roman" w:cs="Times New Roman"/>
+          <w:sz w:val="28"/>
+        </w:rPr>
+      </w:pPr>
+    </w:p>
+    <w:p>
+      <w:pPr>
+        <w:pStyle w:val="4"/>
+        <w:spacing w:before="0" w:line="360" w:lineRule="auto"/>
+        <w:ind w:firstLine="709"/>
+        <w:jc w:val="both"/>
+        <w:rPr>
+          <w:rFonts w:ascii="Times New Roman" w:hAnsi="Times New Roman" w:cs="Times New Roman"/>
+          <w:i w:val="0"/>
           <w:color w:val="000000" w:themeColor="text1"/>
           <w:sz w:val="28"/>
         </w:rPr>
       </w:pPr>
       <w:r>
         <w:rPr>
+          <w:rFonts w:ascii="Times New Roman" w:hAnsi="Times New Roman" w:cs="Times New Roman"/>
+          <w:i w:val="0"/>
           <w:color w:val="000000" w:themeColor="text1"/>
           <w:sz w:val="28"/>
         </w:rPr>
-        <w:t xml:space="preserve">виртуальной среды испытаний на базе AirSim и </w:t>
+        <w:t xml:space="preserve">4.2.2 Оценка новизны </w:t>
       </w:r>
       <w:proofErr w:type="spellStart"/>
       <w:r>
         <w:rPr>
+          <w:rFonts w:ascii="Times New Roman" w:hAnsi="Times New Roman" w:cs="Times New Roman"/>
+          <w:i w:val="0"/>
           <w:color w:val="000000" w:themeColor="text1"/>
           <w:sz w:val="28"/>
         </w:rPr>
+        <w:t>НТПр</w:t>
+      </w:r>
+      <w:proofErr w:type="spellEnd"/>
+      <w:r>
+        <w:rPr>
+          <w:rFonts w:ascii="Times New Roman" w:hAnsi="Times New Roman" w:cs="Times New Roman"/>
+          <w:i w:val="0"/>
+          <w:color w:val="000000" w:themeColor="text1"/>
+          <w:sz w:val="28"/>
+        </w:rPr>
+        <w:t xml:space="preserve"> и уровня научно-технического прогресса (НТП)</w:t>
+      </w:r>
+    </w:p>
+    <w:p>
+      <w:pPr>
+        <w:spacing w:after="0" w:line="360" w:lineRule="auto"/>
+        <w:ind w:firstLine="709"/>
+        <w:contextualSpacing/>
+        <w:jc w:val="both"/>
+        <w:rPr>
+          <w:rFonts w:ascii="Times New Roman" w:hAnsi="Times New Roman" w:cs="Times New Roman"/>
+          <w:sz w:val="28"/>
+        </w:rPr>
+      </w:pPr>
+      <w:r>
+        <w:rPr>
+          <w:rFonts w:ascii="Times New Roman" w:hAnsi="Times New Roman" w:cs="Times New Roman"/>
+          <w:sz w:val="28"/>
+        </w:rPr>
+        <w:t xml:space="preserve">Оценка новизны научно-технического предложения проводится на основе системы балльных критериев. Каждый критерий характеризует степень отличия предлагаемого решения от существующих аналогов. Баллы выставляются согласно </w:t>
+      </w:r>
+      <w:r>
+        <w:rPr>
+          <w:rFonts w:ascii="Times New Roman" w:hAnsi="Times New Roman" w:cs="Times New Roman"/>
+          <w:sz w:val="28"/>
+        </w:rPr>
+        <w:t>т</w:t>
+      </w:r>
+      <w:r>
+        <w:rPr>
+          <w:rFonts w:ascii="Times New Roman" w:hAnsi="Times New Roman" w:cs="Times New Roman"/>
+          <w:sz w:val="28"/>
+        </w:rPr>
+        <w:t xml:space="preserve">аблице </w:t>
+      </w:r>
+      <w:r>
+        <w:rPr>
+          <w:rFonts w:ascii="Times New Roman" w:hAnsi="Times New Roman" w:cs="Times New Roman"/>
+          <w:sz w:val="28"/>
+        </w:rPr>
+        <w:t>4.</w:t>
+      </w:r>
+      <w:r>
+        <w:rPr>
+          <w:rFonts w:ascii="Times New Roman" w:hAnsi="Times New Roman" w:cs="Times New Roman"/>
+          <w:sz w:val="28"/>
+        </w:rPr>
+        <w:t>4.</w:t>
+      </w:r>
+    </w:p>
+    <w:p>
+      <w:pPr>
+        <w:spacing w:after="0" w:line="360" w:lineRule="auto"/>
+        <w:ind w:firstLine="709"/>
+        <w:contextualSpacing/>
+        <w:jc w:val="both"/>
+        <w:rPr>
+          <w:rFonts w:ascii="Times New Roman" w:hAnsi="Times New Roman" w:cs="Times New Roman"/>
+          <w:sz w:val="28"/>
+        </w:rPr>
+      </w:pPr>
+      <w:bookmarkStart w:id="4" w:name="_GoBack"/>
+      <w:bookmarkEnd w:id="4"/>
+    </w:p>
+    <w:p>
+      <w:pPr>
+        <w:spacing w:after="0" w:line="240" w:lineRule="auto"/>
+        <w:rPr>
+          <w:rFonts w:ascii="Times New Roman" w:eastAsia="Times New Roman" w:hAnsi="Times New Roman" w:cs="Times New Roman"/>
+          <w:sz w:val="28"/>
+          <w:szCs w:val="24"/>
+          <w:lang w:eastAsia="ru-RU"/>
+        </w:rPr>
+      </w:pPr>
+      <w:r>
+        <w:rPr>
+          <w:rFonts w:ascii="Times New Roman" w:eastAsia="Times New Roman" w:hAnsi="Times New Roman" w:cs="Times New Roman"/>
+          <w:bCs/>
+          <w:sz w:val="28"/>
+          <w:szCs w:val="24"/>
+          <w:lang w:eastAsia="ru-RU"/>
+        </w:rPr>
+        <w:lastRenderedPageBreak/>
+        <w:t>Таблица 4.4</w:t>
+      </w:r>
+      <w:r>
+        <w:rPr>
+          <w:rFonts w:ascii="Times New Roman" w:eastAsia="Times New Roman" w:hAnsi="Times New Roman" w:cs="Times New Roman"/>
+          <w:bCs/>
+          <w:sz w:val="28"/>
+          <w:szCs w:val="24"/>
+          <w:lang w:eastAsia="ru-RU"/>
+        </w:rPr>
+        <w:t xml:space="preserve"> – Оценка новизны предложения</w:t>
+      </w:r>
+    </w:p>
+    <w:tbl>
+      <w:tblPr>
+        <w:tblStyle w:val="a6"/>
+        <w:tblW w:w="9356" w:type="dxa"/>
+        <w:tblInd w:w="108" w:type="dxa"/>
+        <w:tblLook w:val="04A0" w:firstRow="1" w:lastRow="0" w:firstColumn="1" w:lastColumn="0" w:noHBand="0" w:noVBand="1"/>
+      </w:tblPr>
+      <w:tblGrid>
+        <w:gridCol w:w="2694"/>
+        <w:gridCol w:w="3543"/>
+        <w:gridCol w:w="3119"/>
+      </w:tblGrid>
+      <w:tr>
+        <w:tc>
+          <w:tcPr>
+            <w:tcW w:w="2694" w:type="dxa"/>
+            <w:hideMark/>
+          </w:tcPr>
+          <w:p>
+            <w:pPr>
+              <w:jc w:val="center"/>
+              <w:rPr>
+                <w:rFonts w:ascii="Times New Roman" w:eastAsia="Times New Roman" w:hAnsi="Times New Roman" w:cs="Times New Roman"/>
+                <w:bCs/>
+                <w:sz w:val="28"/>
+                <w:szCs w:val="24"/>
+                <w:lang w:eastAsia="ru-RU"/>
+              </w:rPr>
+            </w:pPr>
+            <w:r>
+              <w:rPr>
+                <w:rFonts w:ascii="Times New Roman" w:eastAsia="Times New Roman" w:hAnsi="Times New Roman" w:cs="Times New Roman"/>
+                <w:bCs/>
+                <w:sz w:val="28"/>
+                <w:szCs w:val="24"/>
+                <w:lang w:eastAsia="ru-RU"/>
+              </w:rPr>
+              <w:t>Критерий новизны</w:t>
+            </w:r>
+          </w:p>
+        </w:tc>
+        <w:tc>
+          <w:tcPr>
+            <w:tcW w:w="3543" w:type="dxa"/>
+            <w:hideMark/>
+          </w:tcPr>
+          <w:p>
+            <w:pPr>
+              <w:jc w:val="center"/>
+              <w:rPr>
+                <w:rFonts w:ascii="Times New Roman" w:eastAsia="Times New Roman" w:hAnsi="Times New Roman" w:cs="Times New Roman"/>
+                <w:bCs/>
+                <w:sz w:val="28"/>
+                <w:szCs w:val="24"/>
+                <w:lang w:eastAsia="ru-RU"/>
+              </w:rPr>
+            </w:pPr>
+            <w:r>
+              <w:rPr>
+                <w:rFonts w:ascii="Times New Roman" w:eastAsia="Times New Roman" w:hAnsi="Times New Roman" w:cs="Times New Roman"/>
+                <w:bCs/>
+                <w:sz w:val="28"/>
+                <w:szCs w:val="24"/>
+                <w:lang w:eastAsia="ru-RU"/>
+              </w:rPr>
+              <w:t>Характер новизны</w:t>
+            </w:r>
+          </w:p>
+        </w:tc>
+        <w:tc>
+          <w:tcPr>
+            <w:tcW w:w="3119" w:type="dxa"/>
+            <w:hideMark/>
+          </w:tcPr>
+          <w:p>
+            <w:pPr>
+              <w:jc w:val="center"/>
+              <w:rPr>
+                <w:rFonts w:ascii="Times New Roman" w:eastAsia="Times New Roman" w:hAnsi="Times New Roman" w:cs="Times New Roman"/>
+                <w:bCs/>
+                <w:sz w:val="28"/>
+                <w:szCs w:val="24"/>
+                <w:lang w:eastAsia="ru-RU"/>
+              </w:rPr>
+            </w:pPr>
+            <w:r>
+              <w:rPr>
+                <w:rFonts w:ascii="Times New Roman" w:eastAsia="Times New Roman" w:hAnsi="Times New Roman" w:cs="Times New Roman"/>
+                <w:bCs/>
+                <w:sz w:val="28"/>
+                <w:szCs w:val="24"/>
+                <w:lang w:eastAsia="ru-RU"/>
+              </w:rPr>
+              <w:t>Баллы</w:t>
+            </w:r>
+          </w:p>
+        </w:tc>
+      </w:tr>
+      <w:tr>
+        <w:tc>
+          <w:tcPr>
+            <w:tcW w:w="2694" w:type="dxa"/>
+            <w:hideMark/>
+          </w:tcPr>
+          <w:p>
+            <w:pPr>
+              <w:rPr>
+                <w:rFonts w:ascii="Times New Roman" w:eastAsia="Times New Roman" w:hAnsi="Times New Roman" w:cs="Times New Roman"/>
+                <w:sz w:val="28"/>
+                <w:szCs w:val="24"/>
+                <w:lang w:eastAsia="ru-RU"/>
+              </w:rPr>
+            </w:pPr>
+            <w:r>
+              <w:rPr>
+                <w:rFonts w:ascii="Times New Roman" w:eastAsia="Times New Roman" w:hAnsi="Times New Roman" w:cs="Times New Roman"/>
+                <w:sz w:val="28"/>
+                <w:szCs w:val="24"/>
+                <w:lang w:eastAsia="ru-RU"/>
+              </w:rPr>
+              <w:t>Функциональный</w:t>
+            </w:r>
+          </w:p>
+        </w:tc>
+        <w:tc>
+          <w:tcPr>
+            <w:tcW w:w="3543" w:type="dxa"/>
+            <w:hideMark/>
+          </w:tcPr>
+          <w:p>
+            <w:pPr>
+              <w:rPr>
+                <w:rFonts w:ascii="Times New Roman" w:eastAsia="Times New Roman" w:hAnsi="Times New Roman" w:cs="Times New Roman"/>
+                <w:sz w:val="28"/>
+                <w:szCs w:val="24"/>
+                <w:lang w:eastAsia="ru-RU"/>
+              </w:rPr>
+            </w:pPr>
+            <w:r>
+              <w:rPr>
+                <w:rFonts w:ascii="Times New Roman" w:eastAsia="Times New Roman" w:hAnsi="Times New Roman" w:cs="Times New Roman"/>
+                <w:sz w:val="28"/>
+                <w:szCs w:val="24"/>
+                <w:lang w:eastAsia="ru-RU"/>
+              </w:rPr>
+              <w:t>Принципиально новое</w:t>
+            </w:r>
+          </w:p>
+        </w:tc>
+        <w:tc>
+          <w:tcPr>
+            <w:tcW w:w="3119" w:type="dxa"/>
+            <w:hideMark/>
+          </w:tcPr>
+          <w:p>
+            <w:pPr>
+              <w:jc w:val="center"/>
+              <w:rPr>
+                <w:rFonts w:ascii="Times New Roman" w:eastAsia="Times New Roman" w:hAnsi="Times New Roman" w:cs="Times New Roman"/>
+                <w:sz w:val="28"/>
+                <w:szCs w:val="24"/>
+                <w:lang w:eastAsia="ru-RU"/>
+              </w:rPr>
+            </w:pPr>
+            <w:r>
+              <w:rPr>
+                <w:rFonts w:ascii="Times New Roman" w:eastAsia="Times New Roman" w:hAnsi="Times New Roman" w:cs="Times New Roman"/>
+                <w:sz w:val="28"/>
+                <w:szCs w:val="24"/>
+                <w:lang w:eastAsia="ru-RU"/>
+              </w:rPr>
+              <w:t>5</w:t>
+            </w:r>
+          </w:p>
+        </w:tc>
+      </w:tr>
+      <w:tr>
+        <w:tc>
+          <w:tcPr>
+            <w:tcW w:w="2694" w:type="dxa"/>
+            <w:hideMark/>
+          </w:tcPr>
+          <w:p>
+            <w:pPr>
+              <w:rPr>
+                <w:rFonts w:ascii="Times New Roman" w:eastAsia="Times New Roman" w:hAnsi="Times New Roman" w:cs="Times New Roman"/>
+                <w:sz w:val="28"/>
+                <w:szCs w:val="24"/>
+                <w:lang w:eastAsia="ru-RU"/>
+              </w:rPr>
+            </w:pPr>
+            <w:r>
+              <w:rPr>
+                <w:rFonts w:ascii="Times New Roman" w:eastAsia="Times New Roman" w:hAnsi="Times New Roman" w:cs="Times New Roman"/>
+                <w:sz w:val="28"/>
+                <w:szCs w:val="24"/>
+                <w:lang w:eastAsia="ru-RU"/>
+              </w:rPr>
+              <w:t>Технологический</w:t>
+            </w:r>
+          </w:p>
+        </w:tc>
+        <w:tc>
+          <w:tcPr>
+            <w:tcW w:w="3543" w:type="dxa"/>
+            <w:hideMark/>
+          </w:tcPr>
+          <w:p>
+            <w:pPr>
+              <w:rPr>
+                <w:rFonts w:ascii="Times New Roman" w:eastAsia="Times New Roman" w:hAnsi="Times New Roman" w:cs="Times New Roman"/>
+                <w:sz w:val="28"/>
+                <w:szCs w:val="24"/>
+                <w:lang w:eastAsia="ru-RU"/>
+              </w:rPr>
+            </w:pPr>
+            <w:r>
+              <w:rPr>
+                <w:rFonts w:ascii="Times New Roman" w:eastAsia="Times New Roman" w:hAnsi="Times New Roman" w:cs="Times New Roman"/>
+                <w:sz w:val="28"/>
+                <w:szCs w:val="24"/>
+                <w:lang w:eastAsia="ru-RU"/>
+              </w:rPr>
+              <w:t>Новое</w:t>
+            </w:r>
+          </w:p>
+        </w:tc>
+        <w:tc>
+          <w:tcPr>
+            <w:tcW w:w="3119" w:type="dxa"/>
+            <w:hideMark/>
+          </w:tcPr>
+          <w:p>
+            <w:pPr>
+              <w:jc w:val="center"/>
+              <w:rPr>
+                <w:rFonts w:ascii="Times New Roman" w:eastAsia="Times New Roman" w:hAnsi="Times New Roman" w:cs="Times New Roman"/>
+                <w:sz w:val="28"/>
+                <w:szCs w:val="24"/>
+                <w:lang w:eastAsia="ru-RU"/>
+              </w:rPr>
+            </w:pPr>
+            <w:r>
+              <w:rPr>
+                <w:rFonts w:ascii="Times New Roman" w:eastAsia="Times New Roman" w:hAnsi="Times New Roman" w:cs="Times New Roman"/>
+                <w:sz w:val="28"/>
+                <w:szCs w:val="24"/>
+                <w:lang w:eastAsia="ru-RU"/>
+              </w:rPr>
+              <w:t>3</w:t>
+            </w:r>
+          </w:p>
+        </w:tc>
+      </w:tr>
+      <w:tr>
+        <w:tc>
+          <w:tcPr>
+            <w:tcW w:w="2694" w:type="dxa"/>
+            <w:hideMark/>
+          </w:tcPr>
+          <w:p>
+            <w:pPr>
+              <w:rPr>
+                <w:rFonts w:ascii="Times New Roman" w:eastAsia="Times New Roman" w:hAnsi="Times New Roman" w:cs="Times New Roman"/>
+                <w:sz w:val="28"/>
+                <w:szCs w:val="24"/>
+                <w:lang w:eastAsia="ru-RU"/>
+              </w:rPr>
+            </w:pPr>
+            <w:r>
+              <w:rPr>
+                <w:rFonts w:ascii="Times New Roman" w:eastAsia="Times New Roman" w:hAnsi="Times New Roman" w:cs="Times New Roman"/>
+                <w:sz w:val="28"/>
+                <w:szCs w:val="24"/>
+                <w:lang w:eastAsia="ru-RU"/>
+              </w:rPr>
+              <w:t>Производственный</w:t>
+            </w:r>
+          </w:p>
+        </w:tc>
+        <w:tc>
+          <w:tcPr>
+            <w:tcW w:w="3543" w:type="dxa"/>
+            <w:hideMark/>
+          </w:tcPr>
+          <w:p>
+            <w:pPr>
+              <w:rPr>
+                <w:rFonts w:ascii="Times New Roman" w:eastAsia="Times New Roman" w:hAnsi="Times New Roman" w:cs="Times New Roman"/>
+                <w:sz w:val="28"/>
+                <w:szCs w:val="24"/>
+                <w:lang w:eastAsia="ru-RU"/>
+              </w:rPr>
+            </w:pPr>
+            <w:r>
+              <w:rPr>
+                <w:rFonts w:ascii="Times New Roman" w:eastAsia="Times New Roman" w:hAnsi="Times New Roman" w:cs="Times New Roman"/>
+                <w:sz w:val="28"/>
+                <w:szCs w:val="24"/>
+                <w:lang w:eastAsia="ru-RU"/>
+              </w:rPr>
+              <w:t>Улучшенное</w:t>
+            </w:r>
+          </w:p>
+        </w:tc>
+        <w:tc>
+          <w:tcPr>
+            <w:tcW w:w="3119" w:type="dxa"/>
+            <w:hideMark/>
+          </w:tcPr>
+          <w:p>
+            <w:pPr>
+              <w:jc w:val="center"/>
+              <w:rPr>
+                <w:rFonts w:ascii="Times New Roman" w:eastAsia="Times New Roman" w:hAnsi="Times New Roman" w:cs="Times New Roman"/>
+                <w:sz w:val="28"/>
+                <w:szCs w:val="24"/>
+                <w:lang w:eastAsia="ru-RU"/>
+              </w:rPr>
+            </w:pPr>
+            <w:r>
+              <w:rPr>
+                <w:rFonts w:ascii="Times New Roman" w:eastAsia="Times New Roman" w:hAnsi="Times New Roman" w:cs="Times New Roman"/>
+                <w:sz w:val="28"/>
+                <w:szCs w:val="24"/>
+                <w:lang w:eastAsia="ru-RU"/>
+              </w:rPr>
+              <w:t>2</w:t>
+            </w:r>
+          </w:p>
+        </w:tc>
+      </w:tr>
+      <w:tr>
+        <w:tc>
+          <w:tcPr>
+            <w:tcW w:w="2694" w:type="dxa"/>
+            <w:hideMark/>
+          </w:tcPr>
+          <w:p>
+            <w:pPr>
+              <w:rPr>
+                <w:rFonts w:ascii="Times New Roman" w:eastAsia="Times New Roman" w:hAnsi="Times New Roman" w:cs="Times New Roman"/>
+                <w:sz w:val="28"/>
+                <w:szCs w:val="24"/>
+                <w:lang w:eastAsia="ru-RU"/>
+              </w:rPr>
+            </w:pPr>
+            <w:r>
+              <w:rPr>
+                <w:rFonts w:ascii="Times New Roman" w:eastAsia="Times New Roman" w:hAnsi="Times New Roman" w:cs="Times New Roman"/>
+                <w:sz w:val="28"/>
+                <w:szCs w:val="24"/>
+                <w:lang w:eastAsia="ru-RU"/>
+              </w:rPr>
+              <w:t>Социальный</w:t>
+            </w:r>
+          </w:p>
+        </w:tc>
+        <w:tc>
+          <w:tcPr>
+            <w:tcW w:w="3543" w:type="dxa"/>
+            <w:hideMark/>
+          </w:tcPr>
+          <w:p>
+            <w:pPr>
+              <w:rPr>
+                <w:rFonts w:ascii="Times New Roman" w:eastAsia="Times New Roman" w:hAnsi="Times New Roman" w:cs="Times New Roman"/>
+                <w:sz w:val="28"/>
+                <w:szCs w:val="24"/>
+                <w:lang w:eastAsia="ru-RU"/>
+              </w:rPr>
+            </w:pPr>
+            <w:r>
+              <w:rPr>
+                <w:rFonts w:ascii="Times New Roman" w:eastAsia="Times New Roman" w:hAnsi="Times New Roman" w:cs="Times New Roman"/>
+                <w:sz w:val="28"/>
+                <w:szCs w:val="24"/>
+                <w:lang w:eastAsia="ru-RU"/>
+              </w:rPr>
+              <w:t>Улучшенное</w:t>
+            </w:r>
+          </w:p>
+        </w:tc>
+        <w:tc>
+          <w:tcPr>
+            <w:tcW w:w="3119" w:type="dxa"/>
+            <w:hideMark/>
+          </w:tcPr>
+          <w:p>
+            <w:pPr>
+              <w:jc w:val="center"/>
+              <w:rPr>
+                <w:rFonts w:ascii="Times New Roman" w:eastAsia="Times New Roman" w:hAnsi="Times New Roman" w:cs="Times New Roman"/>
+                <w:sz w:val="28"/>
+                <w:szCs w:val="24"/>
+                <w:lang w:eastAsia="ru-RU"/>
+              </w:rPr>
+            </w:pPr>
+            <w:r>
+              <w:rPr>
+                <w:rFonts w:ascii="Times New Roman" w:eastAsia="Times New Roman" w:hAnsi="Times New Roman" w:cs="Times New Roman"/>
+                <w:sz w:val="28"/>
+                <w:szCs w:val="24"/>
+                <w:lang w:eastAsia="ru-RU"/>
+              </w:rPr>
+              <w:t>2</w:t>
+            </w:r>
+          </w:p>
+        </w:tc>
+      </w:tr>
+      <w:tr>
+        <w:tc>
+          <w:tcPr>
+            <w:tcW w:w="2694" w:type="dxa"/>
+            <w:hideMark/>
+          </w:tcPr>
+          <w:p>
+            <w:pPr>
+              <w:rPr>
+                <w:rFonts w:ascii="Times New Roman" w:eastAsia="Times New Roman" w:hAnsi="Times New Roman" w:cs="Times New Roman"/>
+                <w:sz w:val="28"/>
+                <w:szCs w:val="24"/>
+                <w:lang w:eastAsia="ru-RU"/>
+              </w:rPr>
+            </w:pPr>
+            <w:r>
+              <w:rPr>
+                <w:rFonts w:ascii="Times New Roman" w:eastAsia="Times New Roman" w:hAnsi="Times New Roman" w:cs="Times New Roman"/>
+                <w:sz w:val="28"/>
+                <w:szCs w:val="24"/>
+                <w:lang w:eastAsia="ru-RU"/>
+              </w:rPr>
+              <w:t>Юридический</w:t>
+            </w:r>
+          </w:p>
+        </w:tc>
+        <w:tc>
+          <w:tcPr>
+            <w:tcW w:w="3543" w:type="dxa"/>
+            <w:hideMark/>
+          </w:tcPr>
+          <w:p>
+            <w:pPr>
+              <w:rPr>
+                <w:rFonts w:ascii="Times New Roman" w:eastAsia="Times New Roman" w:hAnsi="Times New Roman" w:cs="Times New Roman"/>
+                <w:sz w:val="28"/>
+                <w:szCs w:val="24"/>
+                <w:lang w:eastAsia="ru-RU"/>
+              </w:rPr>
+            </w:pPr>
+            <w:r>
+              <w:rPr>
+                <w:rFonts w:ascii="Times New Roman" w:eastAsia="Times New Roman" w:hAnsi="Times New Roman" w:cs="Times New Roman"/>
+                <w:sz w:val="28"/>
+                <w:szCs w:val="24"/>
+                <w:lang w:eastAsia="ru-RU"/>
+              </w:rPr>
+              <w:t>Улучшенное</w:t>
+            </w:r>
+          </w:p>
+        </w:tc>
+        <w:tc>
+          <w:tcPr>
+            <w:tcW w:w="3119" w:type="dxa"/>
+            <w:hideMark/>
+          </w:tcPr>
+          <w:p>
+            <w:pPr>
+              <w:jc w:val="center"/>
+              <w:rPr>
+                <w:rFonts w:ascii="Times New Roman" w:eastAsia="Times New Roman" w:hAnsi="Times New Roman" w:cs="Times New Roman"/>
+                <w:sz w:val="28"/>
+                <w:szCs w:val="24"/>
+                <w:lang w:eastAsia="ru-RU"/>
+              </w:rPr>
+            </w:pPr>
+            <w:r>
+              <w:rPr>
+                <w:rFonts w:ascii="Times New Roman" w:eastAsia="Times New Roman" w:hAnsi="Times New Roman" w:cs="Times New Roman"/>
+                <w:sz w:val="28"/>
+                <w:szCs w:val="24"/>
+                <w:lang w:eastAsia="ru-RU"/>
+              </w:rPr>
+              <w:t>2</w:t>
+            </w:r>
+          </w:p>
+        </w:tc>
+      </w:tr>
+    </w:tbl>
+    <w:p>
+      <w:pPr>
+        <w:spacing w:after="0" w:line="360" w:lineRule="auto"/>
+        <w:ind w:firstLine="709"/>
+        <w:jc w:val="both"/>
+        <w:rPr>
+          <w:rFonts w:ascii="Times New Roman" w:eastAsia="Times New Roman" w:hAnsi="Times New Roman" w:cs="Times New Roman"/>
+          <w:sz w:val="28"/>
+          <w:szCs w:val="24"/>
+          <w:lang w:eastAsia="ru-RU"/>
+        </w:rPr>
+      </w:pPr>
+    </w:p>
+    <w:p>
+      <w:pPr>
+        <w:spacing w:after="0" w:line="360" w:lineRule="auto"/>
+        <w:ind w:firstLine="709"/>
+        <w:jc w:val="both"/>
+        <w:rPr>
+          <w:rFonts w:ascii="Times New Roman" w:eastAsia="Times New Roman" w:hAnsi="Times New Roman" w:cs="Times New Roman"/>
+          <w:sz w:val="28"/>
+          <w:szCs w:val="24"/>
+          <w:lang w:eastAsia="ru-RU"/>
+        </w:rPr>
+      </w:pPr>
+      <w:r>
+        <w:rPr>
+          <w:rFonts w:ascii="Times New Roman" w:eastAsia="Times New Roman" w:hAnsi="Times New Roman" w:cs="Times New Roman"/>
+          <w:sz w:val="28"/>
+          <w:szCs w:val="24"/>
+          <w:lang w:eastAsia="ru-RU"/>
+        </w:rPr>
+        <w:t>Суммарная оценка новизны определяется как:</w:t>
+      </w:r>
+    </w:p>
+    <w:p>
+      <w:pPr>
+        <w:spacing w:after="0" w:line="360" w:lineRule="auto"/>
+        <w:ind w:firstLine="709"/>
+        <w:contextualSpacing/>
+        <w:jc w:val="both"/>
+        <w:rPr>
+          <w:rFonts w:ascii="Times New Roman" w:hAnsi="Times New Roman" w:cs="Times New Roman"/>
+          <w:sz w:val="28"/>
+        </w:rPr>
+      </w:pPr>
+      <m:oMath>
+        <m:sSub>
+          <m:sSubPr>
+            <m:ctrlPr>
+              <w:rPr>
+                <w:rFonts w:ascii="Cambria Math" w:hAnsi="Cambria Math"/>
+                <w:i/>
+                <w:sz w:val="28"/>
+                <w:szCs w:val="28"/>
+              </w:rPr>
+            </m:ctrlPr>
+          </m:sSubPr>
+          <m:e>
+            <m:r>
+              <w:rPr>
+                <w:rFonts w:ascii="Cambria Math" w:hAnsi="Cambria Math"/>
+                <w:sz w:val="28"/>
+                <w:szCs w:val="28"/>
+              </w:rPr>
+              <m:t>Б</m:t>
+            </m:r>
+          </m:e>
+          <m:sub>
+            <m:r>
+              <w:rPr>
+                <w:rFonts w:ascii="Cambria Math" w:hAnsi="Cambria Math"/>
+                <w:sz w:val="28"/>
+                <w:szCs w:val="28"/>
+              </w:rPr>
+              <m:t>к</m:t>
+            </m:r>
+          </m:sub>
+        </m:sSub>
+        <m:r>
+          <w:rPr>
+            <w:rFonts w:ascii="Cambria Math" w:eastAsia="Times New Roman" w:hAnsi="Cambria Math" w:cs="Times New Roman"/>
+            <w:sz w:val="28"/>
+            <w:szCs w:val="28"/>
+          </w:rPr>
+          <m:t xml:space="preserve"> = 5 + 3 + 2 + 2 + 2</m:t>
+        </m:r>
+        <m:r>
+          <w:rPr>
+            <w:rFonts w:ascii="Cambria Math" w:hAnsi="Cambria Math" w:cs="Times New Roman"/>
+            <w:sz w:val="28"/>
+            <w:szCs w:val="28"/>
+          </w:rPr>
+          <m:t xml:space="preserve"> = 17</m:t>
+        </m:r>
+      </m:oMath>
+      <w:r>
+        <w:rPr>
+          <w:rFonts w:ascii="Times New Roman" w:hAnsi="Times New Roman" w:cs="Times New Roman"/>
+          <w:sz w:val="28"/>
+        </w:rPr>
+        <w:t xml:space="preserve"> баллов</w:t>
+      </w:r>
+      <w:r>
+        <w:rPr>
+          <w:rFonts w:ascii="Times New Roman" w:hAnsi="Times New Roman" w:cs="Times New Roman"/>
+          <w:sz w:val="28"/>
+        </w:rPr>
+        <w:t xml:space="preserve"> (сумма набранных баллов)</w:t>
+      </w:r>
+    </w:p>
+    <w:p>
+      <w:pPr>
+        <w:pStyle w:val="1"/>
+      </w:pPr>
+      <m:oMath>
+        <m:sSub>
+          <m:sSubPr>
+            <m:ctrlPr>
+              <w:rPr>
+                <w:rFonts w:ascii="Cambria Math" w:hAnsi="Cambria Math"/>
+                <w:i/>
+              </w:rPr>
+            </m:ctrlPr>
+          </m:sSubPr>
+          <m:e>
+            <m:r>
+              <w:rPr>
+                <w:rFonts w:ascii="Cambria Math" w:hAnsi="Cambria Math"/>
+              </w:rPr>
+              <m:t>Б</m:t>
+            </m:r>
+          </m:e>
+          <m:sub>
+            <m:r>
+              <w:rPr>
+                <w:rFonts w:ascii="Cambria Math" w:hAnsi="Cambria Math"/>
+              </w:rPr>
+              <m:t>м</m:t>
+            </m:r>
+          </m:sub>
+        </m:sSub>
+        <m:r>
+          <w:rPr>
+            <w:rFonts w:ascii="Cambria Math" w:hAnsi="Cambria Math"/>
+          </w:rPr>
+          <m:t xml:space="preserve"> = 5 × 5 = 25</m:t>
+        </m:r>
+      </m:oMath>
+      <w:r>
+        <w:t xml:space="preserve"> баллов (максимально возможная сумма по всем критериям)</w:t>
+      </w:r>
+    </w:p>
+    <w:p>
+      <w:pPr>
+        <w:pStyle w:val="1"/>
+      </w:pPr>
+      <w:r>
+        <w:t>Новизна определяется соотношением:</w:t>
+      </w:r>
+    </w:p>
+    <w:p>
+      <w:pPr>
+        <w:pStyle w:val="1"/>
+      </w:pPr>
+    </w:p>
+    <w:p>
+      <w:pPr>
+        <w:ind w:right="-483" w:firstLine="2977"/>
+        <w:jc w:val="center"/>
+        <w:rPr>
+          <w:rFonts w:eastAsiaTheme="minorEastAsia" w:cs="Times New Roman"/>
+          <w:szCs w:val="28"/>
+        </w:rPr>
+      </w:pPr>
+      <m:oMath>
+        <m:r>
+          <w:rPr>
+            <w:rFonts w:ascii="Cambria Math" w:hAnsi="Cambria Math" w:cs="Times New Roman"/>
+            <w:sz w:val="32"/>
+            <w:szCs w:val="28"/>
+          </w:rPr>
+          <m:t>Н=</m:t>
+        </m:r>
+        <m:f>
+          <m:fPr>
+            <m:ctrlPr>
+              <w:rPr>
+                <w:rFonts w:ascii="Cambria Math" w:hAnsi="Cambria Math" w:cs="Times New Roman"/>
+                <w:i/>
+                <w:sz w:val="32"/>
+                <w:szCs w:val="28"/>
+              </w:rPr>
+            </m:ctrlPr>
+          </m:fPr>
+          <m:num>
+            <m:sSub>
+              <m:sSubPr>
+                <m:ctrlPr>
+                  <w:rPr>
+                    <w:rFonts w:ascii="Cambria Math" w:hAnsi="Cambria Math" w:cs="Times New Roman"/>
+                    <w:i/>
+                    <w:sz w:val="32"/>
+                    <w:szCs w:val="28"/>
+                  </w:rPr>
+                </m:ctrlPr>
+              </m:sSubPr>
+              <m:e>
+                <m:r>
+                  <w:rPr>
+                    <w:rFonts w:ascii="Cambria Math" w:hAnsi="Cambria Math" w:cs="Times New Roman"/>
+                    <w:sz w:val="32"/>
+                    <w:szCs w:val="28"/>
+                  </w:rPr>
+                  <m:t>Б</m:t>
+                </m:r>
+              </m:e>
+              <m:sub>
+                <m:r>
+                  <w:rPr>
+                    <w:rFonts w:ascii="Cambria Math" w:hAnsi="Cambria Math" w:cs="Times New Roman"/>
+                    <w:sz w:val="32"/>
+                    <w:szCs w:val="28"/>
+                  </w:rPr>
+                  <m:t>к</m:t>
+                </m:r>
+              </m:sub>
+            </m:sSub>
+          </m:num>
+          <m:den>
+            <m:sSub>
+              <m:sSubPr>
+                <m:ctrlPr>
+                  <w:rPr>
+                    <w:rFonts w:ascii="Cambria Math" w:hAnsi="Cambria Math" w:cs="Times New Roman"/>
+                    <w:i/>
+                    <w:sz w:val="32"/>
+                    <w:szCs w:val="28"/>
+                  </w:rPr>
+                </m:ctrlPr>
+              </m:sSubPr>
+              <m:e>
+                <m:r>
+                  <w:rPr>
+                    <w:rFonts w:ascii="Cambria Math" w:hAnsi="Cambria Math" w:cs="Times New Roman"/>
+                    <w:sz w:val="32"/>
+                    <w:szCs w:val="28"/>
+                  </w:rPr>
+                  <m:t>Б</m:t>
+                </m:r>
+              </m:e>
+              <m:sub>
+                <m:r>
+                  <w:rPr>
+                    <w:rFonts w:ascii="Cambria Math" w:hAnsi="Cambria Math" w:cs="Times New Roman"/>
+                    <w:sz w:val="32"/>
+                    <w:szCs w:val="28"/>
+                  </w:rPr>
+                  <m:t>м</m:t>
+                </m:r>
+              </m:sub>
+            </m:sSub>
+          </m:den>
+        </m:f>
+        <m:r>
+          <w:rPr>
+            <w:rFonts w:ascii="Cambria Math" w:hAnsi="Cambria Math" w:cs="Times New Roman"/>
+            <w:sz w:val="32"/>
+            <w:szCs w:val="28"/>
+          </w:rPr>
+          <m:t>,</m:t>
+        </m:r>
+      </m:oMath>
+      <w:r>
+        <w:rPr>
+          <w:rFonts w:eastAsiaTheme="minorEastAsia" w:cs="Times New Roman"/>
+          <w:szCs w:val="28"/>
+        </w:rPr>
+        <w:tab/>
+      </w:r>
+      <w:r>
+        <w:rPr>
+          <w:rFonts w:eastAsiaTheme="minorEastAsia" w:cs="Times New Roman"/>
+          <w:szCs w:val="28"/>
+        </w:rPr>
+        <w:tab/>
+      </w:r>
+      <w:r>
+        <w:rPr>
+          <w:rFonts w:eastAsiaTheme="minorEastAsia" w:cs="Times New Roman"/>
+          <w:szCs w:val="28"/>
+        </w:rPr>
+        <w:tab/>
+      </w:r>
+      <w:r>
+        <w:rPr>
+          <w:rFonts w:eastAsiaTheme="minorEastAsia" w:cs="Times New Roman"/>
+          <w:szCs w:val="28"/>
+        </w:rPr>
+        <w:tab/>
+      </w:r>
+      <w:r>
+        <w:rPr>
+          <w:rFonts w:eastAsiaTheme="minorEastAsia" w:cs="Times New Roman"/>
+          <w:szCs w:val="28"/>
+        </w:rPr>
+        <w:t>`</w:t>
+      </w:r>
+      <w:r>
+        <w:rPr>
+          <w:rFonts w:eastAsiaTheme="minorEastAsia" w:cs="Times New Roman"/>
+          <w:szCs w:val="28"/>
+        </w:rPr>
+        <w:tab/>
+      </w:r>
+      <w:r>
+        <w:rPr>
+          <w:rFonts w:ascii="Times New Roman" w:eastAsiaTheme="minorEastAsia" w:hAnsi="Times New Roman" w:cs="Times New Roman"/>
+          <w:sz w:val="28"/>
+          <w:szCs w:val="28"/>
+        </w:rPr>
+        <w:t>(4.3)</w:t>
+      </w:r>
+    </w:p>
+    <w:p>
+      <w:pPr>
+        <w:jc w:val="center"/>
+        <w:rPr>
+          <w:rFonts w:eastAsiaTheme="minorEastAsia" w:cs="Times New Roman"/>
+          <w:sz w:val="28"/>
+          <w:szCs w:val="28"/>
+        </w:rPr>
+      </w:pPr>
+      <m:oMathPara>
+        <m:oMath>
+          <m:r>
+            <m:rPr>
+              <m:sty m:val="b"/>
+            </m:rPr>
+            <w:rPr>
+              <w:rFonts w:ascii="Cambria Math" w:hAnsi="Cambria Math" w:cs="Times New Roman"/>
+              <w:sz w:val="28"/>
+              <w:szCs w:val="28"/>
+            </w:rPr>
+            <m:t xml:space="preserve">Н= </m:t>
+          </m:r>
+          <m:f>
+            <m:fPr>
+              <m:ctrlPr>
+                <w:rPr>
+                  <w:rFonts w:ascii="Cambria Math" w:hAnsi="Cambria Math" w:cs="Times New Roman"/>
+                  <w:b/>
+                  <w:bCs/>
+                  <w:sz w:val="28"/>
+                  <w:szCs w:val="28"/>
+                </w:rPr>
+              </m:ctrlPr>
+            </m:fPr>
+            <m:num>
+              <m:r>
+                <m:rPr>
+                  <m:sty m:val="p"/>
+                </m:rPr>
+                <w:rPr>
+                  <w:rFonts w:ascii="Cambria Math" w:hAnsi="Cambria Math" w:cs="Times New Roman"/>
+                  <w:sz w:val="28"/>
+                  <w:szCs w:val="28"/>
+                </w:rPr>
+                <m:t>17</m:t>
+              </m:r>
+            </m:num>
+            <m:den>
+              <m:r>
+                <m:rPr>
+                  <m:sty m:val="p"/>
+                </m:rPr>
+                <w:rPr>
+                  <w:rFonts w:ascii="Cambria Math" w:hAnsi="Cambria Math" w:cs="Times New Roman"/>
+                  <w:sz w:val="28"/>
+                  <w:szCs w:val="28"/>
+                </w:rPr>
+                <m:t>25</m:t>
+              </m:r>
+            </m:den>
+          </m:f>
+          <m:r>
+            <m:rPr>
+              <m:sty m:val="b"/>
+            </m:rPr>
+            <w:rPr>
+              <w:rFonts w:ascii="Cambria Math" w:hAnsi="Cambria Math" w:cs="Times New Roman"/>
+              <w:sz w:val="28"/>
+              <w:szCs w:val="28"/>
+            </w:rPr>
+            <m:t>=</m:t>
+          </m:r>
+          <m:r>
+            <m:rPr>
+              <m:sty m:val="p"/>
+            </m:rPr>
+            <w:rPr>
+              <w:rFonts w:ascii="Cambria Math" w:hAnsi="Cambria Math" w:cs="Times New Roman"/>
+              <w:sz w:val="28"/>
+              <w:szCs w:val="28"/>
+            </w:rPr>
+            <m:t>0,68.</m:t>
+          </m:r>
+        </m:oMath>
+      </m:oMathPara>
+    </w:p>
+    <w:p>
+      <w:pPr>
+        <w:jc w:val="center"/>
+        <w:rPr>
+          <w:rFonts w:ascii="Times New Roman" w:hAnsi="Times New Roman" w:cs="Times New Roman"/>
+          <w:b/>
+          <w:bCs/>
+          <w:sz w:val="28"/>
+          <w:szCs w:val="28"/>
+        </w:rPr>
+      </w:pPr>
+    </w:p>
+    <w:p>
+      <w:pPr>
+        <w:spacing w:after="0" w:line="360" w:lineRule="auto"/>
+        <w:ind w:firstLine="709"/>
+        <w:contextualSpacing/>
+        <w:jc w:val="both"/>
+        <w:rPr>
+          <w:rFonts w:ascii="Times New Roman" w:hAnsi="Times New Roman" w:cs="Times New Roman"/>
+          <w:sz w:val="28"/>
+        </w:rPr>
+      </w:pPr>
+      <w:r>
+        <w:rPr>
+          <w:rFonts w:ascii="Times New Roman" w:hAnsi="Times New Roman" w:cs="Times New Roman"/>
+          <w:sz w:val="28"/>
+        </w:rPr>
+        <w:t>Полученное значение свидетельствует о среднем уровне новизны, что характерно для прикладных проектов, ориентированных на внедрение улучшенных методов и технологий в рамках существующей технической базы.</w:t>
+      </w:r>
+    </w:p>
+    <w:p>
+      <w:pPr>
+        <w:spacing w:after="0" w:line="360" w:lineRule="auto"/>
+        <w:ind w:firstLine="709"/>
+        <w:contextualSpacing/>
+        <w:jc w:val="both"/>
+        <w:rPr>
+          <w:rFonts w:ascii="Times New Roman" w:hAnsi="Times New Roman" w:cs="Times New Roman"/>
+          <w:sz w:val="28"/>
+        </w:rPr>
+      </w:pPr>
+      <w:r>
+        <w:rPr>
+          <w:rFonts w:ascii="Times New Roman" w:hAnsi="Times New Roman" w:cs="Times New Roman"/>
+          <w:sz w:val="28"/>
+        </w:rPr>
+        <w:t>Уровень научно-технического прогресса определяется с учётом темпов накопления новых знаний и рассчитывается по выражению:</w:t>
+      </w:r>
+    </w:p>
+    <w:p>
+      <w:pPr>
+        <w:spacing w:after="0" w:line="360" w:lineRule="auto"/>
+        <w:ind w:firstLine="709"/>
+        <w:contextualSpacing/>
+        <w:jc w:val="both"/>
+        <w:rPr>
+          <w:rFonts w:ascii="Times New Roman" w:hAnsi="Times New Roman" w:cs="Times New Roman"/>
+          <w:sz w:val="28"/>
+        </w:rPr>
+      </w:pPr>
+    </w:p>
+    <w:p>
+      <w:pPr>
+        <w:ind w:firstLine="3261"/>
+        <w:jc w:val="center"/>
+        <w:rPr>
+          <w:rFonts w:ascii="Times New Roman" w:eastAsiaTheme="minorEastAsia" w:hAnsi="Times New Roman" w:cs="Times New Roman"/>
+          <w:sz w:val="28"/>
+          <w:szCs w:val="28"/>
+        </w:rPr>
+      </w:pPr>
+      <m:oMath>
+        <m:sSub>
+          <m:sSubPr>
+            <m:ctrlPr>
+              <w:rPr>
+                <w:rFonts w:ascii="Cambria Math" w:hAnsi="Cambria Math" w:cs="Times New Roman"/>
+                <w:sz w:val="28"/>
+                <w:szCs w:val="28"/>
+                <w:lang w:val="en-US"/>
+              </w:rPr>
+            </m:ctrlPr>
+          </m:sSubPr>
+          <m:e>
+            <m:r>
+              <m:rPr>
+                <m:sty m:val="p"/>
+              </m:rPr>
+              <w:rPr>
+                <w:rFonts w:ascii="Cambria Math" w:hAnsi="Cambria Math" w:cs="Times New Roman"/>
+                <w:sz w:val="28"/>
+                <w:szCs w:val="28"/>
+                <w:lang w:val="en-US"/>
+              </w:rPr>
+              <m:t>I</m:t>
+            </m:r>
+          </m:e>
+          <m:sub>
+            <m:r>
+              <m:rPr>
+                <m:sty m:val="p"/>
+              </m:rPr>
+              <w:rPr>
+                <w:rFonts w:ascii="Cambria Math" w:hAnsi="Cambria Math" w:cs="Times New Roman"/>
+                <w:sz w:val="28"/>
+                <w:szCs w:val="28"/>
+              </w:rPr>
+              <m:t xml:space="preserve"> НТП</m:t>
+            </m:r>
+          </m:sub>
+        </m:sSub>
+        <m:r>
+          <m:rPr>
+            <m:sty m:val="p"/>
+          </m:rPr>
+          <w:rPr>
+            <w:rFonts w:ascii="Cambria Math" w:hAnsi="Cambria Math" w:cs="Times New Roman"/>
+            <w:sz w:val="28"/>
+            <w:szCs w:val="28"/>
+          </w:rPr>
+          <m:t xml:space="preserve">= </m:t>
+        </m:r>
+        <m:sSup>
+          <m:sSupPr>
+            <m:ctrlPr>
+              <w:rPr>
+                <w:rFonts w:ascii="Cambria Math" w:hAnsi="Cambria Math" w:cs="Times New Roman"/>
+                <w:sz w:val="28"/>
+                <w:szCs w:val="28"/>
+              </w:rPr>
+            </m:ctrlPr>
+          </m:sSupPr>
+          <m:e>
+            <m:r>
+              <m:rPr>
+                <m:sty m:val="p"/>
+              </m:rPr>
+              <w:rPr>
+                <w:rFonts w:ascii="Cambria Math" w:hAnsi="Cambria Math" w:cs="Times New Roman"/>
+                <w:sz w:val="28"/>
+                <w:szCs w:val="28"/>
+                <w:lang w:val="en-US"/>
+              </w:rPr>
+              <m:t>e</m:t>
+            </m:r>
+          </m:e>
+          <m:sup>
+            <m:r>
+              <m:rPr>
+                <m:sty m:val="p"/>
+              </m:rPr>
+              <w:rPr>
+                <w:rFonts w:ascii="Cambria Math" w:hAnsi="Cambria Math" w:cs="Times New Roman"/>
+                <w:sz w:val="28"/>
+                <w:szCs w:val="28"/>
+              </w:rPr>
+              <m:t>a</m:t>
+            </m:r>
+            <m:r>
+              <m:rPr>
+                <m:sty m:val="p"/>
+              </m:rPr>
+              <w:rPr>
+                <w:rFonts w:ascii="Cambria Math" w:hAnsi="Cambria Math" w:cs="Times New Roman"/>
+                <w:sz w:val="28"/>
+                <w:szCs w:val="28"/>
+                <w:lang w:val="en-US"/>
+              </w:rPr>
+              <m:t>t</m:t>
+            </m:r>
+            <m:r>
+              <m:rPr>
+                <m:sty m:val="p"/>
+              </m:rPr>
+              <w:rPr>
+                <w:rFonts w:ascii="Cambria Math" w:hAnsi="Cambria Math" w:cs="Times New Roman"/>
+                <w:sz w:val="28"/>
+                <w:szCs w:val="28"/>
+              </w:rPr>
+              <m:t>+</m:t>
+            </m:r>
+            <m:r>
+              <m:rPr>
+                <m:sty m:val="p"/>
+              </m:rPr>
+              <w:rPr>
+                <w:rFonts w:ascii="Cambria Math" w:hAnsi="Cambria Math" w:cs="Times New Roman"/>
+                <w:sz w:val="28"/>
+                <w:szCs w:val="28"/>
+                <w:lang w:val="en-US"/>
+              </w:rPr>
+              <m:t>b</m:t>
+            </m:r>
+          </m:sup>
+        </m:sSup>
+      </m:oMath>
+      <w:r>
+        <w:rPr>
+          <w:rFonts w:eastAsiaTheme="minorEastAsia" w:cs="Times New Roman"/>
+          <w:iCs/>
+          <w:szCs w:val="28"/>
+        </w:rPr>
+        <w:t xml:space="preserve"> </w:t>
+      </w:r>
+      <w:r>
+        <w:rPr>
+          <w:rFonts w:eastAsiaTheme="minorEastAsia" w:cs="Times New Roman"/>
+          <w:iCs/>
+          <w:szCs w:val="28"/>
+        </w:rPr>
+        <w:t>,</w:t>
+      </w:r>
+      <w:r>
+        <w:rPr>
+          <w:rFonts w:eastAsiaTheme="minorEastAsia" w:cs="Times New Roman"/>
+          <w:iCs/>
+          <w:szCs w:val="28"/>
+        </w:rPr>
+        <w:tab/>
+      </w:r>
+      <w:r>
+        <w:rPr>
+          <w:rFonts w:eastAsiaTheme="minorEastAsia" w:cs="Times New Roman"/>
+          <w:iCs/>
+          <w:szCs w:val="28"/>
+        </w:rPr>
+        <w:tab/>
+      </w:r>
+      <w:r>
+        <w:rPr>
+          <w:rFonts w:eastAsiaTheme="minorEastAsia" w:cs="Times New Roman"/>
+          <w:iCs/>
+          <w:szCs w:val="28"/>
+        </w:rPr>
+        <w:tab/>
+      </w:r>
+      <w:r>
+        <w:rPr>
+          <w:rFonts w:eastAsiaTheme="minorEastAsia" w:cs="Times New Roman"/>
+          <w:iCs/>
+          <w:szCs w:val="28"/>
+        </w:rPr>
+        <w:tab/>
+      </w:r>
+      <w:r>
+        <w:rPr>
+          <w:rFonts w:eastAsiaTheme="minorEastAsia" w:cs="Times New Roman"/>
+          <w:iCs/>
+          <w:szCs w:val="28"/>
+        </w:rPr>
+        <w:tab/>
+      </w:r>
+      <w:r>
+        <w:rPr>
+          <w:rFonts w:ascii="Times New Roman" w:eastAsiaTheme="minorEastAsia" w:hAnsi="Times New Roman" w:cs="Times New Roman"/>
+          <w:sz w:val="28"/>
+          <w:szCs w:val="28"/>
+        </w:rPr>
+        <w:t>(</w:t>
+      </w:r>
+      <w:r>
+        <w:rPr>
+          <w:rFonts w:ascii="Times New Roman" w:eastAsiaTheme="minorEastAsia" w:hAnsi="Times New Roman" w:cs="Times New Roman"/>
+          <w:sz w:val="28"/>
+          <w:szCs w:val="28"/>
+        </w:rPr>
+        <w:t>4</w:t>
+      </w:r>
+      <w:r>
+        <w:rPr>
+          <w:rFonts w:ascii="Times New Roman" w:eastAsiaTheme="minorEastAsia" w:hAnsi="Times New Roman" w:cs="Times New Roman"/>
+          <w:sz w:val="28"/>
+          <w:szCs w:val="28"/>
+        </w:rPr>
+        <w:t>.</w:t>
+      </w:r>
+      <w:r>
+        <w:rPr>
+          <w:rFonts w:ascii="Times New Roman" w:eastAsiaTheme="minorEastAsia" w:hAnsi="Times New Roman" w:cs="Times New Roman"/>
+          <w:sz w:val="28"/>
+          <w:szCs w:val="28"/>
+        </w:rPr>
+        <w:t>4</w:t>
+      </w:r>
+      <w:r>
+        <w:rPr>
+          <w:rFonts w:ascii="Times New Roman" w:eastAsiaTheme="minorEastAsia" w:hAnsi="Times New Roman" w:cs="Times New Roman"/>
+          <w:sz w:val="28"/>
+          <w:szCs w:val="28"/>
+        </w:rPr>
+        <w:t>)</w:t>
+      </w:r>
+    </w:p>
+    <w:p>
+      <w:pPr>
+        <w:ind w:firstLine="3261"/>
+        <w:jc w:val="center"/>
+        <w:rPr>
+          <w:rFonts w:eastAsiaTheme="minorEastAsia" w:cs="Times New Roman"/>
+          <w:iCs/>
+          <w:szCs w:val="28"/>
+        </w:rPr>
+      </w:pPr>
+    </w:p>
+    <w:p>
+      <w:pPr>
+        <w:pStyle w:val="1"/>
+      </w:pPr>
+      <w:r>
+        <w:t>где</w:t>
+      </w:r>
+      <w:r>
+        <w:t xml:space="preserve"> </w:t>
+      </w:r>
+      <m:oMath>
+        <m:r>
+          <w:rPr>
+            <w:rFonts w:ascii="Cambria Math" w:hAnsi="Cambria Math"/>
+            <w:sz w:val="32"/>
+          </w:rPr>
+          <m:t xml:space="preserve">a = </m:t>
+        </m:r>
+        <m:f>
+          <m:fPr>
+            <m:ctrlPr>
+              <w:rPr>
+                <w:rFonts w:ascii="Cambria Math" w:hAnsi="Cambria Math"/>
+                <w:i/>
+                <w:sz w:val="32"/>
+              </w:rPr>
+            </m:ctrlPr>
+          </m:fPr>
+          <m:num>
+            <m:r>
+              <w:rPr>
+                <w:rFonts w:ascii="Cambria Math" w:hAnsi="Cambria Math"/>
+                <w:sz w:val="32"/>
+              </w:rPr>
+              <m:t xml:space="preserve">(ln 2) </m:t>
+            </m:r>
+          </m:num>
+          <m:den>
+            <m:r>
+              <w:rPr>
+                <w:rFonts w:ascii="Cambria Math" w:hAnsi="Cambria Math"/>
+                <w:sz w:val="32"/>
+              </w:rPr>
+              <m:t>5</m:t>
+            </m:r>
+          </m:den>
+        </m:f>
+        <m:r>
+          <w:rPr>
+            <w:rFonts w:ascii="Cambria Math" w:hAnsi="Cambria Math"/>
+          </w:rPr>
+          <m:t>= 0,139</m:t>
+        </m:r>
+      </m:oMath>
+      <w:r>
+        <w:t xml:space="preserve"> </w:t>
+      </w:r>
+      <w:r>
+        <w:rPr>
+          <w:szCs w:val="44"/>
+        </w:rPr>
+        <w:t>–</w:t>
+      </w:r>
+      <w:r>
+        <w:t xml:space="preserve"> постоянный коэффициент для промышленности,</w:t>
+      </w:r>
+    </w:p>
+    <w:p>
+      <w:pPr>
+        <w:pStyle w:val="1"/>
+      </w:pPr>
+      <m:oMath>
+        <m:r>
+          <w:rPr>
+            <w:rFonts w:ascii="Cambria Math" w:hAnsi="Cambria Math"/>
+          </w:rPr>
+          <m:t>t = 1</m:t>
+        </m:r>
+      </m:oMath>
+      <w:r>
+        <w:t xml:space="preserve"> </w:t>
+      </w:r>
+      <w:r>
+        <w:rPr>
+          <w:szCs w:val="44"/>
+        </w:rPr>
+        <w:t>–</w:t>
+      </w:r>
+      <w:r>
+        <w:rPr>
+          <w:szCs w:val="44"/>
+        </w:rPr>
+        <w:t xml:space="preserve"> </w:t>
+      </w:r>
+      <w:r>
+        <w:t>период оценки, лет</w:t>
+      </w:r>
+    </w:p>
+    <w:p>
+      <w:pPr>
+        <w:pStyle w:val="1"/>
+      </w:pPr>
+      <m:oMath>
+        <m:r>
+          <w:rPr>
+            <w:rFonts w:ascii="Cambria Math" w:hAnsi="Cambria Math"/>
+          </w:rPr>
+          <m:t>b =</m:t>
+        </m:r>
+        <m:func>
+          <m:funcPr>
+            <m:ctrlPr>
+              <w:rPr>
+                <w:rFonts w:ascii="Cambria Math" w:hAnsi="Cambria Math"/>
+                <w:i/>
+              </w:rPr>
+            </m:ctrlPr>
+          </m:funcPr>
+          <m:fName>
+            <m:r>
+              <m:rPr>
+                <m:sty m:val="p"/>
+              </m:rPr>
+              <w:rPr>
+                <w:rFonts w:ascii="Cambria Math" w:hAnsi="Cambria Math"/>
+              </w:rPr>
+              <m:t xml:space="preserve">ln </m:t>
+            </m:r>
+          </m:fName>
+          <m:e>
+            <m:sSub>
+              <m:sSubPr>
+                <m:ctrlPr>
+                  <w:rPr>
+                    <w:rFonts w:ascii="Cambria Math" w:hAnsi="Cambria Math"/>
+                    <w:i/>
+                  </w:rPr>
+                </m:ctrlPr>
+              </m:sSubPr>
+              <m:e>
+                <m:r>
+                  <w:rPr>
+                    <w:rFonts w:ascii="Cambria Math" w:hAnsi="Cambria Math"/>
+                  </w:rPr>
+                  <m:t>J</m:t>
+                </m:r>
+              </m:e>
+              <m:sub>
+                <m:r>
+                  <w:rPr>
+                    <w:rFonts w:ascii="Cambria Math" w:hAnsi="Cambria Math"/>
+                  </w:rPr>
+                  <m:t>НТП</m:t>
+                </m:r>
+              </m:sub>
+            </m:sSub>
+          </m:e>
+        </m:func>
+        <m:r>
+          <w:rPr>
+            <w:rFonts w:ascii="Cambria Math" w:hAnsi="Cambria Math"/>
+          </w:rPr>
+          <m:t>=</m:t>
+        </m:r>
+        <m:func>
+          <m:funcPr>
+            <m:ctrlPr>
+              <w:rPr>
+                <w:rFonts w:ascii="Cambria Math" w:hAnsi="Cambria Math"/>
+                <w:i/>
+              </w:rPr>
+            </m:ctrlPr>
+          </m:funcPr>
+          <m:fName>
+            <m:r>
+              <m:rPr>
+                <m:sty m:val="p"/>
+              </m:rPr>
+              <w:rPr>
+                <w:rFonts w:ascii="Cambria Math" w:hAnsi="Cambria Math"/>
+              </w:rPr>
+              <m:t xml:space="preserve">ln </m:t>
+            </m:r>
+          </m:fName>
+          <m:e>
+            <m:r>
+              <w:rPr>
+                <w:rFonts w:ascii="Cambria Math" w:hAnsi="Cambria Math"/>
+              </w:rPr>
+              <m:t>1,3</m:t>
+            </m:r>
+          </m:e>
+        </m:func>
+        <m:r>
+          <w:rPr>
+            <w:rFonts w:ascii="Cambria Math" w:hAnsi="Cambria Math"/>
+          </w:rPr>
+          <m:t xml:space="preserve"> = 0,262 </m:t>
+        </m:r>
+      </m:oMath>
+      <w:r>
+        <w:rPr>
+          <w:szCs w:val="44"/>
+        </w:rPr>
+        <w:t>–</w:t>
+      </w:r>
+      <w:r>
+        <w:rPr>
+          <w:szCs w:val="44"/>
+        </w:rPr>
+        <w:t xml:space="preserve"> </w:t>
+      </w:r>
+      <w:r>
+        <w:t>логарифм базового уровня НТП</w:t>
+      </w:r>
+      <w:r>
+        <w:t>.</w:t>
+      </w:r>
+    </w:p>
+    <w:p>
+      <w:pPr>
+        <w:pStyle w:val="1"/>
+      </w:pPr>
+    </w:p>
+    <w:p>
+      <w:pPr>
+        <w:spacing w:after="0" w:line="360" w:lineRule="auto"/>
+        <w:ind w:firstLine="709"/>
+        <w:contextualSpacing/>
+        <w:jc w:val="both"/>
+        <w:rPr>
+          <w:rFonts w:ascii="Times New Roman" w:eastAsiaTheme="minorEastAsia" w:hAnsi="Times New Roman" w:cs="Times New Roman"/>
+          <w:sz w:val="28"/>
+          <w:szCs w:val="28"/>
+        </w:rPr>
+      </w:pPr>
+      <m:oMathPara>
+        <m:oMath>
+          <m:sSub>
+            <m:sSubPr>
+              <m:ctrlPr>
+                <w:rPr>
+                  <w:rFonts w:ascii="Cambria Math" w:hAnsi="Cambria Math" w:cs="Times New Roman"/>
+                  <w:i/>
+                  <w:sz w:val="28"/>
+                  <w:szCs w:val="28"/>
+                  <w:lang w:val="en-US"/>
+                </w:rPr>
+              </m:ctrlPr>
+            </m:sSubPr>
+            <m:e>
+              <m:r>
+                <w:rPr>
+                  <w:rFonts w:ascii="Cambria Math" w:hAnsi="Cambria Math" w:cs="Times New Roman"/>
+                  <w:sz w:val="28"/>
+                  <w:szCs w:val="28"/>
+                  <w:lang w:val="en-US"/>
+                </w:rPr>
+                <m:t>I</m:t>
+              </m:r>
+            </m:e>
+            <m:sub>
+              <m:r>
+                <w:rPr>
+                  <w:rFonts w:ascii="Cambria Math" w:hAnsi="Cambria Math" w:cs="Times New Roman"/>
+                  <w:sz w:val="28"/>
+                  <w:szCs w:val="28"/>
+                </w:rPr>
+                <m:t xml:space="preserve"> НТП</m:t>
+              </m:r>
+            </m:sub>
+          </m:sSub>
+          <m:r>
+            <w:rPr>
+              <w:rFonts w:ascii="Cambria Math" w:hAnsi="Cambria Math" w:cs="Times New Roman"/>
+              <w:sz w:val="28"/>
+              <w:szCs w:val="28"/>
+            </w:rPr>
+            <m:t xml:space="preserve">= </m:t>
+          </m:r>
+          <m:sSup>
+            <m:sSupPr>
+              <m:ctrlPr>
+                <w:rPr>
+                  <w:rFonts w:ascii="Cambria Math" w:hAnsi="Cambria Math" w:cs="Times New Roman"/>
+                  <w:i/>
+                  <w:sz w:val="28"/>
+                  <w:szCs w:val="28"/>
+                </w:rPr>
+              </m:ctrlPr>
+            </m:sSupPr>
+            <m:e>
+              <m:r>
+                <w:rPr>
+                  <w:rFonts w:ascii="Cambria Math" w:hAnsi="Cambria Math" w:cs="Times New Roman"/>
+                  <w:sz w:val="28"/>
+                  <w:szCs w:val="28"/>
+                  <w:lang w:val="en-US"/>
+                </w:rPr>
+                <m:t>e</m:t>
+              </m:r>
+            </m:e>
+            <m:sup>
+              <m:r>
+                <w:rPr>
+                  <w:rFonts w:ascii="Cambria Math" w:hAnsi="Cambria Math" w:cs="Times New Roman"/>
+                  <w:sz w:val="28"/>
+                  <w:szCs w:val="28"/>
+                </w:rPr>
+                <m:t>0,139 × 1 + 0,262</m:t>
+              </m:r>
+            </m:sup>
+          </m:sSup>
+          <m:r>
+            <w:rPr>
+              <w:rFonts w:ascii="Cambria Math" w:hAnsi="Cambria Math" w:cs="Times New Roman"/>
+              <w:sz w:val="28"/>
+              <w:szCs w:val="28"/>
+            </w:rPr>
+            <m:t xml:space="preserve">= </m:t>
+          </m:r>
+          <m:sSup>
+            <m:sSupPr>
+              <m:ctrlPr>
+                <w:rPr>
+                  <w:rFonts w:ascii="Cambria Math" w:hAnsi="Cambria Math" w:cs="Times New Roman"/>
+                  <w:i/>
+                  <w:sz w:val="28"/>
+                  <w:szCs w:val="28"/>
+                </w:rPr>
+              </m:ctrlPr>
+            </m:sSupPr>
+            <m:e>
+              <m:r>
+                <w:rPr>
+                  <w:rFonts w:ascii="Cambria Math" w:hAnsi="Cambria Math" w:cs="Times New Roman"/>
+                  <w:sz w:val="28"/>
+                  <w:szCs w:val="28"/>
+                  <w:lang w:val="en-US"/>
+                </w:rPr>
+                <m:t>e</m:t>
+              </m:r>
+            </m:e>
+            <m:sup>
+              <m:r>
+                <w:rPr>
+                  <w:rFonts w:ascii="Cambria Math" w:hAnsi="Cambria Math" w:cs="Times New Roman"/>
+                  <w:sz w:val="28"/>
+                  <w:szCs w:val="28"/>
+                </w:rPr>
+                <m:t>0,401</m:t>
+              </m:r>
+            </m:sup>
+          </m:sSup>
+          <m:r>
+            <w:rPr>
+              <w:rFonts w:ascii="Cambria Math" w:hAnsi="Cambria Math" w:cs="Times New Roman"/>
+              <w:sz w:val="28"/>
+              <w:szCs w:val="28"/>
+            </w:rPr>
+            <m:t xml:space="preserve">=1,49 </m:t>
+          </m:r>
+        </m:oMath>
+      </m:oMathPara>
+    </w:p>
+    <w:p>
+      <w:pPr>
+        <w:spacing w:after="0" w:line="360" w:lineRule="auto"/>
+        <w:ind w:firstLine="709"/>
+        <w:contextualSpacing/>
+        <w:jc w:val="both"/>
+        <w:rPr>
+          <w:rFonts w:ascii="Times New Roman" w:eastAsiaTheme="minorEastAsia" w:hAnsi="Times New Roman" w:cs="Times New Roman"/>
+          <w:sz w:val="28"/>
+          <w:szCs w:val="28"/>
+        </w:rPr>
+      </w:pPr>
+    </w:p>
+    <w:p>
+      <w:pPr>
+        <w:spacing w:after="0" w:line="360" w:lineRule="auto"/>
+        <w:ind w:firstLine="709"/>
+        <w:contextualSpacing/>
+        <w:jc w:val="both"/>
+        <w:rPr>
+          <w:rFonts w:ascii="Times New Roman" w:hAnsi="Times New Roman" w:cs="Times New Roman"/>
+          <w:sz w:val="28"/>
+        </w:rPr>
+      </w:pPr>
+      <w:r>
+        <w:rPr>
+          <w:rFonts w:ascii="Times New Roman" w:hAnsi="Times New Roman" w:cs="Times New Roman"/>
+          <w:sz w:val="28"/>
+        </w:rPr>
+        <w:t>Снижение эффективности технического решения во времени определяется по формуле:</w:t>
+      </w:r>
+    </w:p>
+    <w:p>
+      <w:pPr>
+        <w:spacing w:after="0" w:line="360" w:lineRule="auto"/>
+        <w:ind w:firstLine="709"/>
+        <w:contextualSpacing/>
+        <w:jc w:val="both"/>
+        <w:rPr>
+          <w:rFonts w:ascii="Times New Roman" w:hAnsi="Times New Roman" w:cs="Times New Roman"/>
+          <w:sz w:val="28"/>
+        </w:rPr>
+      </w:pPr>
+    </w:p>
+    <w:p>
+      <w:pPr>
+        <w:ind w:firstLine="3402"/>
+        <w:jc w:val="center"/>
+        <w:rPr>
+          <w:rFonts w:eastAsiaTheme="minorEastAsia" w:cs="Times New Roman"/>
+          <w:szCs w:val="28"/>
+        </w:rPr>
+      </w:pPr>
+      <m:oMath>
+        <m:sSub>
+          <m:sSubPr>
+            <m:ctrlPr>
+              <w:rPr>
+                <w:rFonts w:ascii="Cambria Math" w:hAnsi="Cambria Math" w:cs="Times New Roman"/>
+                <w:i/>
+                <w:sz w:val="28"/>
+                <w:szCs w:val="28"/>
+                <w:lang w:val="en-US"/>
+              </w:rPr>
+            </m:ctrlPr>
+          </m:sSubPr>
+          <m:e>
+            <m:r>
+              <w:rPr>
+                <w:rFonts w:ascii="Cambria Math" w:hAnsi="Cambria Math" w:cs="Times New Roman"/>
+                <w:sz w:val="28"/>
+                <w:szCs w:val="28"/>
+                <w:lang w:val="en-US"/>
+              </w:rPr>
+              <m:t>K</m:t>
+            </m:r>
+          </m:e>
+          <m:sub>
+            <m:r>
+              <w:rPr>
+                <w:rFonts w:ascii="Cambria Math" w:hAnsi="Cambria Math" w:cs="Times New Roman"/>
+                <w:sz w:val="28"/>
+                <w:szCs w:val="28"/>
+                <w:lang w:val="en-US"/>
+              </w:rPr>
+              <m:t>T</m:t>
+            </m:r>
+          </m:sub>
+        </m:sSub>
+        <m:r>
+          <w:rPr>
+            <w:rFonts w:ascii="Cambria Math" w:hAnsi="Cambria Math" w:cs="Times New Roman"/>
+            <w:sz w:val="28"/>
+            <w:szCs w:val="28"/>
+            <w:vertAlign w:val="subscript"/>
+          </w:rPr>
+          <m:t xml:space="preserve">  </m:t>
+        </m:r>
+        <m:r>
+          <w:rPr>
+            <w:rFonts w:ascii="Cambria Math" w:hAnsi="Cambria Math" w:cs="Times New Roman"/>
+            <w:sz w:val="28"/>
+            <w:szCs w:val="28"/>
+          </w:rPr>
+          <m:t>=</m:t>
+        </m:r>
+        <m:f>
+          <m:fPr>
+            <m:ctrlPr>
+              <w:rPr>
+                <w:rFonts w:ascii="Cambria Math" w:hAnsi="Cambria Math" w:cs="Times New Roman"/>
+                <w:i/>
+                <w:sz w:val="28"/>
+                <w:szCs w:val="28"/>
+              </w:rPr>
+            </m:ctrlPr>
+          </m:fPr>
+          <m:num>
+            <m:sSub>
+              <m:sSubPr>
+                <m:ctrlPr>
+                  <w:rPr>
+                    <w:rFonts w:ascii="Cambria Math" w:hAnsi="Cambria Math" w:cs="Times New Roman"/>
+                    <w:i/>
+                    <w:sz w:val="28"/>
+                    <w:szCs w:val="28"/>
+                  </w:rPr>
+                </m:ctrlPr>
+              </m:sSubPr>
+              <m:e>
+                <m:r>
+                  <w:rPr>
+                    <w:rFonts w:ascii="Cambria Math" w:hAnsi="Cambria Math" w:cs="Times New Roman"/>
+                    <w:sz w:val="28"/>
+                    <w:szCs w:val="28"/>
+                  </w:rPr>
+                  <m:t>K</m:t>
+                </m:r>
+              </m:e>
+              <m:sub>
+                <m:r>
+                  <w:rPr>
+                    <w:rFonts w:ascii="Cambria Math" w:hAnsi="Cambria Math" w:cs="Times New Roman"/>
+                    <w:sz w:val="28"/>
+                    <w:szCs w:val="28"/>
+                  </w:rPr>
+                  <m:t>0</m:t>
+                </m:r>
+              </m:sub>
+            </m:sSub>
+          </m:num>
+          <m:den>
+            <m:sSup>
+              <m:sSupPr>
+                <m:ctrlPr>
+                  <w:rPr>
+                    <w:rFonts w:ascii="Cambria Math" w:hAnsi="Cambria Math" w:cs="Times New Roman"/>
+                    <w:i/>
+                    <w:sz w:val="28"/>
+                    <w:szCs w:val="28"/>
+                  </w:rPr>
+                </m:ctrlPr>
+              </m:sSupPr>
+              <m:e>
+                <m:r>
+                  <w:rPr>
+                    <w:rFonts w:ascii="Cambria Math" w:hAnsi="Cambria Math" w:cs="Times New Roman"/>
+                    <w:sz w:val="28"/>
+                    <w:szCs w:val="28"/>
+                  </w:rPr>
+                  <m:t xml:space="preserve">( 1 + </m:t>
+                </m:r>
+                <m:sSub>
+                  <m:sSubPr>
+                    <m:ctrlPr>
+                      <w:rPr>
+                        <w:rFonts w:ascii="Cambria Math" w:hAnsi="Cambria Math" w:cs="Times New Roman"/>
+                        <w:i/>
+                        <w:sz w:val="28"/>
+                        <w:szCs w:val="28"/>
+                        <w:lang w:val="en-US"/>
+                      </w:rPr>
+                    </m:ctrlPr>
+                  </m:sSubPr>
+                  <m:e>
+                    <m:r>
+                      <w:rPr>
+                        <w:rFonts w:ascii="Cambria Math" w:hAnsi="Cambria Math" w:cs="Times New Roman"/>
+                        <w:sz w:val="28"/>
+                        <w:szCs w:val="28"/>
+                        <w:lang w:val="en-US"/>
+                      </w:rPr>
+                      <m:t>J</m:t>
+                    </m:r>
+                  </m:e>
+                  <m:sub>
+                    <m:r>
+                      <w:rPr>
+                        <w:rFonts w:ascii="Cambria Math" w:hAnsi="Cambria Math" w:cs="Times New Roman"/>
+                        <w:sz w:val="28"/>
+                        <w:szCs w:val="28"/>
+                        <w:vertAlign w:val="subscript"/>
+                        <w:lang w:val="en-US"/>
+                      </w:rPr>
+                      <m:t>Δ</m:t>
+                    </m:r>
+                    <m:r>
+                      <w:rPr>
+                        <w:rFonts w:ascii="Cambria Math" w:hAnsi="Cambria Math" w:cs="Times New Roman"/>
+                        <w:sz w:val="28"/>
+                        <w:szCs w:val="28"/>
+                        <w:vertAlign w:val="subscript"/>
+                      </w:rPr>
+                      <m:t>Вг</m:t>
+                    </m:r>
+                  </m:sub>
+                </m:sSub>
+                <m:r>
+                  <w:rPr>
+                    <w:rFonts w:ascii="Cambria Math" w:hAnsi="Cambria Math" w:cs="Times New Roman"/>
+                    <w:sz w:val="28"/>
+                    <w:szCs w:val="28"/>
+                    <w:vertAlign w:val="subscript"/>
+                  </w:rPr>
+                  <m:t xml:space="preserve"> )</m:t>
+                </m:r>
+              </m:e>
+              <m:sup>
+                <m:r>
+                  <w:rPr>
+                    <w:rFonts w:ascii="Cambria Math" w:hAnsi="Cambria Math" w:cs="Times New Roman"/>
+                    <w:sz w:val="28"/>
+                    <w:szCs w:val="28"/>
+                  </w:rPr>
+                  <m:t>T</m:t>
+                </m:r>
+              </m:sup>
+            </m:sSup>
+          </m:den>
+        </m:f>
+        <m:r>
+          <w:rPr>
+            <w:rFonts w:ascii="Cambria Math" w:hAnsi="Cambria Math" w:cs="Times New Roman"/>
+            <w:sz w:val="28"/>
+            <w:szCs w:val="28"/>
+          </w:rPr>
+          <m:t xml:space="preserve"> ,</m:t>
+        </m:r>
+      </m:oMath>
+      <w:r>
+        <w:rPr>
+          <w:rFonts w:eastAsiaTheme="minorEastAsia" w:cs="Times New Roman"/>
+          <w:szCs w:val="28"/>
+        </w:rPr>
+        <w:tab/>
+      </w:r>
+      <w:r>
+        <w:rPr>
+          <w:rFonts w:eastAsiaTheme="minorEastAsia" w:cs="Times New Roman"/>
+          <w:szCs w:val="28"/>
+        </w:rPr>
+        <w:tab/>
+      </w:r>
+      <w:r>
+        <w:rPr>
+          <w:rFonts w:eastAsiaTheme="minorEastAsia" w:cs="Times New Roman"/>
+          <w:szCs w:val="28"/>
+        </w:rPr>
+        <w:tab/>
+      </w:r>
+      <w:r>
+        <w:rPr>
+          <w:rFonts w:eastAsiaTheme="minorEastAsia" w:cs="Times New Roman"/>
+          <w:szCs w:val="28"/>
+        </w:rPr>
+        <w:tab/>
+      </w:r>
+      <w:r>
+        <w:rPr>
+          <w:rFonts w:eastAsiaTheme="minorEastAsia" w:cs="Times New Roman"/>
+          <w:szCs w:val="28"/>
+        </w:rPr>
+        <w:tab/>
+      </w:r>
+      <w:r>
+        <w:rPr>
+          <w:rFonts w:ascii="Times New Roman" w:eastAsiaTheme="minorEastAsia" w:hAnsi="Times New Roman" w:cs="Times New Roman"/>
+          <w:sz w:val="28"/>
+          <w:szCs w:val="28"/>
+        </w:rPr>
+        <w:t>(4.5)</w:t>
+      </w:r>
+    </w:p>
+    <w:p>
+      <w:pPr>
+        <w:spacing w:after="0" w:line="360" w:lineRule="auto"/>
+        <w:ind w:firstLine="709"/>
+        <w:contextualSpacing/>
+        <w:jc w:val="both"/>
+        <w:rPr>
+          <w:rFonts w:ascii="Times New Roman" w:hAnsi="Times New Roman" w:cs="Times New Roman"/>
+          <w:sz w:val="28"/>
+        </w:rPr>
+      </w:pPr>
+    </w:p>
+    <w:p>
+      <w:pPr>
+        <w:pStyle w:val="1"/>
+        <w:rPr>
+          <w:iCs/>
+        </w:rPr>
+      </w:pPr>
+      <w:r>
+        <w:t xml:space="preserve">где </w:t>
+      </w:r>
+      <m:oMath>
+        <m:sSub>
+          <m:sSubPr>
+            <m:ctrlPr>
+              <w:rPr>
+                <w:rFonts w:ascii="Cambria Math" w:hAnsi="Cambria Math"/>
+                <w:i/>
+              </w:rPr>
+            </m:ctrlPr>
+          </m:sSubPr>
+          <m:e>
+            <m:r>
+              <w:rPr>
+                <w:rFonts w:ascii="Cambria Math" w:hAnsi="Cambria Math"/>
+              </w:rPr>
+              <m:t>K</m:t>
+            </m:r>
+          </m:e>
+          <m:sub>
+            <m:r>
+              <w:rPr>
+                <w:rFonts w:ascii="Cambria Math" w:hAnsi="Cambria Math"/>
+              </w:rPr>
+              <m:t>0</m:t>
+            </m:r>
+          </m:sub>
+        </m:sSub>
+        <m:r>
+          <w:rPr>
+            <w:rFonts w:ascii="Cambria Math" w:hAnsi="Cambria Math"/>
+          </w:rPr>
+          <m:t xml:space="preserve"> = 1</m:t>
+        </m:r>
+      </m:oMath>
+      <w:r>
+        <w:rPr>
+          <w:iCs/>
+        </w:rPr>
+        <w:t xml:space="preserve"> </w:t>
+      </w:r>
+      <w:r>
+        <w:rPr>
+          <w:szCs w:val="44"/>
+        </w:rPr>
+        <w:t>–</w:t>
+      </w:r>
+      <w:r>
+        <w:rPr>
+          <w:szCs w:val="44"/>
+        </w:rPr>
+        <w:t xml:space="preserve"> </w:t>
+      </w:r>
+      <w:r>
+        <w:rPr>
+          <w:iCs/>
+        </w:rPr>
+        <w:t>первона</w:t>
+      </w:r>
+      <w:r>
+        <w:rPr>
+          <w:iCs/>
+        </w:rPr>
+        <w:t>чальная стоимость</w:t>
+      </w:r>
+      <w:r>
+        <w:rPr>
+          <w:iCs/>
+        </w:rPr>
+        <w:t>;</w:t>
+      </w:r>
+    </w:p>
+    <w:p>
+      <w:pPr>
+        <w:pStyle w:val="1"/>
+        <w:rPr>
+          <w:iCs/>
+        </w:rPr>
+      </w:pPr>
+      <m:oMath>
+        <m:sSub>
+          <m:sSubPr>
+            <m:ctrlPr>
+              <w:rPr>
+                <w:rFonts w:ascii="Cambria Math" w:hAnsi="Cambria Math"/>
+                <w:i/>
+                <w:iCs/>
+                <w:lang w:val="en-US"/>
+              </w:rPr>
+            </m:ctrlPr>
+          </m:sSubPr>
+          <m:e>
+            <m:r>
+              <w:rPr>
+                <w:rFonts w:ascii="Cambria Math" w:hAnsi="Cambria Math"/>
+                <w:lang w:val="en-US"/>
+              </w:rPr>
+              <m:t>J</m:t>
+            </m:r>
+          </m:e>
+          <m:sub>
+            <m:r>
+              <w:rPr>
+                <w:rFonts w:ascii="Cambria Math" w:hAnsi="Cambria Math"/>
+                <w:vertAlign w:val="subscript"/>
+                <w:lang w:val="en-US"/>
+              </w:rPr>
+              <m:t>Δ</m:t>
+            </m:r>
+            <m:r>
+              <w:rPr>
+                <w:rFonts w:ascii="Cambria Math" w:hAnsi="Cambria Math"/>
+                <w:vertAlign w:val="subscript"/>
+              </w:rPr>
+              <m:t>Вг</m:t>
+            </m:r>
+          </m:sub>
+        </m:sSub>
+        <m:r>
+          <w:rPr>
+            <w:rFonts w:ascii="Cambria Math" w:hAnsi="Cambria Math"/>
+          </w:rPr>
+          <m:t xml:space="preserve"> = 0,15</m:t>
+        </m:r>
+      </m:oMath>
+      <w:r>
+        <w:rPr>
+          <w:iCs/>
+        </w:rPr>
+        <w:t xml:space="preserve"> </w:t>
+      </w:r>
+      <w:r>
+        <w:rPr>
+          <w:szCs w:val="44"/>
+        </w:rPr>
+        <w:t>–</w:t>
+      </w:r>
+      <w:r>
+        <w:rPr>
+          <w:szCs w:val="44"/>
+        </w:rPr>
+        <w:t xml:space="preserve"> </w:t>
+      </w:r>
+      <w:r>
+        <w:rPr>
+          <w:iCs/>
+        </w:rPr>
+        <w:t>средний годовой п</w:t>
+      </w:r>
+      <w:r>
+        <w:rPr>
+          <w:iCs/>
+        </w:rPr>
+        <w:t>рирост производительности труда</w:t>
+      </w:r>
+      <w:r>
+        <w:rPr>
+          <w:iCs/>
+        </w:rPr>
+        <w:t>;</w:t>
+      </w:r>
+    </w:p>
+    <w:p>
+      <w:pPr>
+        <w:pStyle w:val="1"/>
+        <w:rPr>
+          <w:iCs/>
+        </w:rPr>
+      </w:pPr>
+      <m:oMath>
+        <m:r>
+          <w:rPr>
+            <w:rFonts w:ascii="Cambria Math" w:hAnsi="Cambria Math"/>
+          </w:rPr>
+          <m:t>T = 2</m:t>
+        </m:r>
+      </m:oMath>
+      <w:r>
+        <w:rPr>
+          <w:iCs/>
+        </w:rPr>
+        <w:t xml:space="preserve"> </w:t>
+      </w:r>
+      <w:r>
+        <w:rPr>
+          <w:szCs w:val="44"/>
+        </w:rPr>
+        <w:t>–</w:t>
+      </w:r>
+      <w:r>
+        <w:rPr>
+          <w:lang w:val="en-US"/>
+        </w:rPr>
+        <w:t xml:space="preserve"> </w:t>
+      </w:r>
+      <w:r>
+        <w:t>срок эксплуатации, лет</w:t>
+      </w:r>
+    </w:p>
+    <w:p>
+      <w:pPr>
+        <w:spacing w:after="0" w:line="360" w:lineRule="auto"/>
+        <w:ind w:firstLine="709"/>
+        <w:contextualSpacing/>
+        <w:jc w:val="both"/>
+        <w:rPr>
+          <w:rFonts w:ascii="Times New Roman" w:hAnsi="Times New Roman" w:cs="Times New Roman"/>
+          <w:sz w:val="28"/>
+          <w:lang w:val="en-US"/>
+        </w:rPr>
+      </w:pPr>
+    </w:p>
+    <w:p>
+      <w:pPr>
+        <w:rPr>
+          <w:rFonts w:eastAsiaTheme="minorEastAsia" w:cs="Times New Roman"/>
+          <w:i/>
+          <w:sz w:val="28"/>
+          <w:szCs w:val="28"/>
+          <w:lang w:val="en-US"/>
+        </w:rPr>
+      </w:pPr>
+      <m:oMathPara>
+        <m:oMath>
+          <m:sSub>
+            <m:sSubPr>
+              <m:ctrlPr>
+                <w:rPr>
+                  <w:rFonts w:ascii="Cambria Math" w:hAnsi="Cambria Math" w:cs="Times New Roman"/>
+                  <w:i/>
+                  <w:sz w:val="28"/>
+                  <w:szCs w:val="28"/>
+                  <w:lang w:val="en-US"/>
+                </w:rPr>
+              </m:ctrlPr>
+            </m:sSubPr>
+            <m:e>
+              <m:r>
+                <w:rPr>
+                  <w:rFonts w:ascii="Cambria Math" w:hAnsi="Cambria Math" w:cs="Times New Roman"/>
+                  <w:sz w:val="28"/>
+                  <w:szCs w:val="28"/>
+                  <w:lang w:val="en-US"/>
+                </w:rPr>
+                <m:t>K</m:t>
+              </m:r>
+            </m:e>
+            <m:sub>
+              <m:r>
+                <w:rPr>
+                  <w:rFonts w:ascii="Cambria Math" w:hAnsi="Cambria Math" w:cs="Times New Roman"/>
+                  <w:sz w:val="28"/>
+                  <w:szCs w:val="28"/>
+                  <w:lang w:val="en-US"/>
+                </w:rPr>
+                <m:t>T</m:t>
+              </m:r>
+            </m:sub>
+          </m:sSub>
+          <m:r>
+            <w:rPr>
+              <w:rFonts w:ascii="Cambria Math" w:hAnsi="Cambria Math" w:cs="Times New Roman"/>
+              <w:sz w:val="28"/>
+              <w:szCs w:val="28"/>
+              <w:vertAlign w:val="subscript"/>
+            </w:rPr>
+            <m:t xml:space="preserve">  </m:t>
+          </m:r>
+          <m:r>
+            <w:rPr>
+              <w:rFonts w:ascii="Cambria Math" w:hAnsi="Cambria Math" w:cs="Times New Roman"/>
+              <w:sz w:val="28"/>
+              <w:szCs w:val="28"/>
+            </w:rPr>
+            <m:t xml:space="preserve">= </m:t>
+          </m:r>
+          <m:f>
+            <m:fPr>
+              <m:ctrlPr>
+                <w:rPr>
+                  <w:rFonts w:ascii="Cambria Math" w:eastAsiaTheme="minorEastAsia" w:hAnsi="Cambria Math" w:cs="Times New Roman"/>
+                  <w:iCs/>
+                  <w:sz w:val="28"/>
+                  <w:szCs w:val="28"/>
+                </w:rPr>
+              </m:ctrlPr>
+            </m:fPr>
+            <m:num>
+              <m:r>
+                <m:rPr>
+                  <m:sty m:val="p"/>
+                </m:rPr>
+                <w:rPr>
+                  <w:rFonts w:ascii="Cambria Math" w:eastAsiaTheme="minorEastAsia" w:hAnsi="Cambria Math" w:cs="Times New Roman"/>
+                  <w:sz w:val="28"/>
+                  <w:szCs w:val="28"/>
+                </w:rPr>
+                <m:t>1</m:t>
+              </m:r>
+              <m:ctrlPr>
+                <w:rPr>
+                  <w:rFonts w:ascii="Cambria Math" w:hAnsi="Cambria Math" w:cs="Times New Roman"/>
+                  <w:i/>
+                  <w:sz w:val="28"/>
+                  <w:szCs w:val="28"/>
+                </w:rPr>
+              </m:ctrlPr>
+            </m:num>
+            <m:den>
+              <m:sSup>
+                <m:sSupPr>
+                  <m:ctrlPr>
+                    <w:rPr>
+                      <w:rFonts w:ascii="Cambria Math" w:hAnsi="Cambria Math" w:cs="Times New Roman"/>
+                      <w:i/>
+                      <w:sz w:val="28"/>
+                      <w:szCs w:val="28"/>
+                    </w:rPr>
+                  </m:ctrlPr>
+                </m:sSupPr>
+                <m:e>
+                  <m:d>
+                    <m:dPr>
+                      <m:ctrlPr>
+                        <w:rPr>
+                          <w:rFonts w:ascii="Cambria Math" w:eastAsiaTheme="minorEastAsia" w:hAnsi="Cambria Math" w:cs="Times New Roman"/>
+                          <w:iCs/>
+                          <w:sz w:val="28"/>
+                          <w:szCs w:val="28"/>
+                        </w:rPr>
+                      </m:ctrlPr>
+                    </m:dPr>
+                    <m:e>
+                      <m:r>
+                        <m:rPr>
+                          <m:sty m:val="p"/>
+                        </m:rPr>
+                        <w:rPr>
+                          <w:rFonts w:ascii="Cambria Math" w:eastAsiaTheme="minorEastAsia" w:hAnsi="Cambria Math" w:cs="Times New Roman"/>
+                          <w:sz w:val="28"/>
+                          <w:szCs w:val="28"/>
+                        </w:rPr>
+                        <m:t>1 + 0,15</m:t>
+                      </m:r>
+                    </m:e>
+                  </m:d>
+                </m:e>
+                <m:sup>
+                  <m:r>
+                    <w:rPr>
+                      <w:rFonts w:ascii="Cambria Math" w:hAnsi="Cambria Math" w:cs="Times New Roman"/>
+                      <w:sz w:val="28"/>
+                      <w:szCs w:val="28"/>
+                    </w:rPr>
+                    <m:t>2</m:t>
+                  </m:r>
+                </m:sup>
+              </m:sSup>
+            </m:den>
+          </m:f>
+          <m:r>
+            <m:rPr>
+              <m:sty m:val="p"/>
+            </m:rPr>
+            <w:rPr>
+              <w:rFonts w:ascii="Cambria Math" w:eastAsiaTheme="minorEastAsia" w:hAnsi="Cambria Math" w:cs="Times New Roman"/>
+              <w:sz w:val="28"/>
+              <w:szCs w:val="28"/>
+            </w:rPr>
+            <m:t xml:space="preserve"> = 0,756</m:t>
+          </m:r>
+          <m:r>
+            <w:rPr>
+              <w:rFonts w:ascii="Cambria Math" w:hAnsi="Cambria Math" w:cs="Times New Roman"/>
+              <w:sz w:val="28"/>
+              <w:szCs w:val="28"/>
+            </w:rPr>
+            <m:t>;</m:t>
+          </m:r>
+        </m:oMath>
+      </m:oMathPara>
+    </w:p>
+    <w:p>
+      <w:pPr>
+        <w:rPr>
+          <w:rFonts w:ascii="Times New Roman" w:eastAsiaTheme="minorEastAsia" w:hAnsi="Times New Roman" w:cs="Times New Roman"/>
+          <w:i/>
+          <w:sz w:val="28"/>
+          <w:szCs w:val="28"/>
+          <w:lang w:val="en-US"/>
+        </w:rPr>
+      </w:pPr>
+    </w:p>
+    <w:p>
+      <w:pPr>
+        <w:pStyle w:val="1"/>
+      </w:pPr>
+      <w:r>
+        <w:t>Период эффективности для новых алгоритмов и программного обеспечения составляет 1-2 года, что соответствует полученным расчетам.</w:t>
+      </w:r>
+    </w:p>
+    <w:p>
+      <w:pPr>
+        <w:pStyle w:val="1"/>
+      </w:pPr>
+    </w:p>
+    <w:p>
+      <w:pPr>
+        <w:pStyle w:val="3"/>
+        <w:spacing w:before="0" w:line="360" w:lineRule="auto"/>
+        <w:ind w:firstLine="709"/>
+        <w:rPr>
+          <w:rFonts w:ascii="Times New Roman" w:eastAsiaTheme="minorEastAsia" w:hAnsi="Times New Roman" w:cs="Times New Roman"/>
+          <w:color w:val="000000" w:themeColor="text1"/>
+          <w:sz w:val="28"/>
+        </w:rPr>
+      </w:pPr>
+      <w:r>
+        <w:rPr>
+          <w:rFonts w:ascii="Times New Roman" w:eastAsiaTheme="minorEastAsia" w:hAnsi="Times New Roman" w:cs="Times New Roman"/>
+          <w:color w:val="000000" w:themeColor="text1"/>
+          <w:sz w:val="28"/>
+          <w:lang w:val="en-US"/>
+        </w:rPr>
+        <w:t xml:space="preserve">4.3 </w:t>
+      </w:r>
+      <w:r>
+        <w:rPr>
+          <w:rFonts w:ascii="Times New Roman" w:eastAsiaTheme="minorEastAsia" w:hAnsi="Times New Roman" w:cs="Times New Roman"/>
+          <w:color w:val="000000" w:themeColor="text1"/>
+          <w:sz w:val="28"/>
+        </w:rPr>
+        <w:t>Планирование разработки</w:t>
+      </w:r>
+    </w:p>
+    <w:p>
+      <w:pPr>
+        <w:spacing w:after="0" w:line="360" w:lineRule="auto"/>
+        <w:ind w:firstLine="709"/>
+        <w:jc w:val="both"/>
+        <w:rPr>
+          <w:rFonts w:ascii="Times New Roman" w:hAnsi="Times New Roman" w:cs="Times New Roman"/>
+          <w:sz w:val="28"/>
+        </w:rPr>
+      </w:pPr>
+      <w:r>
+        <w:rPr>
+          <w:rFonts w:ascii="Times New Roman" w:hAnsi="Times New Roman" w:cs="Times New Roman"/>
+          <w:sz w:val="28"/>
+        </w:rPr>
+        <w:t>Планирование разработки – это определение трудоемкости работ, необходимых для создания программного обеспечения (</w:t>
+      </w:r>
+      <w:proofErr w:type="gramStart"/>
+      <w:r>
+        <w:rPr>
+          <w:rFonts w:ascii="Times New Roman" w:hAnsi="Times New Roman" w:cs="Times New Roman"/>
+          <w:sz w:val="28"/>
+        </w:rPr>
+        <w:t>ПО</w:t>
+      </w:r>
+      <w:proofErr w:type="gramEnd"/>
+      <w:r>
+        <w:rPr>
+          <w:rFonts w:ascii="Times New Roman" w:hAnsi="Times New Roman" w:cs="Times New Roman"/>
+          <w:sz w:val="28"/>
+        </w:rPr>
+        <w:t>)</w:t>
+      </w:r>
+      <w:r>
+        <w:rPr>
+          <w:rFonts w:ascii="Times New Roman" w:hAnsi="Times New Roman" w:cs="Times New Roman"/>
+          <w:sz w:val="28"/>
+        </w:rPr>
+        <w:t xml:space="preserve">. Планирование </w:t>
+      </w:r>
+      <w:r>
+        <w:rPr>
+          <w:rFonts w:ascii="Times New Roman" w:hAnsi="Times New Roman" w:cs="Times New Roman"/>
+          <w:sz w:val="28"/>
+        </w:rPr>
+        <w:t>выполнения разработки нужно для определения трудоемкости разработки, выявлении состава работ, необходимых для выполнения конкретной разработки, в расчете параметров, необходимых для построения сетевого графика разработки</w:t>
+      </w:r>
+    </w:p>
+    <w:p>
+      <w:pPr>
+        <w:pStyle w:val="4"/>
+        <w:spacing w:before="0" w:line="360" w:lineRule="auto"/>
+        <w:ind w:firstLine="709"/>
+        <w:rPr>
+          <w:rFonts w:ascii="Times New Roman" w:hAnsi="Times New Roman" w:cs="Times New Roman"/>
+          <w:i w:val="0"/>
+          <w:color w:val="000000" w:themeColor="text1"/>
+          <w:sz w:val="28"/>
+        </w:rPr>
+      </w:pPr>
+      <w:r>
+        <w:rPr>
+          <w:rFonts w:ascii="Times New Roman" w:hAnsi="Times New Roman" w:cs="Times New Roman"/>
+          <w:i w:val="0"/>
+          <w:color w:val="000000" w:themeColor="text1"/>
+          <w:sz w:val="28"/>
+        </w:rPr>
+        <w:t>4.3.1 Определение трудоемкости разработки</w:t>
+      </w:r>
+    </w:p>
+    <w:p>
+      <w:pPr>
+        <w:spacing w:after="0" w:line="360" w:lineRule="auto"/>
+        <w:ind w:firstLine="709"/>
+        <w:jc w:val="both"/>
+        <w:rPr>
+          <w:rFonts w:ascii="Times New Roman" w:hAnsi="Times New Roman" w:cs="Times New Roman"/>
+          <w:sz w:val="28"/>
+        </w:rPr>
+      </w:pPr>
+      <w:r>
+        <w:rPr>
+          <w:rFonts w:ascii="Times New Roman" w:hAnsi="Times New Roman" w:cs="Times New Roman"/>
+          <w:sz w:val="28"/>
+        </w:rPr>
+        <w:t xml:space="preserve">В рамках выполнения </w:t>
+      </w:r>
+      <w:r>
+        <w:rPr>
+          <w:rFonts w:ascii="Times New Roman" w:hAnsi="Times New Roman" w:cs="Times New Roman"/>
+          <w:sz w:val="28"/>
+        </w:rPr>
+        <w:t xml:space="preserve">дипломного </w:t>
+      </w:r>
+      <w:r>
+        <w:rPr>
+          <w:rFonts w:ascii="Times New Roman" w:hAnsi="Times New Roman" w:cs="Times New Roman"/>
+          <w:sz w:val="28"/>
+        </w:rPr>
+        <w:t xml:space="preserve">проекта по созданию программно-алгоритмического обеспечения для полунатурного стенда управления </w:t>
+      </w:r>
+      <w:proofErr w:type="spellStart"/>
+      <w:r>
+        <w:rPr>
+          <w:rFonts w:ascii="Times New Roman" w:hAnsi="Times New Roman" w:cs="Times New Roman"/>
+          <w:sz w:val="28"/>
+        </w:rPr>
+        <w:t>квадрокоптером</w:t>
+      </w:r>
+      <w:proofErr w:type="spellEnd"/>
+      <w:r>
+        <w:rPr>
+          <w:rFonts w:ascii="Times New Roman" w:hAnsi="Times New Roman" w:cs="Times New Roman"/>
+          <w:sz w:val="28"/>
+        </w:rPr>
+        <w:t>, включающего ин</w:t>
+      </w:r>
+      <w:r>
+        <w:rPr>
+          <w:rFonts w:ascii="Times New Roman" w:hAnsi="Times New Roman" w:cs="Times New Roman"/>
+          <w:sz w:val="28"/>
+        </w:rPr>
+        <w:t xml:space="preserve">теграцию реального оборудования, </w:t>
+      </w:r>
+      <w:r>
+        <w:rPr>
+          <w:rFonts w:ascii="Times New Roman" w:hAnsi="Times New Roman" w:cs="Times New Roman"/>
+          <w:sz w:val="28"/>
+        </w:rPr>
+        <w:lastRenderedPageBreak/>
+        <w:t xml:space="preserve">математическую модель движения, а также виртуальную среду AirSim на базе </w:t>
+      </w:r>
+      <w:proofErr w:type="spellStart"/>
+      <w:r>
+        <w:rPr>
+          <w:rFonts w:ascii="Times New Roman" w:hAnsi="Times New Roman" w:cs="Times New Roman"/>
+          <w:sz w:val="28"/>
+        </w:rPr>
         <w:t>Unreal</w:t>
       </w:r>
       <w:proofErr w:type="spellEnd"/>
       <w:r>
         <w:rPr>
-          <w:color w:val="000000" w:themeColor="text1"/>
+          <w:rFonts w:ascii="Times New Roman" w:hAnsi="Times New Roman" w:cs="Times New Roman"/>
           <w:sz w:val="28"/>
         </w:rPr>
         <w:t xml:space="preserve"> </w:t>
@@ -431,7 +6936,7 @@
       <w:proofErr w:type="spellStart"/>
       <w:r>
         <w:rPr>
-          <w:color w:val="000000" w:themeColor="text1"/>
+          <w:rFonts w:ascii="Times New Roman" w:hAnsi="Times New Roman" w:cs="Times New Roman"/>
           <w:sz w:val="28"/>
         </w:rPr>
         <w:t>Engine</w:t>
@@ -439,13 +6944,12 @@
       <w:proofErr w:type="spellEnd"/>
       <w:r>
         <w:rPr>
-          <w:color w:val="000000" w:themeColor="text1"/>
-          <w:sz w:val="28"/>
-        </w:rPr>
-        <w:t>.</w:t>
+          <w:rFonts w:ascii="Times New Roman" w:hAnsi="Times New Roman" w:cs="Times New Roman"/>
+          <w:sz w:val="28"/>
+        </w:rPr>
+        <w:t>, требуется определить трудоёмкость выполнения всех этапов разработки.</w:t>
       </w:r>
     </w:p>
-    <w:p/>
     <w:sectPr>
       <w:pgSz w:w="11906" w:h="16838"/>
       <w:pgMar w:top="1134" w:right="850" w:bottom="1134" w:left="1701" w:header="708" w:footer="708" w:gutter="0"/>
@@ -459,9 +6963,267 @@
 <file path=word/numbering.xml><?xml version="1.0" encoding="utf-8"?>
 <w:numbering xmlns:wpc="http://schemas.microsoft.com/office/word/2010/wordprocessingCanvas" xmlns:mc="http://schemas.openxmlformats.org/markup-compatibility/2006" xmlns:o="urn:schemas-microsoft-com:office:office" xmlns:r="http://schemas.openxmlformats.org/officeDocument/2006/relationships" xmlns:m="http://schemas.openxmlformats.org/officeDocument/2006/math" xmlns:v="urn:schemas-microsoft-com:vml" xmlns:wp14="http://schemas.microsoft.com/office/word/2010/wordprocessingDrawing" xmlns:wp="http://schemas.openxmlformats.org/drawingml/2006/wordprocessingDrawing" xmlns:w10="urn:schemas-microsoft-com:office:word" xmlns:w="http://schemas.openxmlformats.org/wordprocessingml/2006/main" xmlns:w14="http://schemas.microsoft.com/office/word/2010/wordml" xmlns:wpg="http://schemas.microsoft.com/office/word/2010/wordprocessingGroup" xmlns:wpi="http://schemas.microsoft.com/office/word/2010/wordprocessingInk" xmlns:wne="http://schemas.microsoft.com/office/word/2006/wordml" xmlns:wps="http://schemas.microsoft.com/office/word/2010/wordprocessingShape" mc:Ignorable="w14 wp14">
   <w:abstractNum w:abstractNumId="0">
+    <w:nsid w:val="008D4759"/>
+    <w:multiLevelType w:val="hybridMultilevel"/>
+    <w:tmpl w:val="A9D82E48"/>
+    <w:lvl w:ilvl="0" w:tplc="1396BE7A">
+      <w:start w:val="1"/>
+      <w:numFmt w:val="bullet"/>
+      <w:lvlText w:val=""/>
+      <w:lvlJc w:val="left"/>
+      <w:pPr>
+        <w:ind w:left="720" w:hanging="360"/>
+      </w:pPr>
+      <w:rPr>
+        <w:rFonts w:ascii="Symbol" w:hAnsi="Symbol" w:hint="default"/>
+      </w:rPr>
+    </w:lvl>
+    <w:lvl w:ilvl="1" w:tplc="04190003" w:tentative="1">
+      <w:start w:val="1"/>
+      <w:numFmt w:val="bullet"/>
+      <w:lvlText w:val="o"/>
+      <w:lvlJc w:val="left"/>
+      <w:pPr>
+        <w:ind w:left="1440" w:hanging="360"/>
+      </w:pPr>
+      <w:rPr>
+        <w:rFonts w:ascii="Courier New" w:hAnsi="Courier New" w:cs="Courier New" w:hint="default"/>
+      </w:rPr>
+    </w:lvl>
+    <w:lvl w:ilvl="2" w:tplc="04190005" w:tentative="1">
+      <w:start w:val="1"/>
+      <w:numFmt w:val="bullet"/>
+      <w:lvlText w:val=""/>
+      <w:lvlJc w:val="left"/>
+      <w:pPr>
+        <w:ind w:left="2160" w:hanging="360"/>
+      </w:pPr>
+      <w:rPr>
+        <w:rFonts w:ascii="Wingdings" w:hAnsi="Wingdings" w:hint="default"/>
+      </w:rPr>
+    </w:lvl>
+    <w:lvl w:ilvl="3" w:tplc="04190001" w:tentative="1">
+      <w:start w:val="1"/>
+      <w:numFmt w:val="bullet"/>
+      <w:lvlText w:val=""/>
+      <w:lvlJc w:val="left"/>
+      <w:pPr>
+        <w:ind w:left="2880" w:hanging="360"/>
+      </w:pPr>
+      <w:rPr>
+        <w:rFonts w:ascii="Symbol" w:hAnsi="Symbol" w:hint="default"/>
+      </w:rPr>
+    </w:lvl>
+    <w:lvl w:ilvl="4" w:tplc="04190003" w:tentative="1">
+      <w:start w:val="1"/>
+      <w:numFmt w:val="bullet"/>
+      <w:lvlText w:val="o"/>
+      <w:lvlJc w:val="left"/>
+      <w:pPr>
+        <w:ind w:left="3600" w:hanging="360"/>
+      </w:pPr>
+      <w:rPr>
+        <w:rFonts w:ascii="Courier New" w:hAnsi="Courier New" w:cs="Courier New" w:hint="default"/>
+      </w:rPr>
+    </w:lvl>
+    <w:lvl w:ilvl="5" w:tplc="04190005" w:tentative="1">
+      <w:start w:val="1"/>
+      <w:numFmt w:val="bullet"/>
+      <w:lvlText w:val=""/>
+      <w:lvlJc w:val="left"/>
+      <w:pPr>
+        <w:ind w:left="4320" w:hanging="360"/>
+      </w:pPr>
+      <w:rPr>
+        <w:rFonts w:ascii="Wingdings" w:hAnsi="Wingdings" w:hint="default"/>
+      </w:rPr>
+    </w:lvl>
+    <w:lvl w:ilvl="6" w:tplc="04190001" w:tentative="1">
+      <w:start w:val="1"/>
+      <w:numFmt w:val="bullet"/>
+      <w:lvlText w:val=""/>
+      <w:lvlJc w:val="left"/>
+      <w:pPr>
+        <w:ind w:left="5040" w:hanging="360"/>
+      </w:pPr>
+      <w:rPr>
+        <w:rFonts w:ascii="Symbol" w:hAnsi="Symbol" w:hint="default"/>
+      </w:rPr>
+    </w:lvl>
+    <w:lvl w:ilvl="7" w:tplc="04190003" w:tentative="1">
+      <w:start w:val="1"/>
+      <w:numFmt w:val="bullet"/>
+      <w:lvlText w:val="o"/>
+      <w:lvlJc w:val="left"/>
+      <w:pPr>
+        <w:ind w:left="5760" w:hanging="360"/>
+      </w:pPr>
+      <w:rPr>
+        <w:rFonts w:ascii="Courier New" w:hAnsi="Courier New" w:cs="Courier New" w:hint="default"/>
+      </w:rPr>
+    </w:lvl>
+    <w:lvl w:ilvl="8" w:tplc="04190005" w:tentative="1">
+      <w:start w:val="1"/>
+      <w:numFmt w:val="bullet"/>
+      <w:lvlText w:val=""/>
+      <w:lvlJc w:val="left"/>
+      <w:pPr>
+        <w:ind w:left="6480" w:hanging="360"/>
+      </w:pPr>
+      <w:rPr>
+        <w:rFonts w:ascii="Wingdings" w:hAnsi="Wingdings" w:hint="default"/>
+      </w:rPr>
+    </w:lvl>
+  </w:abstractNum>
+  <w:abstractNum w:abstractNumId="1">
     <w:nsid w:val="05525A79"/>
     <w:multiLevelType w:val="multilevel"/>
-    <w:tmpl w:val="219E29FE"/>
+    <w:tmpl w:val="52668DCE"/>
+    <w:lvl w:ilvl="0">
+      <w:start w:val="1"/>
+      <w:numFmt w:val="bullet"/>
+      <w:lvlText w:val=""/>
+      <w:lvlJc w:val="left"/>
+      <w:pPr>
+        <w:tabs>
+          <w:tab w:val="num" w:pos="720"/>
+        </w:tabs>
+        <w:ind w:left="720" w:hanging="360"/>
+      </w:pPr>
+      <w:rPr>
+        <w:rFonts w:ascii="Symbol" w:hAnsi="Symbol" w:hint="default"/>
+        <w:sz w:val="20"/>
+      </w:rPr>
+    </w:lvl>
+    <w:lvl w:ilvl="1">
+      <w:start w:val="4"/>
+      <w:numFmt w:val="bullet"/>
+      <w:lvlText w:val="-"/>
+      <w:lvlJc w:val="left"/>
+      <w:pPr>
+        <w:ind w:left="1440" w:hanging="360"/>
+      </w:pPr>
+      <w:rPr>
+        <w:rFonts w:ascii="Times New Roman" w:eastAsiaTheme="minorHAnsi" w:hAnsi="Times New Roman" w:cs="Times New Roman" w:hint="default"/>
+      </w:rPr>
+    </w:lvl>
+    <w:lvl w:ilvl="2" w:tentative="1">
+      <w:start w:val="1"/>
+      <w:numFmt w:val="bullet"/>
+      <w:lvlText w:val=""/>
+      <w:lvlJc w:val="left"/>
+      <w:pPr>
+        <w:tabs>
+          <w:tab w:val="num" w:pos="2160"/>
+        </w:tabs>
+        <w:ind w:left="2160" w:hanging="360"/>
+      </w:pPr>
+      <w:rPr>
+        <w:rFonts w:ascii="Wingdings" w:hAnsi="Wingdings" w:hint="default"/>
+        <w:sz w:val="20"/>
+      </w:rPr>
+    </w:lvl>
+    <w:lvl w:ilvl="3" w:tentative="1">
+      <w:start w:val="1"/>
+      <w:numFmt w:val="bullet"/>
+      <w:lvlText w:val=""/>
+      <w:lvlJc w:val="left"/>
+      <w:pPr>
+        <w:tabs>
+          <w:tab w:val="num" w:pos="2880"/>
+        </w:tabs>
+        <w:ind w:left="2880" w:hanging="360"/>
+      </w:pPr>
+      <w:rPr>
+        <w:rFonts w:ascii="Wingdings" w:hAnsi="Wingdings" w:hint="default"/>
+        <w:sz w:val="20"/>
+      </w:rPr>
+    </w:lvl>
+    <w:lvl w:ilvl="4" w:tentative="1">
+      <w:start w:val="1"/>
+      <w:numFmt w:val="bullet"/>
+      <w:lvlText w:val=""/>
+      <w:lvlJc w:val="left"/>
+      <w:pPr>
+        <w:tabs>
+          <w:tab w:val="num" w:pos="3600"/>
+        </w:tabs>
+        <w:ind w:left="3600" w:hanging="360"/>
+      </w:pPr>
+      <w:rPr>
+        <w:rFonts w:ascii="Wingdings" w:hAnsi="Wingdings" w:hint="default"/>
+        <w:sz w:val="20"/>
+      </w:rPr>
+    </w:lvl>
+    <w:lvl w:ilvl="5" w:tentative="1">
+      <w:start w:val="1"/>
+      <w:numFmt w:val="bullet"/>
+      <w:lvlText w:val=""/>
+      <w:lvlJc w:val="left"/>
+      <w:pPr>
+        <w:tabs>
+          <w:tab w:val="num" w:pos="4320"/>
+        </w:tabs>
+        <w:ind w:left="4320" w:hanging="360"/>
+      </w:pPr>
+      <w:rPr>
+        <w:rFonts w:ascii="Wingdings" w:hAnsi="Wingdings" w:hint="default"/>
+        <w:sz w:val="20"/>
+      </w:rPr>
+    </w:lvl>
+    <w:lvl w:ilvl="6" w:tentative="1">
+      <w:start w:val="1"/>
+      <w:numFmt w:val="bullet"/>
+      <w:lvlText w:val=""/>
+      <w:lvlJc w:val="left"/>
+      <w:pPr>
+        <w:tabs>
+          <w:tab w:val="num" w:pos="5040"/>
+        </w:tabs>
+        <w:ind w:left="5040" w:hanging="360"/>
+      </w:pPr>
+      <w:rPr>
+        <w:rFonts w:ascii="Wingdings" w:hAnsi="Wingdings" w:hint="default"/>
+        <w:sz w:val="20"/>
+      </w:rPr>
+    </w:lvl>
+    <w:lvl w:ilvl="7" w:tentative="1">
+      <w:start w:val="1"/>
+      <w:numFmt w:val="bullet"/>
+      <w:lvlText w:val=""/>
+      <w:lvlJc w:val="left"/>
+      <w:pPr>
+        <w:tabs>
+          <w:tab w:val="num" w:pos="5760"/>
+        </w:tabs>
+        <w:ind w:left="5760" w:hanging="360"/>
+      </w:pPr>
+      <w:rPr>
+        <w:rFonts w:ascii="Wingdings" w:hAnsi="Wingdings" w:hint="default"/>
+        <w:sz w:val="20"/>
+      </w:rPr>
+    </w:lvl>
+    <w:lvl w:ilvl="8" w:tentative="1">
+      <w:start w:val="1"/>
+      <w:numFmt w:val="bullet"/>
+      <w:lvlText w:val=""/>
+      <w:lvlJc w:val="left"/>
+      <w:pPr>
+        <w:tabs>
+          <w:tab w:val="num" w:pos="6480"/>
+        </w:tabs>
+        <w:ind w:left="6480" w:hanging="360"/>
+      </w:pPr>
+      <w:rPr>
+        <w:rFonts w:ascii="Wingdings" w:hAnsi="Wingdings" w:hint="default"/>
+        <w:sz w:val="20"/>
+      </w:rPr>
+    </w:lvl>
+  </w:abstractNum>
+  <w:abstractNum w:abstractNumId="2">
+    <w:nsid w:val="06C90AF2"/>
+    <w:multiLevelType w:val="multilevel"/>
+    <w:tmpl w:val="22022618"/>
     <w:lvl w:ilvl="0">
       <w:start w:val="1"/>
       <w:numFmt w:val="bullet"/>
@@ -607,7 +7369,7 @@
       </w:rPr>
     </w:lvl>
   </w:abstractNum>
-  <w:abstractNum w:abstractNumId="1">
+  <w:abstractNum w:abstractNumId="3">
     <w:nsid w:val="10873B8D"/>
     <w:multiLevelType w:val="multilevel"/>
     <w:tmpl w:val="A4C6EFAE"/>
@@ -756,7 +7518,93 @@
       </w:rPr>
     </w:lvl>
   </w:abstractNum>
-  <w:abstractNum w:abstractNumId="2">
+  <w:abstractNum w:abstractNumId="4">
+    <w:nsid w:val="26B35D7F"/>
+    <w:multiLevelType w:val="hybridMultilevel"/>
+    <w:tmpl w:val="38B4BBBA"/>
+    <w:lvl w:ilvl="0" w:tplc="0419000F">
+      <w:start w:val="1"/>
+      <w:numFmt w:val="decimal"/>
+      <w:lvlText w:val="%1."/>
+      <w:lvlJc w:val="left"/>
+      <w:pPr>
+        <w:ind w:left="720" w:hanging="360"/>
+      </w:pPr>
+    </w:lvl>
+    <w:lvl w:ilvl="1" w:tplc="04190019" w:tentative="1">
+      <w:start w:val="1"/>
+      <w:numFmt w:val="lowerLetter"/>
+      <w:lvlText w:val="%2."/>
+      <w:lvlJc w:val="left"/>
+      <w:pPr>
+        <w:ind w:left="1440" w:hanging="360"/>
+      </w:pPr>
+    </w:lvl>
+    <w:lvl w:ilvl="2" w:tplc="0419001B" w:tentative="1">
+      <w:start w:val="1"/>
+      <w:numFmt w:val="lowerRoman"/>
+      <w:lvlText w:val="%3."/>
+      <w:lvlJc w:val="right"/>
+      <w:pPr>
+        <w:ind w:left="2160" w:hanging="180"/>
+      </w:pPr>
+    </w:lvl>
+    <w:lvl w:ilvl="3" w:tplc="0419000F" w:tentative="1">
+      <w:start w:val="1"/>
+      <w:numFmt w:val="decimal"/>
+      <w:lvlText w:val="%4."/>
+      <w:lvlJc w:val="left"/>
+      <w:pPr>
+        <w:ind w:left="2880" w:hanging="360"/>
+      </w:pPr>
+    </w:lvl>
+    <w:lvl w:ilvl="4" w:tplc="04190019" w:tentative="1">
+      <w:start w:val="1"/>
+      <w:numFmt w:val="lowerLetter"/>
+      <w:lvlText w:val="%5."/>
+      <w:lvlJc w:val="left"/>
+      <w:pPr>
+        <w:ind w:left="3600" w:hanging="360"/>
+      </w:pPr>
+    </w:lvl>
+    <w:lvl w:ilvl="5" w:tplc="0419001B" w:tentative="1">
+      <w:start w:val="1"/>
+      <w:numFmt w:val="lowerRoman"/>
+      <w:lvlText w:val="%6."/>
+      <w:lvlJc w:val="right"/>
+      <w:pPr>
+        <w:ind w:left="4320" w:hanging="180"/>
+      </w:pPr>
+    </w:lvl>
+    <w:lvl w:ilvl="6" w:tplc="0419000F" w:tentative="1">
+      <w:start w:val="1"/>
+      <w:numFmt w:val="decimal"/>
+      <w:lvlText w:val="%7."/>
+      <w:lvlJc w:val="left"/>
+      <w:pPr>
+        <w:ind w:left="5040" w:hanging="360"/>
+      </w:pPr>
+    </w:lvl>
+    <w:lvl w:ilvl="7" w:tplc="04190019" w:tentative="1">
+      <w:start w:val="1"/>
+      <w:numFmt w:val="lowerLetter"/>
+      <w:lvlText w:val="%8."/>
+      <w:lvlJc w:val="left"/>
+      <w:pPr>
+        <w:ind w:left="5760" w:hanging="360"/>
+      </w:pPr>
+    </w:lvl>
+    <w:lvl w:ilvl="8" w:tplc="0419001B" w:tentative="1">
+      <w:start w:val="1"/>
+      <w:numFmt w:val="lowerRoman"/>
+      <w:lvlText w:val="%9."/>
+      <w:lvlJc w:val="right"/>
+      <w:pPr>
+        <w:ind w:left="6480" w:hanging="180"/>
+      </w:pPr>
+    </w:lvl>
+  </w:abstractNum>
+  <w:abstractNum w:abstractNumId="5">
     <w:nsid w:val="3D885A84"/>
     <w:multiLevelType w:val="multilevel"/>
     <w:tmpl w:val="6B948B3C"/>
@@ -905,7 +7753,7 @@
       </w:rPr>
     </w:lvl>
   </w:abstractNum>
-  <w:abstractNum w:abstractNumId="3">
+  <w:abstractNum w:abstractNumId="6">
     <w:nsid w:val="64097573"/>
     <w:multiLevelType w:val="multilevel"/>
     <w:tmpl w:val="235866D4"/>
@@ -1054,17 +7902,178 @@
       </w:rPr>
     </w:lvl>
   </w:abstractNum>
+  <w:abstractNum w:abstractNumId="7">
+    <w:nsid w:val="6DF51161"/>
+    <w:multiLevelType w:val="multilevel"/>
+    <w:tmpl w:val="C5AE5D64"/>
+    <w:lvl w:ilvl="0">
+      <w:start w:val="1"/>
+      <w:numFmt w:val="bullet"/>
+      <w:lvlText w:val=""/>
+      <w:lvlJc w:val="left"/>
+      <w:pPr>
+        <w:tabs>
+          <w:tab w:val="num" w:pos="720"/>
+        </w:tabs>
+        <w:ind w:left="720" w:hanging="360"/>
+      </w:pPr>
+      <w:rPr>
+        <w:rFonts w:ascii="Symbol" w:hAnsi="Symbol" w:hint="default"/>
+        <w:sz w:val="20"/>
+      </w:rPr>
+    </w:lvl>
+    <w:lvl w:ilvl="1" w:tentative="1">
+      <w:start w:val="1"/>
+      <w:numFmt w:val="bullet"/>
+      <w:lvlText w:val="o"/>
+      <w:lvlJc w:val="left"/>
+      <w:pPr>
+        <w:tabs>
+          <w:tab w:val="num" w:pos="1440"/>
+        </w:tabs>
+        <w:ind w:left="1440" w:hanging="360"/>
+      </w:pPr>
+      <w:rPr>
+        <w:rFonts w:ascii="Courier New" w:hAnsi="Courier New" w:hint="default"/>
+        <w:sz w:val="20"/>
+      </w:rPr>
+    </w:lvl>
+    <w:lvl w:ilvl="2" w:tentative="1">
+      <w:start w:val="1"/>
+      <w:numFmt w:val="bullet"/>
+      <w:lvlText w:val=""/>
+      <w:lvlJc w:val="left"/>
+      <w:pPr>
+        <w:tabs>
+          <w:tab w:val="num" w:pos="2160"/>
+        </w:tabs>
+        <w:ind w:left="2160" w:hanging="360"/>
+      </w:pPr>
+      <w:rPr>
+        <w:rFonts w:ascii="Wingdings" w:hAnsi="Wingdings" w:hint="default"/>
+        <w:sz w:val="20"/>
+      </w:rPr>
+    </w:lvl>
+    <w:lvl w:ilvl="3" w:tentative="1">
+      <w:start w:val="1"/>
+      <w:numFmt w:val="bullet"/>
+      <w:lvlText w:val=""/>
+      <w:lvlJc w:val="left"/>
+      <w:pPr>
+        <w:tabs>
+          <w:tab w:val="num" w:pos="2880"/>
+        </w:tabs>
+        <w:ind w:left="2880" w:hanging="360"/>
+      </w:pPr>
+      <w:rPr>
+        <w:rFonts w:ascii="Wingdings" w:hAnsi="Wingdings" w:hint="default"/>
+        <w:sz w:val="20"/>
+      </w:rPr>
+    </w:lvl>
+    <w:lvl w:ilvl="4" w:tentative="1">
+      <w:start w:val="1"/>
+      <w:numFmt w:val="bullet"/>
+      <w:lvlText w:val=""/>
+      <w:lvlJc w:val="left"/>
+      <w:pPr>
+        <w:tabs>
+          <w:tab w:val="num" w:pos="3600"/>
+        </w:tabs>
+        <w:ind w:left="3600" w:hanging="360"/>
+      </w:pPr>
+      <w:rPr>
+        <w:rFonts w:ascii="Wingdings" w:hAnsi="Wingdings" w:hint="default"/>
+        <w:sz w:val="20"/>
+      </w:rPr>
+    </w:lvl>
+    <w:lvl w:ilvl="5" w:tentative="1">
+      <w:start w:val="1"/>
+      <w:numFmt w:val="bullet"/>
+      <w:lvlText w:val=""/>
+      <w:lvlJc w:val="left"/>
+      <w:pPr>
+        <w:tabs>
+          <w:tab w:val="num" w:pos="4320"/>
+        </w:tabs>
+        <w:ind w:left="4320" w:hanging="360"/>
+      </w:pPr>
+      <w:rPr>
+        <w:rFonts w:ascii="Wingdings" w:hAnsi="Wingdings" w:hint="default"/>
+        <w:sz w:val="20"/>
+      </w:rPr>
+    </w:lvl>
+    <w:lvl w:ilvl="6" w:tentative="1">
+      <w:start w:val="1"/>
+      <w:numFmt w:val="bullet"/>
+      <w:lvlText w:val=""/>
+      <w:lvlJc w:val="left"/>
+      <w:pPr>
+        <w:tabs>
+          <w:tab w:val="num" w:pos="5040"/>
+        </w:tabs>
+        <w:ind w:left="5040" w:hanging="360"/>
+      </w:pPr>
+      <w:rPr>
+        <w:rFonts w:ascii="Wingdings" w:hAnsi="Wingdings" w:hint="default"/>
+        <w:sz w:val="20"/>
+      </w:rPr>
+    </w:lvl>
+    <w:lvl w:ilvl="7" w:tentative="1">
+      <w:start w:val="1"/>
+      <w:numFmt w:val="bullet"/>
+      <w:lvlText w:val=""/>
+      <w:lvlJc w:val="left"/>
+      <w:pPr>
+        <w:tabs>
+          <w:tab w:val="num" w:pos="5760"/>
+        </w:tabs>
+        <w:ind w:left="5760" w:hanging="360"/>
+      </w:pPr>
+      <w:rPr>
+        <w:rFonts w:ascii="Wingdings" w:hAnsi="Wingdings" w:hint="default"/>
+        <w:sz w:val="20"/>
+      </w:rPr>
+    </w:lvl>
+    <w:lvl w:ilvl="8" w:tentative="1">
+      <w:start w:val="1"/>
+      <w:numFmt w:val="bullet"/>
+      <w:lvlText w:val=""/>
+      <w:lvlJc w:val="left"/>
+      <w:pPr>
+        <w:tabs>
+          <w:tab w:val="num" w:pos="6480"/>
+        </w:tabs>
+        <w:ind w:left="6480" w:hanging="360"/>
+      </w:pPr>
+      <w:rPr>
+        <w:rFonts w:ascii="Wingdings" w:hAnsi="Wingdings" w:hint="default"/>
+        <w:sz w:val="20"/>
+      </w:rPr>
+    </w:lvl>
+  </w:abstractNum>
   <w:num w:numId="1">
+    <w:abstractNumId w:val="3"/>
+  </w:num>
+  <w:num w:numId="2">
+    <w:abstractNumId w:val="5"/>
+  </w:num>
+  <w:num w:numId="3">
     <w:abstractNumId w:val="1"/>
   </w:num>
-  <w:num w:numId="2">
-    <w:abstractNumId w:val="2"/>
+  <w:num w:numId="4">
+    <w:abstractNumId w:val="6"/>
   </w:num>
-  <w:num w:numId="3">
+  <w:num w:numId="5">
+    <w:abstractNumId w:val="4"/>
+  </w:num>
+  <w:num w:numId="6">
     <w:abstractNumId w:val="0"/>
   </w:num>
-  <w:num w:numId="4">
-    <w:abstractNumId w:val="3"/>
+  <w:num w:numId="7">
+    <w:abstractNumId w:val="7"/>
+  </w:num>
+  <w:num w:numId="8">
+    <w:abstractNumId w:val="2"/>
   </w:num>
 </w:numbering>
 </file>
@@ -1275,6 +8284,30 @@
       <w:color w:val="4F81BD" w:themeColor="accent1"/>
     </w:rPr>
   </w:style>
+  <w:style w:type="paragraph" w:styleId="4">
+    <w:name w:val="heading 4"/>
+    <w:basedOn w:val="a"/>
+    <w:next w:val="a"/>
+    <w:link w:val="40"/>
+    <w:uiPriority w:val="9"/>
+    <w:unhideWhenUsed/>
+    <w:qFormat/>
+    <w:rsid w:val="00D750AA"/>
+    <w:pPr>
+      <w:keepNext/>
+      <w:keepLines/>
+      <w:spacing w:before="200" w:after="0"/>
+      <w:outlineLvl w:val="3"/>
+    </w:pPr>
+    <w:rPr>
+      <w:rFonts w:asciiTheme="majorHAnsi" w:eastAsiaTheme="majorEastAsia" w:hAnsiTheme="majorHAnsi" w:cstheme="majorBidi"/>
+      <w:b/>
+      <w:bCs/>
+      <w:i/>
+      <w:iCs/>
+      <w:color w:val="4F81BD" w:themeColor="accent1"/>
+    </w:rPr>
+  </w:style>
   <w:style w:type="character" w:default="1" w:styleId="a0">
     <w:name w:val="Default Paragraph Font"/>
     <w:uiPriority w:val="1"/>
@@ -1334,7 +8367,6 @@
     <w:name w:val="Normal (Web)"/>
     <w:basedOn w:val="a"/>
     <w:uiPriority w:val="99"/>
-    <w:semiHidden/>
     <w:unhideWhenUsed/>
     <w:rsid w:val="007B2D29"/>
     <w:pPr>
@@ -1356,6 +8388,113 @@
     <w:rPr>
       <w:b/>
       <w:bCs/>
+    </w:rPr>
+  </w:style>
+  <w:style w:type="character" w:customStyle="1" w:styleId="40">
+    <w:name w:val="Заголовок 4 Знак"/>
+    <w:basedOn w:val="a0"/>
+    <w:link w:val="4"/>
+    <w:uiPriority w:val="9"/>
+    <w:rsid w:val="00D750AA"/>
+    <w:rPr>
+      <w:rFonts w:asciiTheme="majorHAnsi" w:eastAsiaTheme="majorEastAsia" w:hAnsiTheme="majorHAnsi" w:cstheme="majorBidi"/>
+      <w:b/>
+      <w:bCs/>
+      <w:i/>
+      <w:iCs/>
+      <w:color w:val="4F81BD" w:themeColor="accent1"/>
+    </w:rPr>
+  </w:style>
+  <w:style w:type="paragraph" w:styleId="a5">
+    <w:name w:val="List Paragraph"/>
+    <w:basedOn w:val="a"/>
+    <w:uiPriority w:val="34"/>
+    <w:qFormat/>
+    <w:rsid w:val="002645F7"/>
+    <w:pPr>
+      <w:ind w:left="720"/>
+      <w:contextualSpacing/>
+    </w:pPr>
+  </w:style>
+  <w:style w:type="table" w:styleId="a6">
+    <w:name w:val="Table Grid"/>
+    <w:basedOn w:val="a1"/>
+    <w:uiPriority w:val="59"/>
+    <w:rsid w:val="002648A4"/>
+    <w:pPr>
+      <w:spacing w:after="0" w:line="240" w:lineRule="auto"/>
+    </w:pPr>
+    <w:tblPr>
+      <w:tblBorders>
+        <w:top w:val="single" w:sz="4" w:space="0" w:color="auto"/>
+        <w:left w:val="single" w:sz="4" w:space="0" w:color="auto"/>
+        <w:bottom w:val="single" w:sz="4" w:space="0" w:color="auto"/>
+        <w:right w:val="single" w:sz="4" w:space="0" w:color="auto"/>
+        <w:insideH w:val="single" w:sz="4" w:space="0" w:color="auto"/>
+        <w:insideV w:val="single" w:sz="4" w:space="0" w:color="auto"/>
+      </w:tblBorders>
+    </w:tblPr>
+  </w:style>
+  <w:style w:type="paragraph" w:customStyle="1" w:styleId="1">
+    <w:name w:val="Стиль1"/>
+    <w:basedOn w:val="a"/>
+    <w:link w:val="10"/>
+    <w:qFormat/>
+    <w:rsid w:val="00546848"/>
+    <w:pPr>
+      <w:spacing w:after="0" w:line="360" w:lineRule="auto"/>
+      <w:ind w:firstLine="709"/>
+      <w:jc w:val="both"/>
+    </w:pPr>
+    <w:rPr>
+      <w:rFonts w:ascii="Times New Roman" w:hAnsi="Times New Roman" w:cs="Times New Roman"/>
+      <w:kern w:val="2"/>
+      <w:sz w:val="28"/>
+      <w:szCs w:val="28"/>
+      <w14:ligatures w14:val="standardContextual"/>
+    </w:rPr>
+  </w:style>
+  <w:style w:type="character" w:customStyle="1" w:styleId="10">
+    <w:name w:val="Стиль1 Знак"/>
+    <w:basedOn w:val="a0"/>
+    <w:link w:val="1"/>
+    <w:rsid w:val="00546848"/>
+    <w:rPr>
+      <w:rFonts w:ascii="Times New Roman" w:hAnsi="Times New Roman" w:cs="Times New Roman"/>
+      <w:kern w:val="2"/>
+      <w:sz w:val="28"/>
+      <w:szCs w:val="28"/>
+      <w14:ligatures w14:val="standardContextual"/>
+    </w:rPr>
+  </w:style>
+  <w:style w:type="paragraph" w:styleId="a7">
+    <w:name w:val="Balloon Text"/>
+    <w:basedOn w:val="a"/>
+    <w:link w:val="a8"/>
+    <w:uiPriority w:val="99"/>
+    <w:semiHidden/>
+    <w:unhideWhenUsed/>
+    <w:rsid w:val="00546848"/>
+    <w:pPr>
+      <w:spacing w:after="0" w:line="240" w:lineRule="auto"/>
+    </w:pPr>
+    <w:rPr>
+      <w:rFonts w:ascii="Tahoma" w:hAnsi="Tahoma" w:cs="Tahoma"/>
+      <w:sz w:val="16"/>
+      <w:szCs w:val="16"/>
+    </w:rPr>
+  </w:style>
+  <w:style w:type="character" w:customStyle="1" w:styleId="a8">
+    <w:name w:val="Текст выноски Знак"/>
+    <w:basedOn w:val="a0"/>
+    <w:link w:val="a7"/>
+    <w:uiPriority w:val="99"/>
+    <w:semiHidden/>
+    <w:rsid w:val="00546848"/>
+    <w:rPr>
+      <w:rFonts w:ascii="Tahoma" w:hAnsi="Tahoma" w:cs="Tahoma"/>
+      <w:sz w:val="16"/>
+      <w:szCs w:val="16"/>
     </w:rPr>
   </w:style>
 </w:styles>
@@ -1567,6 +8706,30 @@
       <w:color w:val="4F81BD" w:themeColor="accent1"/>
     </w:rPr>
   </w:style>
+  <w:style w:type="paragraph" w:styleId="4">
+    <w:name w:val="heading 4"/>
+    <w:basedOn w:val="a"/>
+    <w:next w:val="a"/>
+    <w:link w:val="40"/>
+    <w:uiPriority w:val="9"/>
+    <w:unhideWhenUsed/>
+    <w:qFormat/>
+    <w:rsid w:val="00D750AA"/>
+    <w:pPr>
+      <w:keepNext/>
+      <w:keepLines/>
+      <w:spacing w:before="200" w:after="0"/>
+      <w:outlineLvl w:val="3"/>
+    </w:pPr>
+    <w:rPr>
+      <w:rFonts w:asciiTheme="majorHAnsi" w:eastAsiaTheme="majorEastAsia" w:hAnsiTheme="majorHAnsi" w:cstheme="majorBidi"/>
+      <w:b/>
+      <w:bCs/>
+      <w:i/>
+      <w:iCs/>
+      <w:color w:val="4F81BD" w:themeColor="accent1"/>
+    </w:rPr>
+  </w:style>
   <w:style w:type="character" w:default="1" w:styleId="a0">
     <w:name w:val="Default Paragraph Font"/>
     <w:uiPriority w:val="1"/>
@@ -1626,7 +8789,6 @@
     <w:name w:val="Normal (Web)"/>
     <w:basedOn w:val="a"/>
     <w:uiPriority w:val="99"/>
-    <w:semiHidden/>
     <w:unhideWhenUsed/>
     <w:rsid w:val="007B2D29"/>
     <w:pPr>
@@ -1648,6 +8810,113 @@
     <w:rPr>
       <w:b/>
       <w:bCs/>
+    </w:rPr>
+  </w:style>
+  <w:style w:type="character" w:customStyle="1" w:styleId="40">
+    <w:name w:val="Заголовок 4 Знак"/>
+    <w:basedOn w:val="a0"/>
+    <w:link w:val="4"/>
+    <w:uiPriority w:val="9"/>
+    <w:rsid w:val="00D750AA"/>
+    <w:rPr>
+      <w:rFonts w:asciiTheme="majorHAnsi" w:eastAsiaTheme="majorEastAsia" w:hAnsiTheme="majorHAnsi" w:cstheme="majorBidi"/>
+      <w:b/>
+      <w:bCs/>
+      <w:i/>
+      <w:iCs/>
+      <w:color w:val="4F81BD" w:themeColor="accent1"/>
+    </w:rPr>
+  </w:style>
+  <w:style w:type="paragraph" w:styleId="a5">
+    <w:name w:val="List Paragraph"/>
+    <w:basedOn w:val="a"/>
+    <w:uiPriority w:val="34"/>
+    <w:qFormat/>
+    <w:rsid w:val="002645F7"/>
+    <w:pPr>
+      <w:ind w:left="720"/>
+      <w:contextualSpacing/>
+    </w:pPr>
+  </w:style>
+  <w:style w:type="table" w:styleId="a6">
+    <w:name w:val="Table Grid"/>
+    <w:basedOn w:val="a1"/>
+    <w:uiPriority w:val="59"/>
+    <w:rsid w:val="002648A4"/>
+    <w:pPr>
+      <w:spacing w:after="0" w:line="240" w:lineRule="auto"/>
+    </w:pPr>
+    <w:tblPr>
+      <w:tblBorders>
+        <w:top w:val="single" w:sz="4" w:space="0" w:color="auto"/>
+        <w:left w:val="single" w:sz="4" w:space="0" w:color="auto"/>
+        <w:bottom w:val="single" w:sz="4" w:space="0" w:color="auto"/>
+        <w:right w:val="single" w:sz="4" w:space="0" w:color="auto"/>
+        <w:insideH w:val="single" w:sz="4" w:space="0" w:color="auto"/>
+        <w:insideV w:val="single" w:sz="4" w:space="0" w:color="auto"/>
+      </w:tblBorders>
+    </w:tblPr>
+  </w:style>
+  <w:style w:type="paragraph" w:customStyle="1" w:styleId="1">
+    <w:name w:val="Стиль1"/>
+    <w:basedOn w:val="a"/>
+    <w:link w:val="10"/>
+    <w:qFormat/>
+    <w:rsid w:val="00546848"/>
+    <w:pPr>
+      <w:spacing w:after="0" w:line="360" w:lineRule="auto"/>
+      <w:ind w:firstLine="709"/>
+      <w:jc w:val="both"/>
+    </w:pPr>
+    <w:rPr>
+      <w:rFonts w:ascii="Times New Roman" w:hAnsi="Times New Roman" w:cs="Times New Roman"/>
+      <w:kern w:val="2"/>
+      <w:sz w:val="28"/>
+      <w:szCs w:val="28"/>
+      <w14:ligatures w14:val="standardContextual"/>
+    </w:rPr>
+  </w:style>
+  <w:style w:type="character" w:customStyle="1" w:styleId="10">
+    <w:name w:val="Стиль1 Знак"/>
+    <w:basedOn w:val="a0"/>
+    <w:link w:val="1"/>
+    <w:rsid w:val="00546848"/>
+    <w:rPr>
+      <w:rFonts w:ascii="Times New Roman" w:hAnsi="Times New Roman" w:cs="Times New Roman"/>
+      <w:kern w:val="2"/>
+      <w:sz w:val="28"/>
+      <w:szCs w:val="28"/>
+      <w14:ligatures w14:val="standardContextual"/>
+    </w:rPr>
+  </w:style>
+  <w:style w:type="paragraph" w:styleId="a7">
+    <w:name w:val="Balloon Text"/>
+    <w:basedOn w:val="a"/>
+    <w:link w:val="a8"/>
+    <w:uiPriority w:val="99"/>
+    <w:semiHidden/>
+    <w:unhideWhenUsed/>
+    <w:rsid w:val="00546848"/>
+    <w:pPr>
+      <w:spacing w:after="0" w:line="240" w:lineRule="auto"/>
+    </w:pPr>
+    <w:rPr>
+      <w:rFonts w:ascii="Tahoma" w:hAnsi="Tahoma" w:cs="Tahoma"/>
+      <w:sz w:val="16"/>
+      <w:szCs w:val="16"/>
+    </w:rPr>
+  </w:style>
+  <w:style w:type="character" w:customStyle="1" w:styleId="a8">
+    <w:name w:val="Текст выноски Знак"/>
+    <w:basedOn w:val="a0"/>
+    <w:link w:val="a7"/>
+    <w:uiPriority w:val="99"/>
+    <w:semiHidden/>
+    <w:rsid w:val="00546848"/>
+    <w:rPr>
+      <w:rFonts w:ascii="Tahoma" w:hAnsi="Tahoma" w:cs="Tahoma"/>
+      <w:sz w:val="16"/>
+      <w:szCs w:val="16"/>
     </w:rPr>
   </w:style>
 </w:styles>
@@ -1936,4 +9205,16 @@
   <a:objectDefaults/>
   <a:extraClrSchemeLst/>
 </a:theme>
+</file>
+
+<file path=customXml/item1.xml><?xml version="1.0" encoding="utf-8"?>
+<b:Sources xmlns:b="http://schemas.openxmlformats.org/officeDocument/2006/bibliography" xmlns="http://schemas.openxmlformats.org/officeDocument/2006/bibliography" SelectedStyle="\APA.XSL" StyleName="APA"/>
+</file>
+
+<file path=customXml/itemProps1.xml><?xml version="1.0" encoding="utf-8"?>
+<ds:datastoreItem xmlns:ds="http://schemas.openxmlformats.org/officeDocument/2006/customXml" ds:itemID="{19B08DE6-8F5E-41C0-B81F-E5352ACCD843}">
+  <ds:schemaRefs>
+    <ds:schemaRef ds:uri="http://schemas.openxmlformats.org/officeDocument/2006/bibliography"/>
+  </ds:schemaRefs>
+</ds:datastoreItem>
 </file>